--- a/Fase 2/Evidencias Proyecto/Evidencias de documentacion/Plantilla Resumen Reunion Retrospectiva Sprint 1.docx
+++ b/Fase 2/Evidencias Proyecto/Evidencias de documentacion/Plantilla Resumen Reunion Retrospectiva Sprint 1.docx
@@ -1,38 +1,28 @@
 
 <file path=word/document.xml><?xml version="1.0" encoding="utf-8"?>
-<w:document xmlns:mc="http://schemas.openxmlformats.org/markup-compatibility/2006" xmlns:o="urn:schemas-microsoft-com:office:office" xmlns:r="http://schemas.openxmlformats.org/officeDocument/2006/relationships" xmlns:m="http://schemas.openxmlformats.org/officeDocument/2006/math" xmlns:v="urn:schemas-microsoft-com:vml" xmlns:wp="http://schemas.openxmlformats.org/drawingml/2006/wordprocessingDrawing" xmlns:w10="urn:schemas-microsoft-com:office:word" xmlns:w="http://schemas.openxmlformats.org/wordprocessingml/2006/main" xmlns:wne="http://schemas.microsoft.com/office/word/2006/wordml" xmlns:sl="http://schemas.openxmlformats.org/schemaLibrary/2006/main" xmlns:a="http://schemas.openxmlformats.org/drawingml/2006/main" xmlns:pic="http://schemas.openxmlformats.org/drawingml/2006/picture" xmlns:c="http://schemas.openxmlformats.org/drawingml/2006/chart" xmlns:lc="http://schemas.openxmlformats.org/drawingml/2006/lockedCanvas" xmlns:dgm="http://schemas.openxmlformats.org/drawingml/2006/diagram" xmlns:wps="http://schemas.microsoft.com/office/word/2010/wordprocessingShape" xmlns:wpg="http://schemas.microsoft.com/office/word/2010/wordprocessingGroup" xmlns:w14="http://schemas.microsoft.com/office/word/2010/wordml" xmlns:w15="http://schemas.microsoft.com/office/word/2012/wordml" xmlns:w16="http://schemas.microsoft.com/office/word/2018/wordml" xmlns:w16cex="http://schemas.microsoft.com/office/word/2018/wordml/cex" xmlns:w16cid="http://schemas.microsoft.com/office/word/2016/wordml/cid" xmlns="http://schemas.microsoft.com/office/tasks/2019/documenttasks" xmlns:cr="http://schemas.microsoft.com/office/comments/2020/reactions">
+<w:document xmlns:wpc="http://schemas.microsoft.com/office/word/2010/wordprocessingCanvas" xmlns:cx="http://schemas.microsoft.com/office/drawing/2014/chartex" xmlns:cx1="http://schemas.microsoft.com/office/drawing/2015/9/8/chartex" xmlns:cx2="http://schemas.microsoft.com/office/drawing/2015/10/21/chartex" xmlns:cx3="http://schemas.microsoft.com/office/drawing/2016/5/9/chartex" xmlns:cx4="http://schemas.microsoft.com/office/drawing/2016/5/10/chartex" xmlns:cx5="http://schemas.microsoft.com/office/drawing/2016/5/11/chartex" xmlns:cx6="http://schemas.microsoft.com/office/drawing/2016/5/12/chartex" xmlns:cx7="http://schemas.microsoft.com/office/drawing/2016/5/13/chartex" xmlns:cx8="http://schemas.microsoft.com/office/drawing/2016/5/14/chartex" xmlns:mc="http://schemas.openxmlformats.org/markup-compatibility/2006" xmlns:aink="http://schemas.microsoft.com/office/drawing/2016/ink" xmlns:am3d="http://schemas.microsoft.com/office/drawing/2017/model3d" xmlns:o="urn:schemas-microsoft-com:office:office" xmlns:oel="http://schemas.microsoft.com/office/2019/extlst" xmlns:r="http://schemas.openxmlformats.org/officeDocument/2006/relationships" xmlns:m="http://schemas.openxmlformats.org/officeDocument/2006/math" xmlns:v="urn:schemas-microsoft-com:vml" xmlns:wp14="http://schemas.microsoft.com/office/word/2010/wordprocessingDrawing" xmlns:wp="http://schemas.openxmlformats.org/drawingml/2006/wordprocessingDrawing" xmlns:w10="urn:schemas-microsoft-com:office:word" xmlns:w="http://schemas.openxmlformats.org/wordprocessingml/2006/main" xmlns:w14="http://schemas.microsoft.com/office/word/2010/wordml" xmlns:w15="http://schemas.microsoft.com/office/word/2012/wordml" xmlns:w16cex="http://schemas.microsoft.com/office/word/2018/wordml/cex" xmlns:w16cid="http://schemas.microsoft.com/office/word/2016/wordml/cid" xmlns:w16="http://schemas.microsoft.com/office/word/2018/wordml" xmlns:w16du="http://schemas.microsoft.com/office/word/2023/wordml/word16du" xmlns:w16sdtdh="http://schemas.microsoft.com/office/word/2020/wordml/sdtdatahash" xmlns:w16sdtfl="http://schemas.microsoft.com/office/word/2024/wordml/sdtformatlock" xmlns:w16se="http://schemas.microsoft.com/office/word/2015/wordml/symex" xmlns:wpg="http://schemas.microsoft.com/office/word/2010/wordprocessingGroup" xmlns:wpi="http://schemas.microsoft.com/office/word/2010/wordprocessingInk" xmlns:wne="http://schemas.microsoft.com/office/word/2006/wordml" xmlns:wps="http://schemas.microsoft.com/office/word/2010/wordprocessingShape" mc:Ignorable="w14 w15 w16se w16cid w16 w16cex w16sdtdh w16sdtfl w16du wp14">
   <w:body>
     <w:p>
       <w:pPr>
         <w:spacing w:after="0" w:line="240" w:lineRule="auto"/>
         <w:jc w:val="center"/>
         <w:rPr>
-          <w:rFonts w:ascii="Arial" w:cs="Arial" w:eastAsia="Arial" w:hAnsi="Arial"/>
-          <w:b w:val="0"/>
-          <w:bCs w:val="0"/>
+          <w:rFonts w:ascii="Arial" w:eastAsia="Arial" w:hAnsi="Arial" w:cs="Arial"/>
           <w:color w:val="000000"/>
           <w:sz w:val="36"/>
           <w:szCs w:val="36"/>
-          <w:vertAlign w:val="baseline"/>
         </w:rPr>
       </w:pPr>
       <w:r>
         <w:rPr>
-          <w:rFonts w:ascii="Arial" w:cs="Arial" w:eastAsia="Arial" w:hAnsi="Arial"/>
-          <w:b w:val="1"/>
-          <w:bCs w:val="1"/>
+          <w:rFonts w:ascii="Arial" w:eastAsia="Arial" w:hAnsi="Arial" w:cs="Arial"/>
+          <w:b/>
+          <w:bCs/>
           <w:color w:val="000000"/>
           <w:sz w:val="36"/>
           <w:szCs w:val="36"/>
-          <w:vertAlign w:val="baseline"/>
-          <w:rtl w:val="0"/>
         </w:rPr>
         <w:t xml:space="preserve">Resumen de la </w:t>
-      </w:r>
-      <w:r>
-        <w:rPr>
-          <w:rtl w:val="0"/>
-        </w:rPr>
       </w:r>
     </w:p>
     <w:p>
@@ -40,268 +30,196 @@
         <w:spacing w:after="0" w:line="240" w:lineRule="auto"/>
         <w:jc w:val="center"/>
         <w:rPr>
-          <w:rFonts w:ascii="Arial" w:cs="Arial" w:eastAsia="Arial" w:hAnsi="Arial"/>
-          <w:b w:val="0"/>
-          <w:bCs w:val="0"/>
+          <w:rFonts w:ascii="Arial" w:eastAsia="Arial" w:hAnsi="Arial" w:cs="Arial"/>
           <w:color w:val="000000"/>
           <w:sz w:val="36"/>
           <w:szCs w:val="36"/>
-          <w:vertAlign w:val="baseline"/>
         </w:rPr>
       </w:pPr>
       <w:r>
         <w:rPr>
-          <w:rFonts w:ascii="Arial" w:cs="Arial" w:eastAsia="Arial" w:hAnsi="Arial"/>
-          <w:b w:val="1"/>
-          <w:bCs w:val="1"/>
+          <w:rFonts w:ascii="Arial" w:eastAsia="Arial" w:hAnsi="Arial" w:cs="Arial"/>
+          <w:b/>
+          <w:bCs/>
           <w:color w:val="000000"/>
           <w:sz w:val="36"/>
           <w:szCs w:val="36"/>
-          <w:vertAlign w:val="baseline"/>
-          <w:rtl w:val="0"/>
-        </w:rPr>
-        <w:t xml:space="preserve">Reunión Retrospectiva</w:t>
-      </w:r>
-      <w:r>
-        <w:rPr>
-          <w:rtl w:val="0"/>
-        </w:rPr>
+        </w:rPr>
+        <w:t>Reunión Retrospectiva</w:t>
       </w:r>
     </w:p>
     <w:p>
       <w:pPr>
         <w:spacing w:after="0" w:line="240" w:lineRule="auto"/>
         <w:rPr>
-          <w:rFonts w:ascii="Arial" w:cs="Arial" w:eastAsia="Arial" w:hAnsi="Arial"/>
-          <w:b w:val="0"/>
-          <w:bCs w:val="0"/>
-          <w:color w:val="365f91"/>
+          <w:rFonts w:ascii="Arial" w:eastAsia="Arial" w:hAnsi="Arial" w:cs="Arial"/>
+          <w:color w:val="365F91"/>
           <w:sz w:val="24"/>
           <w:szCs w:val="24"/>
-          <w:vertAlign w:val="baseline"/>
+        </w:rPr>
+      </w:pPr>
+    </w:p>
+    <w:p>
+      <w:pPr>
+        <w:spacing w:after="0" w:line="240" w:lineRule="auto"/>
+        <w:rPr>
+          <w:rFonts w:ascii="Arial" w:eastAsia="Arial" w:hAnsi="Arial" w:cs="Arial"/>
+          <w:color w:val="365F91"/>
+          <w:sz w:val="24"/>
+          <w:szCs w:val="24"/>
+        </w:rPr>
+      </w:pPr>
+    </w:p>
+    <w:p>
+      <w:pPr>
+        <w:spacing w:after="0" w:line="240" w:lineRule="auto"/>
+        <w:rPr>
+          <w:rFonts w:ascii="Arial" w:eastAsia="Arial" w:hAnsi="Arial" w:cs="Arial"/>
+          <w:color w:val="365F91"/>
+          <w:sz w:val="24"/>
+          <w:szCs w:val="24"/>
         </w:rPr>
       </w:pPr>
       <w:r>
         <w:rPr>
-          <w:rtl w:val="0"/>
-        </w:rPr>
+          <w:rFonts w:ascii="Arial" w:eastAsia="Arial" w:hAnsi="Arial" w:cs="Arial"/>
+          <w:b/>
+          <w:bCs/>
+          <w:color w:val="365F91"/>
+          <w:sz w:val="24"/>
+          <w:szCs w:val="24"/>
+        </w:rPr>
+        <w:t>Información de la empresa y proyecto:</w:t>
       </w:r>
     </w:p>
     <w:p>
       <w:pPr>
         <w:spacing w:after="0" w:line="240" w:lineRule="auto"/>
         <w:rPr>
-          <w:rFonts w:ascii="Arial" w:cs="Arial" w:eastAsia="Arial" w:hAnsi="Arial"/>
-          <w:b w:val="0"/>
-          <w:bCs w:val="0"/>
-          <w:color w:val="365f91"/>
+          <w:rFonts w:ascii="Arial" w:eastAsia="Arial" w:hAnsi="Arial" w:cs="Arial"/>
+          <w:color w:val="365F91"/>
           <w:sz w:val="24"/>
           <w:szCs w:val="24"/>
-          <w:vertAlign w:val="baseline"/>
-        </w:rPr>
-      </w:pPr>
-      <w:r>
-        <w:rPr>
-          <w:rtl w:val="0"/>
-        </w:rPr>
-      </w:r>
-    </w:p>
-    <w:p>
-      <w:pPr>
-        <w:spacing w:after="0" w:line="240" w:lineRule="auto"/>
-        <w:rPr>
-          <w:rFonts w:ascii="Arial" w:cs="Arial" w:eastAsia="Arial" w:hAnsi="Arial"/>
-          <w:b w:val="0"/>
-          <w:bCs w:val="0"/>
-          <w:color w:val="365f91"/>
-          <w:sz w:val="24"/>
-          <w:szCs w:val="24"/>
-          <w:vertAlign w:val="baseline"/>
-        </w:rPr>
-      </w:pPr>
-      <w:r>
-        <w:rPr>
-          <w:rFonts w:ascii="Arial" w:cs="Arial" w:eastAsia="Arial" w:hAnsi="Arial"/>
-          <w:b w:val="1"/>
-          <w:bCs w:val="1"/>
-          <w:color w:val="365f91"/>
-          <w:sz w:val="24"/>
-          <w:szCs w:val="24"/>
-          <w:vertAlign w:val="baseline"/>
-          <w:rtl w:val="0"/>
-        </w:rPr>
-        <w:t xml:space="preserve">Información de la empresa y proyecto:</w:t>
-      </w:r>
-      <w:r>
-        <w:rPr>
-          <w:rtl w:val="0"/>
-        </w:rPr>
-      </w:r>
-    </w:p>
-    <w:p>
-      <w:pPr>
-        <w:spacing w:after="0" w:line="240" w:lineRule="auto"/>
-        <w:rPr>
-          <w:rFonts w:ascii="Arial" w:cs="Arial" w:eastAsia="Arial" w:hAnsi="Arial"/>
-          <w:b w:val="0"/>
-          <w:bCs w:val="0"/>
-          <w:color w:val="365f91"/>
-          <w:sz w:val="24"/>
-          <w:szCs w:val="24"/>
-          <w:vertAlign w:val="baseline"/>
-        </w:rPr>
-      </w:pPr>
-      <w:r>
-        <w:rPr>
-          <w:rtl w:val="0"/>
-        </w:rPr>
-      </w:r>
+        </w:rPr>
+      </w:pPr>
     </w:p>
     <w:tbl>
       <w:tblPr>
-        <w:tblStyle w:val="Table1"/>
-        <w:tblW w:w="8870.0" w:type="dxa"/>
-        <w:jc w:val="left"/>
+        <w:tblStyle w:val="a2"/>
+        <w:tblW w:w="8870" w:type="dxa"/>
+        <w:tblInd w:w="0" w:type="dxa"/>
         <w:tblBorders>
-          <w:top w:color="000000" w:space="0" w:sz="4" w:val="single"/>
-          <w:left w:color="000000" w:space="0" w:sz="4" w:val="single"/>
-          <w:bottom w:color="000000" w:space="0" w:sz="4" w:val="single"/>
-          <w:right w:color="000000" w:space="0" w:sz="4" w:val="single"/>
-          <w:insideH w:color="000000" w:space="0" w:sz="4" w:val="single"/>
-          <w:insideV w:color="000000" w:space="0" w:sz="4" w:val="single"/>
+          <w:top w:val="single" w:sz="4" w:space="0" w:color="000000"/>
+          <w:left w:val="single" w:sz="4" w:space="0" w:color="000000"/>
+          <w:bottom w:val="single" w:sz="4" w:space="0" w:color="000000"/>
+          <w:right w:val="single" w:sz="4" w:space="0" w:color="000000"/>
+          <w:insideH w:val="single" w:sz="4" w:space="0" w:color="000000"/>
+          <w:insideV w:val="single" w:sz="4" w:space="0" w:color="000000"/>
         </w:tblBorders>
         <w:tblLayout w:type="fixed"/>
-        <w:tblLook w:val="0000"/>
+        <w:tblLook w:val="0000" w:firstRow="0" w:lastRow="0" w:firstColumn="0" w:lastColumn="0" w:noHBand="0" w:noVBand="0"/>
       </w:tblPr>
       <w:tblGrid>
         <w:gridCol w:w="2835"/>
         <w:gridCol w:w="6035"/>
-        <w:tblGridChange w:id="0">
-          <w:tblGrid>
-            <w:gridCol w:w="2835"/>
-            <w:gridCol w:w="6035"/>
-          </w:tblGrid>
-        </w:tblGridChange>
       </w:tblGrid>
       <w:tr>
-        <w:trPr>
-          <w:cantSplit w:val="0"/>
-          <w:tblHeader w:val="0"/>
-        </w:trPr>
         <w:tc>
           <w:tcPr>
-            <w:vAlign w:val="top"/>
+            <w:tcW w:w="2835" w:type="dxa"/>
           </w:tcPr>
           <w:p>
             <w:pPr>
               <w:spacing w:after="0" w:line="240" w:lineRule="auto"/>
               <w:rPr>
-                <w:rFonts w:ascii="Arial" w:cs="Arial" w:eastAsia="Arial" w:hAnsi="Arial"/>
+                <w:rFonts w:ascii="Arial" w:eastAsia="Arial" w:hAnsi="Arial" w:cs="Arial"/>
                 <w:color w:val="000000"/>
                 <w:sz w:val="24"/>
                 <w:szCs w:val="24"/>
-                <w:vertAlign w:val="baseline"/>
               </w:rPr>
             </w:pPr>
             <w:r>
               <w:rPr>
-                <w:rFonts w:ascii="Arial" w:cs="Arial" w:eastAsia="Arial" w:hAnsi="Arial"/>
+                <w:rFonts w:ascii="Arial" w:eastAsia="Arial" w:hAnsi="Arial" w:cs="Arial"/>
                 <w:color w:val="000000"/>
                 <w:sz w:val="24"/>
                 <w:szCs w:val="24"/>
-                <w:vertAlign w:val="baseline"/>
-                <w:rtl w:val="0"/>
-              </w:rPr>
-              <w:t xml:space="preserve">Empresa / Organización</w:t>
+              </w:rPr>
+              <w:t>Empresa / Organización</w:t>
             </w:r>
           </w:p>
         </w:tc>
         <w:tc>
           <w:tcPr>
-            <w:vAlign w:val="top"/>
+            <w:tcW w:w="6035" w:type="dxa"/>
           </w:tcPr>
           <w:p>
             <w:pPr>
               <w:spacing w:after="0" w:line="240" w:lineRule="auto"/>
               <w:rPr>
-                <w:rFonts w:ascii="Arial" w:cs="Arial" w:eastAsia="Arial" w:hAnsi="Arial"/>
+                <w:rFonts w:ascii="Arial" w:eastAsia="Arial" w:hAnsi="Arial" w:cs="Arial"/>
                 <w:color w:val="000000"/>
                 <w:sz w:val="24"/>
                 <w:szCs w:val="24"/>
-                <w:vertAlign w:val="baseline"/>
               </w:rPr>
             </w:pPr>
             <w:r>
               <w:rPr>
-                <w:rFonts w:ascii="Arial" w:cs="Arial" w:eastAsia="Arial" w:hAnsi="Arial"/>
-                <w:sz w:val="24"/>
-                <w:szCs w:val="24"/>
-                <w:rtl w:val="0"/>
+                <w:rFonts w:ascii="Arial" w:eastAsia="Arial" w:hAnsi="Arial" w:cs="Arial"/>
+                <w:sz w:val="24"/>
+                <w:szCs w:val="24"/>
               </w:rPr>
               <w:t xml:space="preserve">Duoc Uc </w:t>
-            </w:r>
-            <w:r>
-              <w:rPr>
-                <w:rtl w:val="0"/>
-              </w:rPr>
             </w:r>
           </w:p>
         </w:tc>
       </w:tr>
       <w:tr>
-        <w:trPr>
-          <w:cantSplit w:val="0"/>
-          <w:tblHeader w:val="0"/>
-        </w:trPr>
         <w:tc>
           <w:tcPr>
-            <w:vAlign w:val="top"/>
+            <w:tcW w:w="2835" w:type="dxa"/>
           </w:tcPr>
           <w:p>
             <w:pPr>
               <w:spacing w:after="0" w:line="240" w:lineRule="auto"/>
               <w:rPr>
-                <w:rFonts w:ascii="Arial" w:cs="Arial" w:eastAsia="Arial" w:hAnsi="Arial"/>
+                <w:rFonts w:ascii="Arial" w:eastAsia="Arial" w:hAnsi="Arial" w:cs="Arial"/>
                 <w:color w:val="000000"/>
                 <w:sz w:val="24"/>
                 <w:szCs w:val="24"/>
-                <w:vertAlign w:val="baseline"/>
               </w:rPr>
             </w:pPr>
             <w:r>
               <w:rPr>
-                <w:rFonts w:ascii="Arial" w:cs="Arial" w:eastAsia="Arial" w:hAnsi="Arial"/>
+                <w:rFonts w:ascii="Arial" w:eastAsia="Arial" w:hAnsi="Arial" w:cs="Arial"/>
                 <w:color w:val="000000"/>
                 <w:sz w:val="24"/>
                 <w:szCs w:val="24"/>
-                <w:vertAlign w:val="baseline"/>
-                <w:rtl w:val="0"/>
-              </w:rPr>
-              <w:t xml:space="preserve">Proyecto</w:t>
+              </w:rPr>
+              <w:t>Proyecto</w:t>
             </w:r>
           </w:p>
         </w:tc>
         <w:tc>
           <w:tcPr>
-            <w:vAlign w:val="top"/>
+            <w:tcW w:w="6035" w:type="dxa"/>
           </w:tcPr>
           <w:p>
             <w:pPr>
               <w:spacing w:after="0" w:line="240" w:lineRule="auto"/>
               <w:rPr>
-                <w:rFonts w:ascii="Arial" w:cs="Arial" w:eastAsia="Arial" w:hAnsi="Arial"/>
+                <w:rFonts w:ascii="Arial" w:eastAsia="Arial" w:hAnsi="Arial" w:cs="Arial"/>
                 <w:sz w:val="24"/>
                 <w:szCs w:val="24"/>
               </w:rPr>
             </w:pPr>
             <w:r>
               <w:rPr>
-                <w:rFonts w:ascii="Arial" w:cs="Arial" w:eastAsia="Arial" w:hAnsi="Arial"/>
-                <w:sz w:val="24"/>
-                <w:szCs w:val="24"/>
-                <w:rtl w:val="0"/>
-              </w:rPr>
-              <w:t xml:space="preserve">MiPC ideal</w:t>
+                <w:rFonts w:ascii="Arial" w:eastAsia="Arial" w:hAnsi="Arial" w:cs="Arial"/>
+                <w:sz w:val="24"/>
+                <w:szCs w:val="24"/>
+              </w:rPr>
+              <w:t>MiPC ideal</w:t>
             </w:r>
           </w:p>
         </w:tc>
@@ -311,435 +229,364 @@
       <w:pPr>
         <w:spacing w:after="0" w:line="240" w:lineRule="auto"/>
         <w:rPr>
-          <w:rFonts w:ascii="Arial" w:cs="Arial" w:eastAsia="Arial" w:hAnsi="Arial"/>
-          <w:b w:val="0"/>
-          <w:bCs w:val="0"/>
-          <w:color w:val="365f91"/>
+          <w:rFonts w:ascii="Arial" w:eastAsia="Arial" w:hAnsi="Arial" w:cs="Arial"/>
+          <w:color w:val="365F91"/>
           <w:sz w:val="24"/>
           <w:szCs w:val="24"/>
-          <w:vertAlign w:val="baseline"/>
+        </w:rPr>
+      </w:pPr>
+    </w:p>
+    <w:p>
+      <w:pPr>
+        <w:spacing w:after="0" w:line="240" w:lineRule="auto"/>
+        <w:rPr>
+          <w:rFonts w:ascii="Arial" w:eastAsia="Arial" w:hAnsi="Arial" w:cs="Arial"/>
+          <w:color w:val="365F91"/>
+          <w:sz w:val="24"/>
+          <w:szCs w:val="24"/>
         </w:rPr>
       </w:pPr>
       <w:r>
         <w:rPr>
-          <w:rtl w:val="0"/>
-        </w:rPr>
+          <w:rFonts w:ascii="Arial" w:eastAsia="Arial" w:hAnsi="Arial" w:cs="Arial"/>
+          <w:b/>
+          <w:bCs/>
+          <w:color w:val="365F91"/>
+          <w:sz w:val="24"/>
+          <w:szCs w:val="24"/>
+        </w:rPr>
+        <w:t>Información de la reunión:</w:t>
       </w:r>
     </w:p>
     <w:p>
       <w:pPr>
         <w:spacing w:after="0" w:line="240" w:lineRule="auto"/>
         <w:rPr>
-          <w:rFonts w:ascii="Arial" w:cs="Arial" w:eastAsia="Arial" w:hAnsi="Arial"/>
-          <w:b w:val="0"/>
-          <w:bCs w:val="0"/>
-          <w:color w:val="365f91"/>
+          <w:rFonts w:ascii="Arial" w:eastAsia="Arial" w:hAnsi="Arial" w:cs="Arial"/>
+          <w:color w:val="365F91"/>
           <w:sz w:val="24"/>
           <w:szCs w:val="24"/>
-          <w:vertAlign w:val="baseline"/>
-        </w:rPr>
-      </w:pPr>
-      <w:r>
-        <w:rPr>
-          <w:rFonts w:ascii="Arial" w:cs="Arial" w:eastAsia="Arial" w:hAnsi="Arial"/>
-          <w:b w:val="1"/>
-          <w:bCs w:val="1"/>
-          <w:color w:val="365f91"/>
-          <w:sz w:val="24"/>
-          <w:szCs w:val="24"/>
-          <w:vertAlign w:val="baseline"/>
-          <w:rtl w:val="0"/>
-        </w:rPr>
-        <w:t xml:space="preserve">Información de la reunión:</w:t>
-      </w:r>
-      <w:r>
-        <w:rPr>
-          <w:rtl w:val="0"/>
-        </w:rPr>
-      </w:r>
-    </w:p>
-    <w:p>
-      <w:pPr>
-        <w:spacing w:after="0" w:line="240" w:lineRule="auto"/>
-        <w:rPr>
-          <w:rFonts w:ascii="Arial" w:cs="Arial" w:eastAsia="Arial" w:hAnsi="Arial"/>
-          <w:b w:val="0"/>
-          <w:bCs w:val="0"/>
-          <w:color w:val="365f91"/>
-          <w:sz w:val="24"/>
-          <w:szCs w:val="24"/>
-          <w:vertAlign w:val="baseline"/>
-        </w:rPr>
-      </w:pPr>
-      <w:r>
-        <w:rPr>
-          <w:rtl w:val="0"/>
-        </w:rPr>
-      </w:r>
+        </w:rPr>
+      </w:pPr>
     </w:p>
     <w:tbl>
       <w:tblPr>
-        <w:tblStyle w:val="Table2"/>
-        <w:tblW w:w="8870.0" w:type="dxa"/>
-        <w:jc w:val="left"/>
+        <w:tblStyle w:val="a3"/>
+        <w:tblW w:w="8870" w:type="dxa"/>
+        <w:tblInd w:w="0" w:type="dxa"/>
         <w:tblBorders>
-          <w:top w:color="000000" w:space="0" w:sz="4" w:val="single"/>
-          <w:left w:color="000000" w:space="0" w:sz="4" w:val="single"/>
-          <w:bottom w:color="000000" w:space="0" w:sz="4" w:val="single"/>
-          <w:right w:color="000000" w:space="0" w:sz="4" w:val="single"/>
-          <w:insideH w:color="000000" w:space="0" w:sz="4" w:val="single"/>
-          <w:insideV w:color="000000" w:space="0" w:sz="4" w:val="single"/>
+          <w:top w:val="single" w:sz="4" w:space="0" w:color="000000"/>
+          <w:left w:val="single" w:sz="4" w:space="0" w:color="000000"/>
+          <w:bottom w:val="single" w:sz="4" w:space="0" w:color="000000"/>
+          <w:right w:val="single" w:sz="4" w:space="0" w:color="000000"/>
+          <w:insideH w:val="single" w:sz="4" w:space="0" w:color="000000"/>
+          <w:insideV w:val="single" w:sz="4" w:space="0" w:color="000000"/>
         </w:tblBorders>
         <w:tblLayout w:type="fixed"/>
-        <w:tblLook w:val="0000"/>
+        <w:tblLook w:val="0000" w:firstRow="0" w:lastRow="0" w:firstColumn="0" w:lastColumn="0" w:noHBand="0" w:noVBand="0"/>
       </w:tblPr>
       <w:tblGrid>
         <w:gridCol w:w="3261"/>
         <w:gridCol w:w="5609"/>
-        <w:tblGridChange w:id="0">
-          <w:tblGrid>
-            <w:gridCol w:w="3261"/>
-            <w:gridCol w:w="5609"/>
-          </w:tblGrid>
-        </w:tblGridChange>
       </w:tblGrid>
       <w:tr>
         <w:trPr>
-          <w:cantSplit w:val="0"/>
-          <w:trHeight w:val="245.9765625" w:hRule="atLeast"/>
-          <w:tblHeader w:val="0"/>
+          <w:trHeight w:val="245"/>
         </w:trPr>
         <w:tc>
           <w:tcPr>
-            <w:vAlign w:val="top"/>
+            <w:tcW w:w="3261" w:type="dxa"/>
           </w:tcPr>
           <w:p>
             <w:pPr>
               <w:spacing w:after="0" w:line="240" w:lineRule="auto"/>
               <w:rPr>
-                <w:rFonts w:ascii="Arial" w:cs="Arial" w:eastAsia="Arial" w:hAnsi="Arial"/>
+                <w:rFonts w:ascii="Arial" w:eastAsia="Arial" w:hAnsi="Arial" w:cs="Arial"/>
                 <w:color w:val="000000"/>
                 <w:sz w:val="24"/>
                 <w:szCs w:val="24"/>
-                <w:vertAlign w:val="baseline"/>
               </w:rPr>
             </w:pPr>
             <w:r>
               <w:rPr>
-                <w:rFonts w:ascii="Arial" w:cs="Arial" w:eastAsia="Arial" w:hAnsi="Arial"/>
+                <w:rFonts w:ascii="Arial" w:eastAsia="Arial" w:hAnsi="Arial" w:cs="Arial"/>
                 <w:color w:val="000000"/>
                 <w:sz w:val="24"/>
                 <w:szCs w:val="24"/>
-                <w:vertAlign w:val="baseline"/>
-                <w:rtl w:val="0"/>
-              </w:rPr>
-              <w:t xml:space="preserve">Lugar</w:t>
+              </w:rPr>
+              <w:t>Lugar</w:t>
             </w:r>
           </w:p>
         </w:tc>
         <w:tc>
           <w:tcPr>
-            <w:vAlign w:val="top"/>
+            <w:tcW w:w="5609" w:type="dxa"/>
           </w:tcPr>
           <w:p>
             <w:pPr>
               <w:spacing w:after="0" w:line="240" w:lineRule="auto"/>
               <w:rPr>
-                <w:rFonts w:ascii="Arial" w:cs="Arial" w:eastAsia="Arial" w:hAnsi="Arial"/>
+                <w:rFonts w:ascii="Arial" w:eastAsia="Arial" w:hAnsi="Arial" w:cs="Arial"/>
                 <w:color w:val="000000"/>
                 <w:sz w:val="24"/>
                 <w:szCs w:val="24"/>
-                <w:vertAlign w:val="baseline"/>
               </w:rPr>
             </w:pPr>
             <w:r>
               <w:rPr>
-                <w:rFonts w:ascii="Arial" w:cs="Arial" w:eastAsia="Arial" w:hAnsi="Arial"/>
-                <w:sz w:val="24"/>
-                <w:szCs w:val="24"/>
-                <w:rtl w:val="0"/>
-              </w:rPr>
-              <w:t xml:space="preserve">Duoc UC San Joaquin</w:t>
-            </w:r>
-            <w:r>
-              <w:rPr>
-                <w:rtl w:val="0"/>
-              </w:rPr>
+                <w:rFonts w:ascii="Arial" w:eastAsia="Arial" w:hAnsi="Arial" w:cs="Arial"/>
+                <w:sz w:val="24"/>
+                <w:szCs w:val="24"/>
+              </w:rPr>
+              <w:t>Duoc UC San Joaquin</w:t>
             </w:r>
           </w:p>
         </w:tc>
       </w:tr>
       <w:tr>
-        <w:trPr>
-          <w:cantSplit w:val="0"/>
-          <w:tblHeader w:val="0"/>
-        </w:trPr>
         <w:tc>
           <w:tcPr>
-            <w:vAlign w:val="top"/>
+            <w:tcW w:w="3261" w:type="dxa"/>
           </w:tcPr>
           <w:p>
             <w:pPr>
               <w:spacing w:after="0" w:line="240" w:lineRule="auto"/>
               <w:rPr>
-                <w:rFonts w:ascii="Arial" w:cs="Arial" w:eastAsia="Arial" w:hAnsi="Arial"/>
+                <w:rFonts w:ascii="Arial" w:eastAsia="Arial" w:hAnsi="Arial" w:cs="Arial"/>
                 <w:color w:val="000000"/>
                 <w:sz w:val="24"/>
                 <w:szCs w:val="24"/>
-                <w:vertAlign w:val="baseline"/>
               </w:rPr>
             </w:pPr>
             <w:r>
               <w:rPr>
-                <w:rFonts w:ascii="Arial" w:cs="Arial" w:eastAsia="Arial" w:hAnsi="Arial"/>
+                <w:rFonts w:ascii="Arial" w:eastAsia="Arial" w:hAnsi="Arial" w:cs="Arial"/>
                 <w:color w:val="000000"/>
                 <w:sz w:val="24"/>
                 <w:szCs w:val="24"/>
-                <w:vertAlign w:val="baseline"/>
-                <w:rtl w:val="0"/>
-              </w:rPr>
-              <w:t xml:space="preserve">Fecha</w:t>
+              </w:rPr>
+              <w:t>Fecha</w:t>
             </w:r>
           </w:p>
         </w:tc>
         <w:tc>
           <w:tcPr>
-            <w:vAlign w:val="top"/>
+            <w:tcW w:w="5609" w:type="dxa"/>
           </w:tcPr>
           <w:p>
             <w:pPr>
               <w:spacing w:after="0" w:line="240" w:lineRule="auto"/>
               <w:rPr>
-                <w:rFonts w:ascii="Arial" w:cs="Arial" w:eastAsia="Arial" w:hAnsi="Arial"/>
+                <w:rFonts w:ascii="Arial" w:eastAsia="Arial" w:hAnsi="Arial" w:cs="Arial"/>
                 <w:color w:val="000000"/>
                 <w:sz w:val="24"/>
                 <w:szCs w:val="24"/>
-                <w:vertAlign w:val="baseline"/>
               </w:rPr>
             </w:pPr>
             <w:r>
               <w:rPr>
-                <w:rtl w:val="0"/>
-              </w:rPr>
+                <w:rFonts w:ascii="Arial" w:eastAsia="Arial" w:hAnsi="Arial" w:cs="Arial"/>
+                <w:color w:val="000000"/>
+                <w:sz w:val="24"/>
+                <w:szCs w:val="24"/>
+              </w:rPr>
+              <w:t>21</w:t>
+            </w:r>
+            <w:r>
+              <w:rPr>
+                <w:rFonts w:ascii="Arial" w:eastAsia="Arial" w:hAnsi="Arial" w:cs="Arial"/>
+                <w:color w:val="000000"/>
+                <w:sz w:val="24"/>
+                <w:szCs w:val="24"/>
+              </w:rPr>
+              <w:t>/09/2025</w:t>
             </w:r>
           </w:p>
         </w:tc>
       </w:tr>
       <w:tr>
-        <w:trPr>
-          <w:cantSplit w:val="0"/>
-          <w:tblHeader w:val="0"/>
-        </w:trPr>
         <w:tc>
           <w:tcPr>
-            <w:vAlign w:val="top"/>
+            <w:tcW w:w="3261" w:type="dxa"/>
           </w:tcPr>
           <w:p>
             <w:pPr>
               <w:spacing w:after="0" w:line="240" w:lineRule="auto"/>
               <w:rPr>
-                <w:rFonts w:ascii="Arial" w:cs="Arial" w:eastAsia="Arial" w:hAnsi="Arial"/>
+                <w:rFonts w:ascii="Arial" w:eastAsia="Arial" w:hAnsi="Arial" w:cs="Arial"/>
                 <w:color w:val="000000"/>
                 <w:sz w:val="24"/>
                 <w:szCs w:val="24"/>
-                <w:vertAlign w:val="baseline"/>
               </w:rPr>
             </w:pPr>
             <w:r>
               <w:rPr>
-                <w:rFonts w:ascii="Arial" w:cs="Arial" w:eastAsia="Arial" w:hAnsi="Arial"/>
+                <w:rFonts w:ascii="Arial" w:eastAsia="Arial" w:hAnsi="Arial" w:cs="Arial"/>
                 <w:color w:val="000000"/>
                 <w:sz w:val="24"/>
                 <w:szCs w:val="24"/>
-                <w:vertAlign w:val="baseline"/>
-                <w:rtl w:val="0"/>
-              </w:rPr>
-              <w:t xml:space="preserve">Número de iteración / sprint</w:t>
+              </w:rPr>
+              <w:t>Número de iteración / sprint</w:t>
             </w:r>
           </w:p>
         </w:tc>
         <w:tc>
           <w:tcPr>
-            <w:vAlign w:val="top"/>
+            <w:tcW w:w="5609" w:type="dxa"/>
           </w:tcPr>
           <w:p>
             <w:pPr>
               <w:spacing w:after="0" w:line="240" w:lineRule="auto"/>
               <w:rPr>
-                <w:rFonts w:ascii="Arial" w:cs="Arial" w:eastAsia="Arial" w:hAnsi="Arial"/>
+                <w:rFonts w:ascii="Arial" w:eastAsia="Arial" w:hAnsi="Arial" w:cs="Arial"/>
                 <w:color w:val="000000"/>
                 <w:sz w:val="24"/>
                 <w:szCs w:val="24"/>
-                <w:vertAlign w:val="baseline"/>
               </w:rPr>
             </w:pPr>
             <w:r>
               <w:rPr>
-                <w:rFonts w:ascii="Arial" w:cs="Arial" w:eastAsia="Arial" w:hAnsi="Arial"/>
-                <w:sz w:val="24"/>
-                <w:szCs w:val="24"/>
-                <w:rtl w:val="0"/>
-              </w:rPr>
-              <w:t xml:space="preserve">Sprint 1</w:t>
-            </w:r>
-            <w:r>
-              <w:rPr>
-                <w:rtl w:val="0"/>
-              </w:rPr>
+                <w:rFonts w:ascii="Arial" w:eastAsia="Arial" w:hAnsi="Arial" w:cs="Arial"/>
+                <w:sz w:val="24"/>
+                <w:szCs w:val="24"/>
+              </w:rPr>
+              <w:t>Sprint 1</w:t>
             </w:r>
           </w:p>
         </w:tc>
       </w:tr>
       <w:tr>
-        <w:trPr>
-          <w:cantSplit w:val="0"/>
-          <w:tblHeader w:val="0"/>
-        </w:trPr>
         <w:tc>
           <w:tcPr>
-            <w:vAlign w:val="top"/>
+            <w:tcW w:w="3261" w:type="dxa"/>
           </w:tcPr>
           <w:p>
             <w:pPr>
               <w:spacing w:after="0" w:line="240" w:lineRule="auto"/>
               <w:rPr>
-                <w:rFonts w:ascii="Arial" w:cs="Arial" w:eastAsia="Arial" w:hAnsi="Arial"/>
+                <w:rFonts w:ascii="Arial" w:eastAsia="Arial" w:hAnsi="Arial" w:cs="Arial"/>
                 <w:color w:val="000000"/>
                 <w:sz w:val="24"/>
                 <w:szCs w:val="24"/>
-                <w:vertAlign w:val="baseline"/>
               </w:rPr>
             </w:pPr>
             <w:r>
               <w:rPr>
-                <w:rFonts w:ascii="Arial" w:cs="Arial" w:eastAsia="Arial" w:hAnsi="Arial"/>
+                <w:rFonts w:ascii="Arial" w:eastAsia="Arial" w:hAnsi="Arial" w:cs="Arial"/>
                 <w:color w:val="000000"/>
                 <w:sz w:val="24"/>
                 <w:szCs w:val="24"/>
-                <w:vertAlign w:val="baseline"/>
-                <w:rtl w:val="0"/>
-              </w:rPr>
-              <w:t xml:space="preserve">Personas convocadas a la reunión</w:t>
+              </w:rPr>
+              <w:t>Personas convocadas a la reunión</w:t>
             </w:r>
           </w:p>
         </w:tc>
         <w:tc>
           <w:tcPr>
-            <w:vAlign w:val="top"/>
+            <w:tcW w:w="5609" w:type="dxa"/>
           </w:tcPr>
           <w:p>
             <w:pPr>
               <w:spacing w:after="0" w:line="240" w:lineRule="auto"/>
               <w:rPr>
-                <w:rFonts w:ascii="Arial" w:cs="Arial" w:eastAsia="Arial" w:hAnsi="Arial"/>
+                <w:rFonts w:ascii="Arial" w:eastAsia="Arial" w:hAnsi="Arial" w:cs="Arial"/>
                 <w:sz w:val="24"/>
                 <w:szCs w:val="24"/>
               </w:rPr>
             </w:pPr>
             <w:r>
               <w:rPr>
-                <w:rFonts w:ascii="Arial" w:cs="Arial" w:eastAsia="Arial" w:hAnsi="Arial"/>
-                <w:sz w:val="24"/>
-                <w:szCs w:val="24"/>
-                <w:rtl w:val="0"/>
-              </w:rPr>
-              <w:t xml:space="preserve">Cristian Nuñez</w:t>
+                <w:rFonts w:ascii="Arial" w:eastAsia="Arial" w:hAnsi="Arial" w:cs="Arial"/>
+                <w:sz w:val="24"/>
+                <w:szCs w:val="24"/>
+              </w:rPr>
+              <w:t>Cristian Nuñez</w:t>
             </w:r>
           </w:p>
           <w:p>
             <w:pPr>
               <w:spacing w:after="0" w:line="240" w:lineRule="auto"/>
               <w:rPr>
-                <w:rFonts w:ascii="Arial" w:cs="Arial" w:eastAsia="Arial" w:hAnsi="Arial"/>
+                <w:rFonts w:ascii="Arial" w:eastAsia="Arial" w:hAnsi="Arial" w:cs="Arial"/>
                 <w:sz w:val="24"/>
                 <w:szCs w:val="24"/>
               </w:rPr>
             </w:pPr>
             <w:r>
               <w:rPr>
-                <w:rFonts w:ascii="Arial" w:cs="Arial" w:eastAsia="Arial" w:hAnsi="Arial"/>
-                <w:sz w:val="24"/>
-                <w:szCs w:val="24"/>
-                <w:rtl w:val="0"/>
-              </w:rPr>
-              <w:t xml:space="preserve">Carlos Saavedra</w:t>
+                <w:rFonts w:ascii="Arial" w:eastAsia="Arial" w:hAnsi="Arial" w:cs="Arial"/>
+                <w:sz w:val="24"/>
+                <w:szCs w:val="24"/>
+              </w:rPr>
+              <w:t>Carlos Saavedra</w:t>
             </w:r>
           </w:p>
         </w:tc>
       </w:tr>
       <w:tr>
-        <w:trPr>
-          <w:cantSplit w:val="0"/>
-          <w:tblHeader w:val="0"/>
-        </w:trPr>
         <w:tc>
           <w:tcPr>
-            <w:vAlign w:val="top"/>
+            <w:tcW w:w="3261" w:type="dxa"/>
           </w:tcPr>
           <w:p>
             <w:pPr>
               <w:spacing w:after="0" w:line="240" w:lineRule="auto"/>
               <w:rPr>
-                <w:rFonts w:ascii="Arial" w:cs="Arial" w:eastAsia="Arial" w:hAnsi="Arial"/>
+                <w:rFonts w:ascii="Arial" w:eastAsia="Arial" w:hAnsi="Arial" w:cs="Arial"/>
                 <w:color w:val="000000"/>
                 <w:sz w:val="24"/>
                 <w:szCs w:val="24"/>
-                <w:vertAlign w:val="baseline"/>
               </w:rPr>
             </w:pPr>
             <w:r>
               <w:rPr>
-                <w:rFonts w:ascii="Arial" w:cs="Arial" w:eastAsia="Arial" w:hAnsi="Arial"/>
+                <w:rFonts w:ascii="Arial" w:eastAsia="Arial" w:hAnsi="Arial" w:cs="Arial"/>
                 <w:color w:val="000000"/>
                 <w:sz w:val="24"/>
                 <w:szCs w:val="24"/>
-                <w:vertAlign w:val="baseline"/>
-                <w:rtl w:val="0"/>
-              </w:rPr>
-              <w:t xml:space="preserve">Personas que asistieron a la reunión</w:t>
+              </w:rPr>
+              <w:t>Personas que asistieron a la reunión</w:t>
             </w:r>
           </w:p>
         </w:tc>
         <w:tc>
           <w:tcPr>
-            <w:vAlign w:val="top"/>
+            <w:tcW w:w="5609" w:type="dxa"/>
           </w:tcPr>
           <w:p>
             <w:pPr>
               <w:spacing w:after="0" w:line="240" w:lineRule="auto"/>
               <w:rPr>
-                <w:rFonts w:ascii="Arial" w:cs="Arial" w:eastAsia="Arial" w:hAnsi="Arial"/>
+                <w:rFonts w:ascii="Arial" w:eastAsia="Arial" w:hAnsi="Arial" w:cs="Arial"/>
                 <w:sz w:val="24"/>
                 <w:szCs w:val="24"/>
               </w:rPr>
             </w:pPr>
             <w:r>
               <w:rPr>
-                <w:rFonts w:ascii="Arial" w:cs="Arial" w:eastAsia="Arial" w:hAnsi="Arial"/>
-                <w:sz w:val="24"/>
-                <w:szCs w:val="24"/>
-                <w:rtl w:val="0"/>
-              </w:rPr>
-              <w:t xml:space="preserve">Cristian Nuñez</w:t>
+                <w:rFonts w:ascii="Arial" w:eastAsia="Arial" w:hAnsi="Arial" w:cs="Arial"/>
+                <w:sz w:val="24"/>
+                <w:szCs w:val="24"/>
+              </w:rPr>
+              <w:t>Cristian Nuñez</w:t>
             </w:r>
           </w:p>
           <w:p>
             <w:pPr>
               <w:spacing w:after="0" w:line="240" w:lineRule="auto"/>
               <w:rPr>
-                <w:rFonts w:ascii="Arial" w:cs="Arial" w:eastAsia="Arial" w:hAnsi="Arial"/>
+                <w:rFonts w:ascii="Arial" w:eastAsia="Arial" w:hAnsi="Arial" w:cs="Arial"/>
                 <w:sz w:val="24"/>
                 <w:szCs w:val="24"/>
               </w:rPr>
             </w:pPr>
             <w:r>
               <w:rPr>
-                <w:rFonts w:ascii="Arial" w:cs="Arial" w:eastAsia="Arial" w:hAnsi="Arial"/>
-                <w:sz w:val="24"/>
-                <w:szCs w:val="24"/>
-                <w:rtl w:val="0"/>
-              </w:rPr>
-              <w:t xml:space="preserve">Carlos Saavedra</w:t>
+                <w:rFonts w:ascii="Arial" w:eastAsia="Arial" w:hAnsi="Arial" w:cs="Arial"/>
+                <w:sz w:val="24"/>
+                <w:szCs w:val="24"/>
+              </w:rPr>
+              <w:t>Carlos Saavedra</w:t>
             </w:r>
           </w:p>
         </w:tc>
@@ -749,560 +596,364 @@
       <w:pPr>
         <w:spacing w:after="0" w:line="240" w:lineRule="auto"/>
         <w:rPr>
-          <w:rFonts w:ascii="Arial" w:cs="Arial" w:eastAsia="Arial" w:hAnsi="Arial"/>
-          <w:b w:val="0"/>
-          <w:bCs w:val="0"/>
-          <w:color w:val="365f91"/>
+          <w:rFonts w:ascii="Arial" w:eastAsia="Arial" w:hAnsi="Arial" w:cs="Arial"/>
+          <w:color w:val="365F91"/>
           <w:sz w:val="24"/>
           <w:szCs w:val="24"/>
-          <w:vertAlign w:val="baseline"/>
+        </w:rPr>
+      </w:pPr>
+    </w:p>
+    <w:p>
+      <w:pPr>
+        <w:spacing w:after="0" w:line="240" w:lineRule="auto"/>
+        <w:rPr>
+          <w:rFonts w:ascii="Arial" w:eastAsia="Arial" w:hAnsi="Arial" w:cs="Arial"/>
+          <w:color w:val="365F91"/>
+          <w:sz w:val="24"/>
+          <w:szCs w:val="24"/>
         </w:rPr>
       </w:pPr>
       <w:r>
         <w:rPr>
-          <w:rtl w:val="0"/>
-        </w:rPr>
+          <w:rFonts w:ascii="Arial" w:eastAsia="Arial" w:hAnsi="Arial" w:cs="Arial"/>
+          <w:b/>
+          <w:bCs/>
+          <w:color w:val="365F91"/>
+          <w:sz w:val="24"/>
+          <w:szCs w:val="24"/>
+        </w:rPr>
+        <w:t>Instrucciones:</w:t>
       </w:r>
     </w:p>
     <w:p>
       <w:pPr>
         <w:spacing w:after="0" w:line="240" w:lineRule="auto"/>
         <w:rPr>
-          <w:rFonts w:ascii="Arial" w:cs="Arial" w:eastAsia="Arial" w:hAnsi="Arial"/>
-          <w:b w:val="0"/>
-          <w:bCs w:val="0"/>
-          <w:color w:val="365f91"/>
+          <w:rFonts w:ascii="Arial" w:eastAsia="Arial" w:hAnsi="Arial" w:cs="Arial"/>
+          <w:color w:val="365F91"/>
           <w:sz w:val="24"/>
           <w:szCs w:val="24"/>
-          <w:vertAlign w:val="baseline"/>
+        </w:rPr>
+      </w:pPr>
+    </w:p>
+    <w:p>
+      <w:pPr>
+        <w:spacing w:after="0" w:line="240" w:lineRule="auto"/>
+        <w:rPr>
+          <w:rFonts w:ascii="Arial" w:eastAsia="Arial" w:hAnsi="Arial" w:cs="Arial"/>
+          <w:color w:val="000000"/>
+          <w:sz w:val="20"/>
+          <w:szCs w:val="20"/>
         </w:rPr>
       </w:pPr>
       <w:r>
         <w:rPr>
-          <w:rFonts w:ascii="Arial" w:cs="Arial" w:eastAsia="Arial" w:hAnsi="Arial"/>
-          <w:b w:val="1"/>
-          <w:bCs w:val="1"/>
-          <w:color w:val="365f91"/>
-          <w:sz w:val="24"/>
-          <w:szCs w:val="24"/>
-          <w:vertAlign w:val="baseline"/>
-          <w:rtl w:val="0"/>
-        </w:rPr>
-        <w:t xml:space="preserve">Instrucciones:</w:t>
-      </w:r>
-      <w:r>
-        <w:rPr>
-          <w:rtl w:val="0"/>
-        </w:rPr>
+          <w:rFonts w:ascii="Arial" w:eastAsia="Arial" w:hAnsi="Arial" w:cs="Arial"/>
+          <w:color w:val="000000"/>
+          <w:sz w:val="20"/>
+          <w:szCs w:val="20"/>
+        </w:rPr>
+        <w:t>La reunión retrospectiva es una herramienta del marco de trabajo Scrum, que pertenece a la familia de marcos de trabajo de desarrollo ágil, se realiza en cada iteración (denominado Sprint en Scrum), justo después de la reunión de revisión de la iteración (Sprint Review Meeting) con el dueño del Producto (Product Owner). En esta reunión deben revisarse tres aspectos, lo que salió bien durante la iteración (aciertos), lo que no salió tan bien (errores) y las mejoras que pudieran hacerse en la próxima iteración para evitar errores y mantener aciertos.</w:t>
       </w:r>
     </w:p>
     <w:p>
       <w:pPr>
         <w:spacing w:after="0" w:line="240" w:lineRule="auto"/>
         <w:rPr>
-          <w:rFonts w:ascii="Arial" w:cs="Arial" w:eastAsia="Arial" w:hAnsi="Arial"/>
-          <w:b w:val="0"/>
-          <w:bCs w:val="0"/>
-          <w:color w:val="365f91"/>
-          <w:sz w:val="24"/>
-          <w:szCs w:val="24"/>
-          <w:vertAlign w:val="baseline"/>
+          <w:rFonts w:ascii="Arial" w:eastAsia="Arial" w:hAnsi="Arial" w:cs="Arial"/>
+          <w:color w:val="000000"/>
+          <w:sz w:val="20"/>
+          <w:szCs w:val="20"/>
+        </w:rPr>
+      </w:pPr>
+    </w:p>
+    <w:p>
+      <w:pPr>
+        <w:spacing w:after="0" w:line="240" w:lineRule="auto"/>
+        <w:rPr>
+          <w:rFonts w:ascii="Arial" w:eastAsia="Arial" w:hAnsi="Arial" w:cs="Arial"/>
+          <w:color w:val="000000"/>
+          <w:sz w:val="20"/>
+          <w:szCs w:val="20"/>
         </w:rPr>
       </w:pPr>
       <w:r>
         <w:rPr>
-          <w:rtl w:val="0"/>
-        </w:rPr>
+          <w:rFonts w:ascii="Arial" w:eastAsia="Arial" w:hAnsi="Arial" w:cs="Arial"/>
+          <w:color w:val="000000"/>
+          <w:sz w:val="20"/>
+          <w:szCs w:val="20"/>
+        </w:rPr>
+        <w:t>El dueño del producto (Product Owner) no asiste a la reunión, por lo que es una oportunidad para el equipo para poder hablar sin tapujos de los éxitos y fracasos, siendo importante para el equipo el analizar su propio desempeño e identificar estrategias para mejorar sus procesos. De forma similar, el Scrum Master (quien es el coach del equipo Scrum) puede observar impedimentos comunes que están afectando al equipo y tomar acciones para resolverlos.</w:t>
       </w:r>
     </w:p>
     <w:p>
       <w:pPr>
         <w:spacing w:after="0" w:line="240" w:lineRule="auto"/>
         <w:rPr>
-          <w:rFonts w:ascii="Arial" w:cs="Arial" w:eastAsia="Arial" w:hAnsi="Arial"/>
+          <w:rFonts w:ascii="Arial" w:eastAsia="Arial" w:hAnsi="Arial" w:cs="Arial"/>
           <w:color w:val="000000"/>
           <w:sz w:val="20"/>
           <w:szCs w:val="20"/>
-          <w:vertAlign w:val="baseline"/>
-        </w:rPr>
-      </w:pPr>
-      <w:r>
-        <w:rPr>
-          <w:rFonts w:ascii="Arial" w:cs="Arial" w:eastAsia="Arial" w:hAnsi="Arial"/>
+        </w:rPr>
+      </w:pPr>
+    </w:p>
+    <w:p>
+      <w:pPr>
+        <w:spacing w:after="0" w:line="240" w:lineRule="auto"/>
+        <w:rPr>
+          <w:rFonts w:ascii="Arial" w:eastAsia="Arial" w:hAnsi="Arial" w:cs="Arial"/>
           <w:color w:val="000000"/>
           <w:sz w:val="20"/>
           <w:szCs w:val="20"/>
-          <w:vertAlign w:val="baseline"/>
-          <w:rtl w:val="0"/>
-        </w:rPr>
-        <w:t xml:space="preserve">La reunión retrospectiva es una herramienta del marco de trabajo Scrum, que pertenece a la familia de marcos de trabajo de desarrollo ágil, se realiza en cada iteración (denominado Sprint en Scrum), justo después de la reunión de revisión de la iteración (Sprint Review Meeting) con el dueño del Producto (Product Owner). En esta reunión deben revisarse tres aspectos, lo que salió bien durante la iteración (aciertos), lo que no salió tan bien (errores) y las mejoras que pudieran hacerse en la próxima iteración para evitar errores y mantener aciertos.</w:t>
+        </w:rPr>
+        <w:sectPr>
+          <w:headerReference w:type="default" r:id="rId8"/>
+          <w:footerReference w:type="default" r:id="rId9"/>
+          <w:pgSz w:w="12240" w:h="15840"/>
+          <w:pgMar w:top="1985" w:right="1701" w:bottom="1418" w:left="1701" w:header="709" w:footer="709" w:gutter="0"/>
+          <w:pgNumType w:start="1"/>
+          <w:cols w:space="720"/>
+        </w:sectPr>
+      </w:pPr>
+      <w:r>
+        <w:rPr>
+          <w:rFonts w:ascii="Arial" w:eastAsia="Arial" w:hAnsi="Arial" w:cs="Arial"/>
+          <w:color w:val="000000"/>
+          <w:sz w:val="20"/>
+          <w:szCs w:val="20"/>
+        </w:rPr>
+        <w:t>La reunión usualmente se restringe a tres horas.</w:t>
       </w:r>
     </w:p>
     <w:p>
       <w:pPr>
+        <w:pBdr>
+          <w:top w:val="nil"/>
+          <w:left w:val="nil"/>
+          <w:bottom w:val="nil"/>
+          <w:right w:val="nil"/>
+          <w:between w:val="nil"/>
+        </w:pBdr>
         <w:spacing w:after="0" w:line="240" w:lineRule="auto"/>
-        <w:rPr>
-          <w:rFonts w:ascii="Arial" w:cs="Arial" w:eastAsia="Arial" w:hAnsi="Arial"/>
+        <w:ind w:left="708" w:hanging="708"/>
+        <w:rPr>
+          <w:rFonts w:ascii="Arial" w:eastAsia="Arial" w:hAnsi="Arial" w:cs="Arial"/>
+          <w:color w:val="365F91"/>
+          <w:sz w:val="24"/>
+          <w:szCs w:val="24"/>
+        </w:rPr>
+      </w:pPr>
+    </w:p>
+    <w:p>
+      <w:pPr>
+        <w:spacing w:after="0" w:line="240" w:lineRule="auto"/>
+        <w:jc w:val="center"/>
+        <w:rPr>
+          <w:rFonts w:ascii="Arial" w:eastAsia="Arial" w:hAnsi="Arial" w:cs="Arial"/>
           <w:color w:val="000000"/>
-          <w:sz w:val="20"/>
-          <w:szCs w:val="20"/>
-          <w:vertAlign w:val="baseline"/>
+          <w:sz w:val="36"/>
+          <w:szCs w:val="36"/>
         </w:rPr>
       </w:pPr>
       <w:r>
         <w:rPr>
-          <w:rtl w:val="0"/>
-        </w:rPr>
+          <w:rFonts w:ascii="Arial" w:eastAsia="Arial" w:hAnsi="Arial" w:cs="Arial"/>
+          <w:b/>
+          <w:bCs/>
+          <w:color w:val="000000"/>
+          <w:sz w:val="36"/>
+          <w:szCs w:val="36"/>
+        </w:rPr>
+        <w:t>Formulario de reunión retrospectiva</w:t>
       </w:r>
     </w:p>
     <w:p>
       <w:pPr>
+        <w:pBdr>
+          <w:top w:val="nil"/>
+          <w:left w:val="nil"/>
+          <w:bottom w:val="nil"/>
+          <w:right w:val="nil"/>
+          <w:between w:val="nil"/>
+        </w:pBdr>
         <w:spacing w:after="0" w:line="240" w:lineRule="auto"/>
-        <w:rPr>
-          <w:rFonts w:ascii="Arial" w:cs="Arial" w:eastAsia="Arial" w:hAnsi="Arial"/>
-          <w:color w:val="000000"/>
-          <w:sz w:val="20"/>
-          <w:szCs w:val="20"/>
-          <w:vertAlign w:val="baseline"/>
-        </w:rPr>
-      </w:pPr>
-      <w:r>
-        <w:rPr>
-          <w:rFonts w:ascii="Arial" w:cs="Arial" w:eastAsia="Arial" w:hAnsi="Arial"/>
-          <w:color w:val="000000"/>
-          <w:sz w:val="20"/>
-          <w:szCs w:val="20"/>
-          <w:vertAlign w:val="baseline"/>
-          <w:rtl w:val="0"/>
-        </w:rPr>
-        <w:t xml:space="preserve">El dueño del producto (Product Owner) no asiste a la reunión, por lo que es una oportunidad para el equipo para poder hablar sin tapujos de los éxitos y fracasos, siendo importante para el equipo el analizar su propio desempeño e identificar estrategias para mejorar sus procesos. De forma similar, el Scrum Master (quien es el coach del equipo Scrum) puede observar impedimentos comunes que están afectando al equipo y tomar acciones para resolverlos.</w:t>
-      </w:r>
-    </w:p>
-    <w:p>
-      <w:pPr>
-        <w:spacing w:after="0" w:line="240" w:lineRule="auto"/>
-        <w:rPr>
-          <w:rFonts w:ascii="Arial" w:cs="Arial" w:eastAsia="Arial" w:hAnsi="Arial"/>
-          <w:color w:val="000000"/>
-          <w:sz w:val="20"/>
-          <w:szCs w:val="20"/>
-          <w:vertAlign w:val="baseline"/>
-        </w:rPr>
-      </w:pPr>
-      <w:r>
-        <w:rPr>
-          <w:rtl w:val="0"/>
-        </w:rPr>
-      </w:r>
-    </w:p>
-    <w:p>
-      <w:pPr>
-        <w:spacing w:after="0" w:line="240" w:lineRule="auto"/>
-        <w:rPr>
-          <w:rFonts w:ascii="Arial" w:cs="Arial" w:eastAsia="Arial" w:hAnsi="Arial"/>
-          <w:color w:val="000000"/>
-          <w:sz w:val="20"/>
-          <w:szCs w:val="20"/>
-          <w:vertAlign w:val="baseline"/>
-        </w:rPr>
-        <w:sectPr>
-          <w:headerReference r:id="rId7" w:type="default"/>
-          <w:footerReference r:id="rId8" w:type="default"/>
-          <w:pgSz w:h="15840" w:w="12240" w:orient="portrait"/>
-          <w:pgMar w:bottom="1418" w:top="1985" w:left="1701" w:right="1701" w:header="709" w:footer="709"/>
-          <w:pgNumType w:start="1"/>
-        </w:sectPr>
-      </w:pPr>
-      <w:r>
-        <w:rPr>
-          <w:rFonts w:ascii="Arial" w:cs="Arial" w:eastAsia="Arial" w:hAnsi="Arial"/>
-          <w:color w:val="000000"/>
-          <w:sz w:val="20"/>
-          <w:szCs w:val="20"/>
-          <w:vertAlign w:val="baseline"/>
-          <w:rtl w:val="0"/>
-        </w:rPr>
-        <w:t xml:space="preserve">La reunión usualmente se restringe a tres horas.</w:t>
-      </w:r>
-    </w:p>
-    <w:p>
-      <w:pPr>
-        <w:keepNext w:val="0"/>
-        <w:keepLines w:val="0"/>
-        <w:pageBreakBefore w:val="0"/>
-        <w:widowControl w:val="1"/>
-        <w:pBdr>
-          <w:top w:space="0" w:sz="0" w:val="nil"/>
-          <w:left w:space="0" w:sz="0" w:val="nil"/>
-          <w:bottom w:space="0" w:sz="0" w:val="nil"/>
-          <w:right w:space="0" w:sz="0" w:val="nil"/>
-          <w:between w:space="0" w:sz="0" w:val="nil"/>
-        </w:pBdr>
-        <w:shd w:fill="auto" w:val="clear"/>
-        <w:spacing w:after="0" w:before="0" w:line="240" w:lineRule="auto"/>
-        <w:ind w:left="708" w:right="0" w:hanging="708"/>
-        <w:jc w:val="left"/>
-        <w:rPr>
-          <w:rFonts w:ascii="Arial" w:cs="Arial" w:eastAsia="Arial" w:hAnsi="Arial"/>
-          <w:b w:val="0"/>
-          <w:bCs w:val="0"/>
-          <w:i w:val="0"/>
-          <w:iCs w:val="0"/>
-          <w:smallCaps w:val="0"/>
-          <w:strike w:val="0"/>
-          <w:color w:val="365f91"/>
+        <w:ind w:left="708" w:hanging="708"/>
+        <w:rPr>
+          <w:rFonts w:ascii="Arial" w:eastAsia="Arial" w:hAnsi="Arial" w:cs="Arial"/>
+          <w:color w:val="365F91"/>
           <w:sz w:val="24"/>
           <w:szCs w:val="24"/>
-          <w:u w:val="none"/>
-          <w:shd w:fill="auto" w:val="clear"/>
-          <w:vertAlign w:val="baseline"/>
-        </w:rPr>
-      </w:pPr>
-      <w:r>
-        <w:rPr>
-          <w:rtl w:val="0"/>
-        </w:rPr>
-      </w:r>
-    </w:p>
-    <w:p>
-      <w:pPr>
-        <w:spacing w:after="0" w:line="240" w:lineRule="auto"/>
-        <w:jc w:val="center"/>
-        <w:rPr>
-          <w:rFonts w:ascii="Arial" w:cs="Arial" w:eastAsia="Arial" w:hAnsi="Arial"/>
-          <w:b w:val="0"/>
-          <w:bCs w:val="0"/>
-          <w:color w:val="000000"/>
-          <w:sz w:val="36"/>
-          <w:szCs w:val="36"/>
-          <w:vertAlign w:val="baseline"/>
-        </w:rPr>
-      </w:pPr>
-      <w:r>
-        <w:rPr>
-          <w:rFonts w:ascii="Arial" w:cs="Arial" w:eastAsia="Arial" w:hAnsi="Arial"/>
-          <w:b w:val="1"/>
-          <w:bCs w:val="1"/>
-          <w:color w:val="000000"/>
-          <w:sz w:val="36"/>
-          <w:szCs w:val="36"/>
-          <w:vertAlign w:val="baseline"/>
-          <w:rtl w:val="0"/>
-        </w:rPr>
-        <w:t xml:space="preserve">Formulario de reunión retrospectiva</w:t>
-      </w:r>
-      <w:r>
-        <w:rPr>
-          <w:rtl w:val="0"/>
-        </w:rPr>
-      </w:r>
-    </w:p>
-    <w:p>
-      <w:pPr>
-        <w:keepNext w:val="0"/>
-        <w:keepLines w:val="0"/>
-        <w:pageBreakBefore w:val="0"/>
-        <w:widowControl w:val="1"/>
-        <w:pBdr>
-          <w:top w:space="0" w:sz="0" w:val="nil"/>
-          <w:left w:space="0" w:sz="0" w:val="nil"/>
-          <w:bottom w:space="0" w:sz="0" w:val="nil"/>
-          <w:right w:space="0" w:sz="0" w:val="nil"/>
-          <w:between w:space="0" w:sz="0" w:val="nil"/>
-        </w:pBdr>
-        <w:shd w:fill="auto" w:val="clear"/>
-        <w:spacing w:after="0" w:before="0" w:line="240" w:lineRule="auto"/>
-        <w:ind w:left="708" w:right="0" w:hanging="708"/>
-        <w:jc w:val="left"/>
-        <w:rPr>
-          <w:rFonts w:ascii="Arial" w:cs="Arial" w:eastAsia="Arial" w:hAnsi="Arial"/>
-          <w:b w:val="0"/>
-          <w:bCs w:val="0"/>
-          <w:i w:val="0"/>
-          <w:iCs w:val="0"/>
-          <w:smallCaps w:val="0"/>
-          <w:strike w:val="0"/>
-          <w:color w:val="365f91"/>
-          <w:sz w:val="24"/>
-          <w:szCs w:val="24"/>
-          <w:u w:val="none"/>
-          <w:shd w:fill="auto" w:val="clear"/>
-          <w:vertAlign w:val="baseline"/>
-        </w:rPr>
-      </w:pPr>
-      <w:r>
-        <w:rPr>
-          <w:rtl w:val="0"/>
-        </w:rPr>
-      </w:r>
+        </w:rPr>
+      </w:pPr>
     </w:p>
     <w:tbl>
       <w:tblPr>
-        <w:tblStyle w:val="Table3"/>
-        <w:tblW w:w="12474.0" w:type="dxa"/>
-        <w:jc w:val="left"/>
+        <w:tblStyle w:val="a4"/>
+        <w:tblW w:w="12474" w:type="dxa"/>
+        <w:tblInd w:w="0" w:type="dxa"/>
         <w:tblBorders>
-          <w:top w:color="000000" w:space="0" w:sz="4" w:val="single"/>
-          <w:left w:color="000000" w:space="0" w:sz="4" w:val="single"/>
-          <w:bottom w:color="000000" w:space="0" w:sz="4" w:val="single"/>
-          <w:right w:color="000000" w:space="0" w:sz="4" w:val="single"/>
-          <w:insideH w:color="000000" w:space="0" w:sz="4" w:val="single"/>
-          <w:insideV w:color="000000" w:space="0" w:sz="4" w:val="single"/>
+          <w:top w:val="single" w:sz="4" w:space="0" w:color="000000"/>
+          <w:left w:val="single" w:sz="4" w:space="0" w:color="000000"/>
+          <w:bottom w:val="single" w:sz="4" w:space="0" w:color="000000"/>
+          <w:right w:val="single" w:sz="4" w:space="0" w:color="000000"/>
+          <w:insideH w:val="single" w:sz="4" w:space="0" w:color="000000"/>
+          <w:insideV w:val="single" w:sz="4" w:space="0" w:color="000000"/>
         </w:tblBorders>
         <w:tblLayout w:type="fixed"/>
-        <w:tblLook w:val="0000"/>
+        <w:tblLook w:val="0000" w:firstRow="0" w:lastRow="0" w:firstColumn="0" w:lastColumn="0" w:noHBand="0" w:noVBand="0"/>
       </w:tblPr>
       <w:tblGrid>
         <w:gridCol w:w="3828"/>
         <w:gridCol w:w="4110"/>
         <w:gridCol w:w="4536"/>
-        <w:tblGridChange w:id="0">
-          <w:tblGrid>
-            <w:gridCol w:w="3828"/>
-            <w:gridCol w:w="4110"/>
-            <w:gridCol w:w="4536"/>
-          </w:tblGrid>
-        </w:tblGridChange>
       </w:tblGrid>
       <w:tr>
         <w:trPr>
-          <w:cantSplit w:val="1"/>
-          <w:tblHeader w:val="1"/>
+          <w:cantSplit/>
+          <w:tblHeader/>
         </w:trPr>
         <w:tc>
           <w:tcPr>
-            <w:shd w:fill="d9d9d9" w:val="clear"/>
-            <w:vAlign w:val="top"/>
+            <w:tcW w:w="3828" w:type="dxa"/>
+            <w:shd w:val="clear" w:color="auto" w:fill="D9D9D9"/>
           </w:tcPr>
           <w:p>
             <w:pPr>
-              <w:keepNext w:val="0"/>
-              <w:keepLines w:val="0"/>
-              <w:widowControl w:val="1"/>
               <w:pBdr>
-                <w:top w:space="0" w:sz="0" w:val="nil"/>
-                <w:left w:space="0" w:sz="0" w:val="nil"/>
-                <w:bottom w:space="0" w:sz="0" w:val="nil"/>
-                <w:right w:space="0" w:sz="0" w:val="nil"/>
-                <w:between w:space="0" w:sz="0" w:val="nil"/>
+                <w:top w:val="nil"/>
+                <w:left w:val="nil"/>
+                <w:bottom w:val="nil"/>
+                <w:right w:val="nil"/>
+                <w:between w:val="nil"/>
               </w:pBdr>
-              <w:shd w:fill="auto" w:val="clear"/>
-              <w:spacing w:after="0" w:before="0" w:line="240" w:lineRule="auto"/>
-              <w:ind w:left="0" w:right="0" w:firstLine="0"/>
+              <w:spacing w:after="0" w:line="240" w:lineRule="auto"/>
               <w:jc w:val="center"/>
               <w:rPr>
-                <w:rFonts w:ascii="Arial" w:cs="Arial" w:eastAsia="Arial" w:hAnsi="Arial"/>
-                <w:b w:val="0"/>
-                <w:bCs w:val="0"/>
-                <w:i w:val="0"/>
-                <w:iCs w:val="0"/>
-                <w:smallCaps w:val="0"/>
-                <w:strike w:val="0"/>
-                <w:color w:val="365f91"/>
-                <w:sz w:val="24"/>
-                <w:szCs w:val="24"/>
-                <w:u w:val="none"/>
-                <w:shd w:fill="auto" w:val="clear"/>
-                <w:vertAlign w:val="baseline"/>
+                <w:rFonts w:ascii="Arial" w:eastAsia="Arial" w:hAnsi="Arial" w:cs="Arial"/>
+                <w:color w:val="365F91"/>
+                <w:sz w:val="24"/>
+                <w:szCs w:val="24"/>
               </w:rPr>
             </w:pPr>
             <w:r>
               <w:rPr>
-                <w:rFonts w:ascii="Arial" w:cs="Arial" w:eastAsia="Arial" w:hAnsi="Arial"/>
-                <w:b w:val="1"/>
-                <w:bCs w:val="1"/>
-                <w:i w:val="0"/>
-                <w:iCs w:val="0"/>
-                <w:smallCaps w:val="0"/>
-                <w:strike w:val="0"/>
-                <w:color w:val="365f91"/>
-                <w:sz w:val="24"/>
-                <w:szCs w:val="24"/>
-                <w:u w:val="none"/>
-                <w:shd w:fill="auto" w:val="clear"/>
-                <w:vertAlign w:val="baseline"/>
-                <w:rtl w:val="0"/>
-              </w:rPr>
-              <w:t xml:space="preserve">¿Qué salió bien en la iteración? (aciertos)</w:t>
-            </w:r>
-            <w:r>
-              <w:rPr>
-                <w:rtl w:val="0"/>
-              </w:rPr>
+                <w:rFonts w:ascii="Arial" w:eastAsia="Arial" w:hAnsi="Arial" w:cs="Arial"/>
+                <w:b/>
+                <w:bCs/>
+                <w:color w:val="365F91"/>
+                <w:sz w:val="24"/>
+                <w:szCs w:val="24"/>
+              </w:rPr>
+              <w:t>¿Qué salió bien en la iteración? (aciertos)</w:t>
             </w:r>
           </w:p>
         </w:tc>
         <w:tc>
           <w:tcPr>
-            <w:shd w:fill="d9d9d9" w:val="clear"/>
-            <w:vAlign w:val="top"/>
+            <w:tcW w:w="4110" w:type="dxa"/>
+            <w:shd w:val="clear" w:color="auto" w:fill="D9D9D9"/>
           </w:tcPr>
           <w:p>
             <w:pPr>
-              <w:keepNext w:val="0"/>
-              <w:keepLines w:val="0"/>
-              <w:widowControl w:val="1"/>
               <w:pBdr>
-                <w:top w:space="0" w:sz="0" w:val="nil"/>
-                <w:left w:space="0" w:sz="0" w:val="nil"/>
-                <w:bottom w:space="0" w:sz="0" w:val="nil"/>
-                <w:right w:space="0" w:sz="0" w:val="nil"/>
-                <w:between w:space="0" w:sz="0" w:val="nil"/>
+                <w:top w:val="nil"/>
+                <w:left w:val="nil"/>
+                <w:bottom w:val="nil"/>
+                <w:right w:val="nil"/>
+                <w:between w:val="nil"/>
               </w:pBdr>
-              <w:shd w:fill="auto" w:val="clear"/>
-              <w:spacing w:after="0" w:before="0" w:line="240" w:lineRule="auto"/>
-              <w:ind w:left="0" w:right="0" w:firstLine="0"/>
+              <w:spacing w:after="0" w:line="240" w:lineRule="auto"/>
               <w:jc w:val="center"/>
               <w:rPr>
-                <w:rFonts w:ascii="Arial" w:cs="Arial" w:eastAsia="Arial" w:hAnsi="Arial"/>
-                <w:b w:val="0"/>
-                <w:bCs w:val="0"/>
-                <w:i w:val="0"/>
-                <w:iCs w:val="0"/>
-                <w:smallCaps w:val="0"/>
-                <w:strike w:val="0"/>
-                <w:color w:val="365f91"/>
-                <w:sz w:val="24"/>
-                <w:szCs w:val="24"/>
-                <w:u w:val="none"/>
-                <w:shd w:fill="auto" w:val="clear"/>
-                <w:vertAlign w:val="baseline"/>
+                <w:rFonts w:ascii="Arial" w:eastAsia="Arial" w:hAnsi="Arial" w:cs="Arial"/>
+                <w:color w:val="365F91"/>
+                <w:sz w:val="24"/>
+                <w:szCs w:val="24"/>
               </w:rPr>
             </w:pPr>
             <w:r>
               <w:rPr>
-                <w:rFonts w:ascii="Arial" w:cs="Arial" w:eastAsia="Arial" w:hAnsi="Arial"/>
-                <w:b w:val="1"/>
-                <w:bCs w:val="1"/>
-                <w:i w:val="0"/>
-                <w:iCs w:val="0"/>
-                <w:smallCaps w:val="0"/>
-                <w:strike w:val="0"/>
-                <w:color w:val="365f91"/>
-                <w:sz w:val="24"/>
-                <w:szCs w:val="24"/>
-                <w:u w:val="none"/>
-                <w:shd w:fill="auto" w:val="clear"/>
-                <w:vertAlign w:val="baseline"/>
-                <w:rtl w:val="0"/>
-              </w:rPr>
-              <w:t xml:space="preserve">¿Qué no salió bien en la iteración? (errores)</w:t>
-            </w:r>
-            <w:r>
-              <w:rPr>
-                <w:rtl w:val="0"/>
-              </w:rPr>
+                <w:rFonts w:ascii="Arial" w:eastAsia="Arial" w:hAnsi="Arial" w:cs="Arial"/>
+                <w:b/>
+                <w:bCs/>
+                <w:color w:val="365F91"/>
+                <w:sz w:val="24"/>
+                <w:szCs w:val="24"/>
+              </w:rPr>
+              <w:t>¿Qué no salió bien en la iteración? (errores)</w:t>
             </w:r>
           </w:p>
         </w:tc>
         <w:tc>
           <w:tcPr>
-            <w:shd w:fill="d9d9d9" w:val="clear"/>
-            <w:vAlign w:val="top"/>
+            <w:tcW w:w="4536" w:type="dxa"/>
+            <w:shd w:val="clear" w:color="auto" w:fill="D9D9D9"/>
           </w:tcPr>
           <w:p>
             <w:pPr>
-              <w:keepNext w:val="0"/>
-              <w:keepLines w:val="0"/>
-              <w:widowControl w:val="1"/>
               <w:pBdr>
-                <w:top w:space="0" w:sz="0" w:val="nil"/>
-                <w:left w:space="0" w:sz="0" w:val="nil"/>
-                <w:bottom w:space="0" w:sz="0" w:val="nil"/>
-                <w:right w:space="0" w:sz="0" w:val="nil"/>
-                <w:between w:space="0" w:sz="0" w:val="nil"/>
+                <w:top w:val="nil"/>
+                <w:left w:val="nil"/>
+                <w:bottom w:val="nil"/>
+                <w:right w:val="nil"/>
+                <w:between w:val="nil"/>
               </w:pBdr>
-              <w:shd w:fill="auto" w:val="clear"/>
-              <w:spacing w:after="0" w:before="0" w:line="240" w:lineRule="auto"/>
-              <w:ind w:left="0" w:right="0" w:firstLine="0"/>
+              <w:spacing w:after="0" w:line="240" w:lineRule="auto"/>
               <w:jc w:val="center"/>
               <w:rPr>
-                <w:rFonts w:ascii="Arial" w:cs="Arial" w:eastAsia="Arial" w:hAnsi="Arial"/>
-                <w:b w:val="0"/>
-                <w:bCs w:val="0"/>
-                <w:i w:val="0"/>
-                <w:iCs w:val="0"/>
-                <w:smallCaps w:val="0"/>
-                <w:strike w:val="0"/>
-                <w:color w:val="365f91"/>
-                <w:sz w:val="24"/>
-                <w:szCs w:val="24"/>
-                <w:u w:val="none"/>
-                <w:shd w:fill="auto" w:val="clear"/>
-                <w:vertAlign w:val="baseline"/>
+                <w:rFonts w:ascii="Arial" w:eastAsia="Arial" w:hAnsi="Arial" w:cs="Arial"/>
+                <w:color w:val="365F91"/>
+                <w:sz w:val="24"/>
+                <w:szCs w:val="24"/>
               </w:rPr>
             </w:pPr>
             <w:r>
               <w:rPr>
-                <w:rFonts w:ascii="Arial" w:cs="Arial" w:eastAsia="Arial" w:hAnsi="Arial"/>
-                <w:b w:val="1"/>
-                <w:bCs w:val="1"/>
-                <w:i w:val="0"/>
-                <w:iCs w:val="0"/>
-                <w:smallCaps w:val="0"/>
-                <w:strike w:val="0"/>
-                <w:color w:val="365f91"/>
-                <w:sz w:val="24"/>
-                <w:szCs w:val="24"/>
-                <w:u w:val="none"/>
-                <w:shd w:fill="auto" w:val="clear"/>
-                <w:vertAlign w:val="baseline"/>
-                <w:rtl w:val="0"/>
-              </w:rPr>
-              <w:t xml:space="preserve">¿Qué mejoras vamos a implementar en la próxima iteración? (recomendaciones de mejora continua)</w:t>
-            </w:r>
-            <w:r>
-              <w:rPr>
-                <w:rtl w:val="0"/>
-              </w:rPr>
+                <w:rFonts w:ascii="Arial" w:eastAsia="Arial" w:hAnsi="Arial" w:cs="Arial"/>
+                <w:b/>
+                <w:bCs/>
+                <w:color w:val="365F91"/>
+                <w:sz w:val="24"/>
+                <w:szCs w:val="24"/>
+              </w:rPr>
+              <w:t>¿Qué mejoras vamos a implementar en la próxima iteración? (recomendaciones de mejora continua)</w:t>
             </w:r>
           </w:p>
         </w:tc>
       </w:tr>
       <w:tr>
-        <w:trPr>
-          <w:cantSplit w:val="0"/>
-          <w:tblHeader w:val="0"/>
-        </w:trPr>
         <w:tc>
           <w:tcPr>
-            <w:vAlign w:val="top"/>
+            <w:tcW w:w="3828" w:type="dxa"/>
           </w:tcPr>
           <w:p>
             <w:pPr>
-              <w:keepNext w:val="0"/>
-              <w:keepLines w:val="0"/>
-              <w:widowControl w:val="1"/>
               <w:numPr>
                 <w:ilvl w:val="0"/>
                 <w:numId w:val="3"/>
               </w:numPr>
               <w:pBdr>
-                <w:top w:space="0" w:sz="0" w:val="nil"/>
-                <w:left w:space="0" w:sz="0" w:val="nil"/>
-                <w:bottom w:space="0" w:sz="0" w:val="nil"/>
-                <w:right w:space="0" w:sz="0" w:val="nil"/>
-                <w:between w:space="0" w:sz="0" w:val="nil"/>
+                <w:top w:val="nil"/>
+                <w:left w:val="nil"/>
+                <w:bottom w:val="nil"/>
+                <w:right w:val="nil"/>
+                <w:between w:val="nil"/>
               </w:pBdr>
-              <w:shd w:fill="auto" w:val="clear"/>
-              <w:spacing w:after="0" w:before="0" w:line="240" w:lineRule="auto"/>
-              <w:ind w:left="720" w:right="0" w:hanging="360"/>
-              <w:jc w:val="left"/>
-              <w:rPr>
-                <w:rFonts w:ascii="Arial" w:cs="Arial" w:eastAsia="Arial" w:hAnsi="Arial"/>
-                <w:color w:val="365f91"/>
-                <w:sz w:val="24"/>
-                <w:szCs w:val="24"/>
-                <w:u w:val="none"/>
+              <w:spacing w:after="0" w:line="240" w:lineRule="auto"/>
+              <w:rPr>
+                <w:rFonts w:ascii="Arial" w:eastAsia="Arial" w:hAnsi="Arial" w:cs="Arial"/>
+                <w:color w:val="365F91"/>
+                <w:sz w:val="24"/>
+                <w:szCs w:val="24"/>
               </w:rPr>
             </w:pPr>
             <w:r>
               <w:rPr>
-                <w:rFonts w:ascii="Arial" w:cs="Arial" w:eastAsia="Arial" w:hAnsi="Arial"/>
-                <w:color w:val="365f91"/>
-                <w:sz w:val="24"/>
-                <w:szCs w:val="24"/>
-                <w:rtl w:val="0"/>
+                <w:rFonts w:ascii="Arial" w:eastAsia="Arial" w:hAnsi="Arial" w:cs="Arial"/>
+                <w:color w:val="365F91"/>
+                <w:sz w:val="24"/>
+                <w:szCs w:val="24"/>
               </w:rPr>
               <w:t xml:space="preserve">La elaboración de los componentes de login y registro </w:t>
             </w:r>
@@ -1310,82 +961,66 @@
         </w:tc>
         <w:tc>
           <w:tcPr>
-            <w:vAlign w:val="top"/>
+            <w:tcW w:w="4110" w:type="dxa"/>
           </w:tcPr>
           <w:p>
             <w:pPr>
-              <w:keepNext w:val="0"/>
-              <w:keepLines w:val="0"/>
-              <w:widowControl w:val="1"/>
               <w:numPr>
                 <w:ilvl w:val="0"/>
                 <w:numId w:val="1"/>
               </w:numPr>
               <w:pBdr>
-                <w:top w:space="0" w:sz="0" w:val="nil"/>
-                <w:left w:space="0" w:sz="0" w:val="nil"/>
-                <w:bottom w:space="0" w:sz="0" w:val="nil"/>
-                <w:right w:space="0" w:sz="0" w:val="nil"/>
-                <w:between w:space="0" w:sz="0" w:val="nil"/>
+                <w:top w:val="nil"/>
+                <w:left w:val="nil"/>
+                <w:bottom w:val="nil"/>
+                <w:right w:val="nil"/>
+                <w:between w:val="nil"/>
               </w:pBdr>
-              <w:shd w:fill="auto" w:val="clear"/>
-              <w:spacing w:after="0" w:before="0" w:line="240" w:lineRule="auto"/>
-              <w:ind w:left="720" w:right="0" w:hanging="360"/>
-              <w:jc w:val="left"/>
-              <w:rPr>
-                <w:rFonts w:ascii="Arial" w:cs="Arial" w:eastAsia="Arial" w:hAnsi="Arial"/>
-                <w:color w:val="365f91"/>
-                <w:sz w:val="24"/>
-                <w:szCs w:val="24"/>
-                <w:u w:val="none"/>
+              <w:spacing w:after="0" w:line="240" w:lineRule="auto"/>
+              <w:rPr>
+                <w:rFonts w:ascii="Arial" w:eastAsia="Arial" w:hAnsi="Arial" w:cs="Arial"/>
+                <w:color w:val="365F91"/>
+                <w:sz w:val="24"/>
+                <w:szCs w:val="24"/>
               </w:rPr>
             </w:pPr>
             <w:r>
               <w:rPr>
-                <w:rFonts w:ascii="Arial" w:cs="Arial" w:eastAsia="Arial" w:hAnsi="Arial"/>
-                <w:color w:val="365f91"/>
-                <w:sz w:val="24"/>
-                <w:szCs w:val="24"/>
-                <w:rtl w:val="0"/>
-              </w:rPr>
-              <w:t xml:space="preserve">Los mensajes/aviso que se tenían en los componentes, no funcionaban de acuerdo a lo que se esperaba</w:t>
+                <w:rFonts w:ascii="Arial" w:eastAsia="Arial" w:hAnsi="Arial" w:cs="Arial"/>
+                <w:color w:val="365F91"/>
+                <w:sz w:val="24"/>
+                <w:szCs w:val="24"/>
+              </w:rPr>
+              <w:t>Los mensajes/aviso que se tenían en los componentes, no funcionaban de acuerdo a lo que se esperaba</w:t>
             </w:r>
           </w:p>
           <w:p>
             <w:pPr>
-              <w:keepNext w:val="0"/>
-              <w:keepLines w:val="0"/>
-              <w:widowControl w:val="1"/>
               <w:numPr>
                 <w:ilvl w:val="0"/>
                 <w:numId w:val="1"/>
               </w:numPr>
               <w:pBdr>
-                <w:top w:space="0" w:sz="0" w:val="nil"/>
-                <w:left w:space="0" w:sz="0" w:val="nil"/>
-                <w:bottom w:space="0" w:sz="0" w:val="nil"/>
-                <w:right w:space="0" w:sz="0" w:val="nil"/>
-                <w:between w:space="0" w:sz="0" w:val="nil"/>
+                <w:top w:val="nil"/>
+                <w:left w:val="nil"/>
+                <w:bottom w:val="nil"/>
+                <w:right w:val="nil"/>
+                <w:between w:val="nil"/>
               </w:pBdr>
-              <w:shd w:fill="auto" w:val="clear"/>
-              <w:spacing w:after="0" w:before="0" w:line="240" w:lineRule="auto"/>
-              <w:ind w:left="720" w:right="0" w:hanging="360"/>
-              <w:jc w:val="left"/>
-              <w:rPr>
-                <w:rFonts w:ascii="Arial" w:cs="Arial" w:eastAsia="Arial" w:hAnsi="Arial"/>
-                <w:color w:val="365f91"/>
-                <w:sz w:val="24"/>
-                <w:szCs w:val="24"/>
-                <w:u w:val="none"/>
+              <w:spacing w:after="0" w:line="240" w:lineRule="auto"/>
+              <w:rPr>
+                <w:rFonts w:ascii="Arial" w:eastAsia="Arial" w:hAnsi="Arial" w:cs="Arial"/>
+                <w:color w:val="365F91"/>
+                <w:sz w:val="24"/>
+                <w:szCs w:val="24"/>
               </w:rPr>
             </w:pPr>
             <w:r>
               <w:rPr>
-                <w:rFonts w:ascii="Arial" w:cs="Arial" w:eastAsia="Arial" w:hAnsi="Arial"/>
-                <w:color w:val="365f91"/>
-                <w:sz w:val="24"/>
-                <w:szCs w:val="24"/>
-                <w:rtl w:val="0"/>
+                <w:rFonts w:ascii="Arial" w:eastAsia="Arial" w:hAnsi="Arial" w:cs="Arial"/>
+                <w:color w:val="365F91"/>
+                <w:sz w:val="24"/>
+                <w:szCs w:val="24"/>
               </w:rPr>
               <w:t xml:space="preserve">La validaciones que se tenía no se realizaban adecuadamente provocando que fallaran al limitar el acceso con credenciales con campos no autorizados. </w:t>
             </w:r>
@@ -1393,54 +1028,33 @@
         </w:tc>
         <w:tc>
           <w:tcPr>
-            <w:vAlign w:val="top"/>
+            <w:tcW w:w="4536" w:type="dxa"/>
           </w:tcPr>
           <w:p>
             <w:pPr>
-              <w:keepNext w:val="0"/>
-              <w:keepLines w:val="0"/>
-              <w:widowControl w:val="1"/>
               <w:pBdr>
-                <w:top w:space="0" w:sz="0" w:val="nil"/>
-                <w:left w:space="0" w:sz="0" w:val="nil"/>
-                <w:bottom w:space="0" w:sz="0" w:val="nil"/>
-                <w:right w:space="0" w:sz="0" w:val="nil"/>
-                <w:between w:space="0" w:sz="0" w:val="nil"/>
+                <w:top w:val="nil"/>
+                <w:left w:val="nil"/>
+                <w:bottom w:val="nil"/>
+                <w:right w:val="nil"/>
+                <w:between w:val="nil"/>
               </w:pBdr>
-              <w:shd w:fill="auto" w:val="clear"/>
-              <w:spacing w:after="0" w:before="0" w:line="240" w:lineRule="auto"/>
-              <w:ind w:left="0" w:right="0" w:firstLine="0"/>
-              <w:jc w:val="left"/>
-              <w:rPr>
-                <w:rFonts w:ascii="Arial" w:cs="Arial" w:eastAsia="Arial" w:hAnsi="Arial"/>
-                <w:b w:val="0"/>
-                <w:bCs w:val="0"/>
-                <w:i w:val="0"/>
-                <w:iCs w:val="0"/>
-                <w:smallCaps w:val="0"/>
-                <w:strike w:val="0"/>
-                <w:color w:val="365f91"/>
-                <w:sz w:val="24"/>
-                <w:szCs w:val="24"/>
-                <w:u w:val="none"/>
-                <w:shd w:fill="auto" w:val="clear"/>
-                <w:vertAlign w:val="baseline"/>
+              <w:spacing w:after="0" w:line="240" w:lineRule="auto"/>
+              <w:rPr>
+                <w:rFonts w:ascii="Arial" w:eastAsia="Arial" w:hAnsi="Arial" w:cs="Arial"/>
+                <w:color w:val="365F91"/>
+                <w:sz w:val="24"/>
+                <w:szCs w:val="24"/>
               </w:rPr>
             </w:pPr>
             <w:r>
               <w:rPr>
-                <w:rFonts w:ascii="Arial" w:cs="Arial" w:eastAsia="Arial" w:hAnsi="Arial"/>
-                <w:color w:val="365f91"/>
-                <w:sz w:val="24"/>
-                <w:szCs w:val="24"/>
-                <w:rtl w:val="0"/>
-              </w:rPr>
-              <w:t xml:space="preserve">Reforzar las reglas de entrada, mejorar los avisos de errores que se tiene en los componentes y realizar pruebas de rendimiento.</w:t>
-            </w:r>
-            <w:r>
-              <w:rPr>
-                <w:rtl w:val="0"/>
-              </w:rPr>
+                <w:rFonts w:ascii="Arial" w:eastAsia="Arial" w:hAnsi="Arial" w:cs="Arial"/>
+                <w:color w:val="365F91"/>
+                <w:sz w:val="24"/>
+                <w:szCs w:val="24"/>
+              </w:rPr>
+              <w:t>Reforzar las reglas de entrada, mejorar los avisos de errores que se tiene en los componentes y realizar pruebas de rendimiento.</w:t>
             </w:r>
           </w:p>
         </w:tc>
@@ -1448,64 +1062,41 @@
     </w:tbl>
     <w:p>
       <w:pPr>
-        <w:keepNext w:val="0"/>
-        <w:keepLines w:val="0"/>
-        <w:pageBreakBefore w:val="0"/>
-        <w:widowControl w:val="1"/>
         <w:pBdr>
-          <w:top w:space="0" w:sz="0" w:val="nil"/>
-          <w:left w:space="0" w:sz="0" w:val="nil"/>
-          <w:bottom w:space="0" w:sz="0" w:val="nil"/>
-          <w:right w:space="0" w:sz="0" w:val="nil"/>
-          <w:between w:space="0" w:sz="0" w:val="nil"/>
+          <w:top w:val="nil"/>
+          <w:left w:val="nil"/>
+          <w:bottom w:val="nil"/>
+          <w:right w:val="nil"/>
+          <w:between w:val="nil"/>
         </w:pBdr>
-        <w:shd w:fill="auto" w:val="clear"/>
-        <w:spacing w:after="0" w:before="0" w:line="240" w:lineRule="auto"/>
-        <w:ind w:left="708" w:right="0" w:hanging="708"/>
-        <w:jc w:val="left"/>
-        <w:rPr>
-          <w:rFonts w:ascii="Arial" w:cs="Arial" w:eastAsia="Arial" w:hAnsi="Arial"/>
-          <w:b w:val="0"/>
-          <w:bCs w:val="0"/>
-          <w:i w:val="0"/>
-          <w:iCs w:val="0"/>
-          <w:smallCaps w:val="0"/>
-          <w:strike w:val="0"/>
-          <w:color w:val="365f91"/>
+        <w:spacing w:after="0" w:line="240" w:lineRule="auto"/>
+        <w:ind w:left="708" w:hanging="708"/>
+        <w:rPr>
+          <w:rFonts w:ascii="Arial" w:eastAsia="Arial" w:hAnsi="Arial" w:cs="Arial"/>
+          <w:color w:val="365F91"/>
           <w:sz w:val="24"/>
           <w:szCs w:val="24"/>
-          <w:u w:val="none"/>
-          <w:shd w:fill="auto" w:val="clear"/>
-          <w:vertAlign w:val="baseline"/>
-        </w:rPr>
-      </w:pPr>
-      <w:r>
-        <w:rPr>
-          <w:rtl w:val="0"/>
-        </w:rPr>
-      </w:r>
+        </w:rPr>
+      </w:pPr>
     </w:p>
     <w:p>
       <w:pPr>
         <w:spacing w:after="0" w:line="240" w:lineRule="auto"/>
         <w:rPr>
-          <w:rFonts w:ascii="Arial" w:cs="Arial" w:eastAsia="Arial" w:hAnsi="Arial"/>
+          <w:rFonts w:ascii="Arial" w:eastAsia="Arial" w:hAnsi="Arial" w:cs="Arial"/>
           <w:color w:val="000000"/>
           <w:sz w:val="20"/>
           <w:szCs w:val="20"/>
-          <w:vertAlign w:val="baseline"/>
         </w:rPr>
       </w:pPr>
       <w:r>
         <w:rPr>
-          <w:rFonts w:ascii="Arial" w:cs="Arial" w:eastAsia="Arial" w:hAnsi="Arial"/>
+          <w:rFonts w:ascii="Arial" w:eastAsia="Arial" w:hAnsi="Arial" w:cs="Arial"/>
           <w:color w:val="000000"/>
           <w:sz w:val="20"/>
           <w:szCs w:val="20"/>
-          <w:vertAlign w:val="baseline"/>
-          <w:rtl w:val="0"/>
-        </w:rPr>
-        <w:t xml:space="preserve">Nota:</w:t>
+        </w:rPr>
+        <w:t>Nota:</w:t>
       </w:r>
     </w:p>
     <w:p>
@@ -1515,25 +1106,21 @@
           <w:numId w:val="2"/>
         </w:numPr>
         <w:spacing w:after="0" w:line="240" w:lineRule="auto"/>
-        <w:ind w:left="720" w:hanging="360"/>
-        <w:rPr>
-          <w:rFonts w:ascii="Arial" w:cs="Arial" w:eastAsia="Arial" w:hAnsi="Arial"/>
+        <w:rPr>
+          <w:rFonts w:ascii="Arial" w:eastAsia="Arial" w:hAnsi="Arial" w:cs="Arial"/>
           <w:color w:val="000000"/>
           <w:sz w:val="20"/>
           <w:szCs w:val="20"/>
-          <w:vertAlign w:val="baseline"/>
         </w:rPr>
       </w:pPr>
       <w:r>
         <w:rPr>
-          <w:rFonts w:ascii="Arial" w:cs="Arial" w:eastAsia="Arial" w:hAnsi="Arial"/>
+          <w:rFonts w:ascii="Arial" w:eastAsia="Arial" w:hAnsi="Arial" w:cs="Arial"/>
           <w:color w:val="000000"/>
           <w:sz w:val="20"/>
           <w:szCs w:val="20"/>
-          <w:vertAlign w:val="baseline"/>
-          <w:rtl w:val="0"/>
-        </w:rPr>
-        <w:t xml:space="preserve">Se recomienda utilizar viñetas (bullets) para enumerar los aciertos, errores y recomendaciones de mejora continua.</w:t>
+        </w:rPr>
+        <w:t>Se recomienda utilizar viñetas (bullets) para enumerar los aciertos, errores y recomendaciones de mejora continua.</w:t>
       </w:r>
     </w:p>
     <w:p>
@@ -1543,226 +1130,191 @@
           <w:numId w:val="2"/>
         </w:numPr>
         <w:spacing w:after="0" w:line="240" w:lineRule="auto"/>
-        <w:ind w:left="720" w:hanging="360"/>
-        <w:rPr>
-          <w:rFonts w:ascii="Arial" w:cs="Arial" w:eastAsia="Arial" w:hAnsi="Arial"/>
+        <w:rPr>
+          <w:rFonts w:ascii="Arial" w:eastAsia="Arial" w:hAnsi="Arial" w:cs="Arial"/>
           <w:color w:val="000000"/>
           <w:sz w:val="20"/>
           <w:szCs w:val="20"/>
-          <w:vertAlign w:val="baseline"/>
         </w:rPr>
       </w:pPr>
       <w:r>
         <w:rPr>
-          <w:rFonts w:ascii="Arial" w:cs="Arial" w:eastAsia="Arial" w:hAnsi="Arial"/>
+          <w:rFonts w:ascii="Arial" w:eastAsia="Arial" w:hAnsi="Arial" w:cs="Arial"/>
           <w:color w:val="000000"/>
           <w:sz w:val="20"/>
           <w:szCs w:val="20"/>
-          <w:vertAlign w:val="baseline"/>
-          <w:rtl w:val="0"/>
-        </w:rPr>
-        <w:t xml:space="preserve">El formulario se puede extender cuantas páginas sea necesario para registrar todos los aciertos, errores y recomendaciones.</w:t>
+        </w:rPr>
+        <w:t>El formulario se puede extender cuantas páginas sea necesario para registrar todos los aciertos, errores y recomendaciones.</w:t>
       </w:r>
     </w:p>
     <w:sectPr>
-      <w:headerReference r:id="rId9" w:type="default"/>
-      <w:type w:val="nextPage"/>
-      <w:pgSz w:h="12240" w:w="15840" w:orient="landscape"/>
-      <w:pgMar w:bottom="1701" w:top="1701" w:left="1985" w:right="1418" w:header="709" w:footer="709"/>
+      <w:headerReference w:type="default" r:id="rId10"/>
+      <w:pgSz w:w="15840" w:h="12240" w:orient="landscape"/>
+      <w:pgMar w:top="1701" w:right="1418" w:bottom="1701" w:left="1985" w:header="709" w:footer="709" w:gutter="0"/>
+      <w:cols w:space="720"/>
     </w:sectPr>
   </w:body>
 </w:document>
 </file>
 
+<file path=word/endnotes.xml><?xml version="1.0" encoding="utf-8"?>
+<w:endnotes xmlns:wpc="http://schemas.microsoft.com/office/word/2010/wordprocessingCanvas" xmlns:cx="http://schemas.microsoft.com/office/drawing/2014/chartex" xmlns:cx1="http://schemas.microsoft.com/office/drawing/2015/9/8/chartex" xmlns:cx2="http://schemas.microsoft.com/office/drawing/2015/10/21/chartex" xmlns:cx3="http://schemas.microsoft.com/office/drawing/2016/5/9/chartex" xmlns:cx4="http://schemas.microsoft.com/office/drawing/2016/5/10/chartex" xmlns:cx5="http://schemas.microsoft.com/office/drawing/2016/5/11/chartex" xmlns:cx6="http://schemas.microsoft.com/office/drawing/2016/5/12/chartex" xmlns:cx7="http://schemas.microsoft.com/office/drawing/2016/5/13/chartex" xmlns:cx8="http://schemas.microsoft.com/office/drawing/2016/5/14/chartex" xmlns:mc="http://schemas.openxmlformats.org/markup-compatibility/2006" xmlns:aink="http://schemas.microsoft.com/office/drawing/2016/ink" xmlns:am3d="http://schemas.microsoft.com/office/drawing/2017/model3d" xmlns:o="urn:schemas-microsoft-com:office:office" xmlns:oel="http://schemas.microsoft.com/office/2019/extlst" xmlns:r="http://schemas.openxmlformats.org/officeDocument/2006/relationships" xmlns:m="http://schemas.openxmlformats.org/officeDocument/2006/math" xmlns:v="urn:schemas-microsoft-com:vml" xmlns:wp14="http://schemas.microsoft.com/office/word/2010/wordprocessingDrawing" xmlns:wp="http://schemas.openxmlformats.org/drawingml/2006/wordprocessingDrawing" xmlns:w10="urn:schemas-microsoft-com:office:word" xmlns:w="http://schemas.openxmlformats.org/wordprocessingml/2006/main" xmlns:w14="http://schemas.microsoft.com/office/word/2010/wordml" xmlns:w15="http://schemas.microsoft.com/office/word/2012/wordml" xmlns:w16cex="http://schemas.microsoft.com/office/word/2018/wordml/cex" xmlns:w16cid="http://schemas.microsoft.com/office/word/2016/wordml/cid" xmlns:w16="http://schemas.microsoft.com/office/word/2018/wordml" xmlns:w16du="http://schemas.microsoft.com/office/word/2023/wordml/word16du" xmlns:w16sdtdh="http://schemas.microsoft.com/office/word/2020/wordml/sdtdatahash" xmlns:w16sdtfl="http://schemas.microsoft.com/office/word/2024/wordml/sdtformatlock" xmlns:w16se="http://schemas.microsoft.com/office/word/2015/wordml/symex" xmlns:wpg="http://schemas.microsoft.com/office/word/2010/wordprocessingGroup" xmlns:wpi="http://schemas.microsoft.com/office/word/2010/wordprocessingInk" xmlns:wne="http://schemas.microsoft.com/office/word/2006/wordml" xmlns:wps="http://schemas.microsoft.com/office/word/2010/wordprocessingShape" mc:Ignorable="w14 w15 w16se w16cid w16 w16cex w16sdtdh w16sdtfl w16du wp14">
+  <w:endnote w:type="separator" w:id="-1">
+    <w:p>
+      <w:pPr>
+        <w:spacing w:after="0" w:line="240" w:lineRule="auto"/>
+      </w:pPr>
+      <w:r>
+        <w:separator/>
+      </w:r>
+    </w:p>
+  </w:endnote>
+  <w:endnote w:type="continuationSeparator" w:id="0">
+    <w:p>
+      <w:pPr>
+        <w:spacing w:after="0" w:line="240" w:lineRule="auto"/>
+      </w:pPr>
+      <w:r>
+        <w:continuationSeparator/>
+      </w:r>
+    </w:p>
+  </w:endnote>
+</w:endnotes>
+</file>
+
 <file path=word/footer1.xml><?xml version="1.0" encoding="utf-8"?>
-<w:ftr xmlns:mc="http://schemas.openxmlformats.org/markup-compatibility/2006" xmlns:o="urn:schemas-microsoft-com:office:office" xmlns:r="http://schemas.openxmlformats.org/officeDocument/2006/relationships" xmlns:m="http://schemas.openxmlformats.org/officeDocument/2006/math" xmlns:v="urn:schemas-microsoft-com:vml" xmlns:wp="http://schemas.openxmlformats.org/drawingml/2006/wordprocessingDrawing" xmlns:w10="urn:schemas-microsoft-com:office:word" xmlns:w="http://schemas.openxmlformats.org/wordprocessingml/2006/main" xmlns:wne="http://schemas.microsoft.com/office/word/2006/wordml" xmlns:sl="http://schemas.openxmlformats.org/schemaLibrary/2006/main" xmlns:a="http://schemas.openxmlformats.org/drawingml/2006/main" xmlns:pic="http://schemas.openxmlformats.org/drawingml/2006/picture" xmlns:c="http://schemas.openxmlformats.org/drawingml/2006/chart" xmlns:lc="http://schemas.openxmlformats.org/drawingml/2006/lockedCanvas" xmlns:dgm="http://schemas.openxmlformats.org/drawingml/2006/diagram" xmlns:wps="http://schemas.microsoft.com/office/word/2010/wordprocessingShape" xmlns:wpg="http://schemas.microsoft.com/office/word/2010/wordprocessingGroup" xmlns:w14="http://schemas.microsoft.com/office/word/2010/wordml" xmlns:w15="http://schemas.microsoft.com/office/word/2012/wordml" xmlns:w16="http://schemas.microsoft.com/office/word/2018/wordml" xmlns:w16cex="http://schemas.microsoft.com/office/word/2018/wordml/cex" xmlns:w16cid="http://schemas.microsoft.com/office/word/2016/wordml/cid" xmlns="http://schemas.microsoft.com/office/tasks/2019/documenttasks" xmlns:cr="http://schemas.microsoft.com/office/comments/2020/reactions">
+<w:ftr xmlns:wpc="http://schemas.microsoft.com/office/word/2010/wordprocessingCanvas" xmlns:cx="http://schemas.microsoft.com/office/drawing/2014/chartex" xmlns:cx1="http://schemas.microsoft.com/office/drawing/2015/9/8/chartex" xmlns:cx2="http://schemas.microsoft.com/office/drawing/2015/10/21/chartex" xmlns:cx3="http://schemas.microsoft.com/office/drawing/2016/5/9/chartex" xmlns:cx4="http://schemas.microsoft.com/office/drawing/2016/5/10/chartex" xmlns:cx5="http://schemas.microsoft.com/office/drawing/2016/5/11/chartex" xmlns:cx6="http://schemas.microsoft.com/office/drawing/2016/5/12/chartex" xmlns:cx7="http://schemas.microsoft.com/office/drawing/2016/5/13/chartex" xmlns:cx8="http://schemas.microsoft.com/office/drawing/2016/5/14/chartex" xmlns:mc="http://schemas.openxmlformats.org/markup-compatibility/2006" xmlns:aink="http://schemas.microsoft.com/office/drawing/2016/ink" xmlns:am3d="http://schemas.microsoft.com/office/drawing/2017/model3d" xmlns:o="urn:schemas-microsoft-com:office:office" xmlns:oel="http://schemas.microsoft.com/office/2019/extlst" xmlns:r="http://schemas.openxmlformats.org/officeDocument/2006/relationships" xmlns:m="http://schemas.openxmlformats.org/officeDocument/2006/math" xmlns:v="urn:schemas-microsoft-com:vml" xmlns:wp14="http://schemas.microsoft.com/office/word/2010/wordprocessingDrawing" xmlns:wp="http://schemas.openxmlformats.org/drawingml/2006/wordprocessingDrawing" xmlns:w10="urn:schemas-microsoft-com:office:word" xmlns:w="http://schemas.openxmlformats.org/wordprocessingml/2006/main" xmlns:w14="http://schemas.microsoft.com/office/word/2010/wordml" xmlns:w15="http://schemas.microsoft.com/office/word/2012/wordml" xmlns:w16cex="http://schemas.microsoft.com/office/word/2018/wordml/cex" xmlns:w16cid="http://schemas.microsoft.com/office/word/2016/wordml/cid" xmlns:w16="http://schemas.microsoft.com/office/word/2018/wordml" xmlns:w16du="http://schemas.microsoft.com/office/word/2023/wordml/word16du" xmlns:w16sdtdh="http://schemas.microsoft.com/office/word/2020/wordml/sdtdatahash" xmlns:w16sdtfl="http://schemas.microsoft.com/office/word/2024/wordml/sdtformatlock" xmlns:w16se="http://schemas.microsoft.com/office/word/2015/wordml/symex" xmlns:wpg="http://schemas.microsoft.com/office/word/2010/wordprocessingGroup" xmlns:wpi="http://schemas.microsoft.com/office/word/2010/wordprocessingInk" xmlns:wne="http://schemas.microsoft.com/office/word/2006/wordml" xmlns:wps="http://schemas.microsoft.com/office/word/2010/wordprocessingShape" mc:Ignorable="w14 w15 w16se w16cid w16 w16cex w16sdtdh w16sdtfl w16du wp14">
   <w:p>
     <w:pPr>
-      <w:keepNext w:val="0"/>
-      <w:keepLines w:val="0"/>
-      <w:widowControl w:val="1"/>
       <w:pBdr>
-        <w:top w:space="0" w:sz="0" w:val="nil"/>
-        <w:left w:space="0" w:sz="0" w:val="nil"/>
-        <w:bottom w:space="0" w:sz="0" w:val="nil"/>
-        <w:right w:space="0" w:sz="0" w:val="nil"/>
-        <w:between w:space="0" w:sz="0" w:val="nil"/>
+        <w:top w:val="nil"/>
+        <w:left w:val="nil"/>
+        <w:bottom w:val="nil"/>
+        <w:right w:val="nil"/>
+        <w:between w:val="nil"/>
       </w:pBdr>
-      <w:shd w:fill="auto" w:val="clear"/>
       <w:tabs>
-        <w:tab w:val="center" w:leader="none" w:pos="4419"/>
-        <w:tab w:val="right" w:leader="none" w:pos="8838"/>
+        <w:tab w:val="center" w:pos="4419"/>
+        <w:tab w:val="right" w:pos="8838"/>
       </w:tabs>
-      <w:spacing w:after="200" w:before="0" w:line="276" w:lineRule="auto"/>
-      <w:ind w:left="0" w:right="0" w:firstLine="0"/>
       <w:jc w:val="center"/>
       <w:rPr>
-        <w:rFonts w:ascii="Calibri" w:cs="Calibri" w:eastAsia="Calibri" w:hAnsi="Calibri"/>
-        <w:b w:val="0"/>
-        <w:bCs w:val="0"/>
-        <w:i w:val="0"/>
-        <w:iCs w:val="0"/>
-        <w:smallCaps w:val="0"/>
-        <w:strike w:val="0"/>
         <w:color w:val="000000"/>
         <w:sz w:val="20"/>
         <w:szCs w:val="20"/>
-        <w:u w:val="none"/>
-        <w:shd w:fill="auto" w:val="clear"/>
-        <w:vertAlign w:val="baseline"/>
       </w:rPr>
     </w:pPr>
     <w:r>
       <w:rPr>
-        <w:rFonts w:ascii="Calibri" w:cs="Calibri" w:eastAsia="Calibri" w:hAnsi="Calibri"/>
-        <w:b w:val="0"/>
-        <w:bCs w:val="0"/>
-        <w:i w:val="0"/>
-        <w:iCs w:val="0"/>
-        <w:smallCaps w:val="0"/>
-        <w:strike w:val="0"/>
         <w:color w:val="000000"/>
         <w:sz w:val="20"/>
         <w:szCs w:val="20"/>
-        <w:u w:val="none"/>
-        <w:shd w:fill="auto" w:val="clear"/>
-        <w:vertAlign w:val="baseline"/>
-        <w:rtl w:val="0"/>
-      </w:rPr>
-      <w:t xml:space="preserve">La Oficina de Proyectos de Informática (http://www.pmoinformatica.com)</w:t>
+      </w:rPr>
+      <w:t>La Oficina de Proyectos de Informática (http://www.pmoinformatica.com)</w:t>
     </w:r>
   </w:p>
 </w:ftr>
 </file>
 
+<file path=word/footnotes.xml><?xml version="1.0" encoding="utf-8"?>
+<w:footnotes xmlns:wpc="http://schemas.microsoft.com/office/word/2010/wordprocessingCanvas" xmlns:cx="http://schemas.microsoft.com/office/drawing/2014/chartex" xmlns:cx1="http://schemas.microsoft.com/office/drawing/2015/9/8/chartex" xmlns:cx2="http://schemas.microsoft.com/office/drawing/2015/10/21/chartex" xmlns:cx3="http://schemas.microsoft.com/office/drawing/2016/5/9/chartex" xmlns:cx4="http://schemas.microsoft.com/office/drawing/2016/5/10/chartex" xmlns:cx5="http://schemas.microsoft.com/office/drawing/2016/5/11/chartex" xmlns:cx6="http://schemas.microsoft.com/office/drawing/2016/5/12/chartex" xmlns:cx7="http://schemas.microsoft.com/office/drawing/2016/5/13/chartex" xmlns:cx8="http://schemas.microsoft.com/office/drawing/2016/5/14/chartex" xmlns:mc="http://schemas.openxmlformats.org/markup-compatibility/2006" xmlns:aink="http://schemas.microsoft.com/office/drawing/2016/ink" xmlns:am3d="http://schemas.microsoft.com/office/drawing/2017/model3d" xmlns:o="urn:schemas-microsoft-com:office:office" xmlns:oel="http://schemas.microsoft.com/office/2019/extlst" xmlns:r="http://schemas.openxmlformats.org/officeDocument/2006/relationships" xmlns:m="http://schemas.openxmlformats.org/officeDocument/2006/math" xmlns:v="urn:schemas-microsoft-com:vml" xmlns:wp14="http://schemas.microsoft.com/office/word/2010/wordprocessingDrawing" xmlns:wp="http://schemas.openxmlformats.org/drawingml/2006/wordprocessingDrawing" xmlns:w10="urn:schemas-microsoft-com:office:word" xmlns:w="http://schemas.openxmlformats.org/wordprocessingml/2006/main" xmlns:w14="http://schemas.microsoft.com/office/word/2010/wordml" xmlns:w15="http://schemas.microsoft.com/office/word/2012/wordml" xmlns:w16cex="http://schemas.microsoft.com/office/word/2018/wordml/cex" xmlns:w16cid="http://schemas.microsoft.com/office/word/2016/wordml/cid" xmlns:w16="http://schemas.microsoft.com/office/word/2018/wordml" xmlns:w16du="http://schemas.microsoft.com/office/word/2023/wordml/word16du" xmlns:w16sdtdh="http://schemas.microsoft.com/office/word/2020/wordml/sdtdatahash" xmlns:w16sdtfl="http://schemas.microsoft.com/office/word/2024/wordml/sdtformatlock" xmlns:w16se="http://schemas.microsoft.com/office/word/2015/wordml/symex" xmlns:wpg="http://schemas.microsoft.com/office/word/2010/wordprocessingGroup" xmlns:wpi="http://schemas.microsoft.com/office/word/2010/wordprocessingInk" xmlns:wne="http://schemas.microsoft.com/office/word/2006/wordml" xmlns:wps="http://schemas.microsoft.com/office/word/2010/wordprocessingShape" mc:Ignorable="w14 w15 w16se w16cid w16 w16cex w16sdtdh w16sdtfl w16du wp14">
+  <w:footnote w:type="separator" w:id="-1">
+    <w:p>
+      <w:pPr>
+        <w:spacing w:after="0" w:line="240" w:lineRule="auto"/>
+      </w:pPr>
+      <w:r>
+        <w:separator/>
+      </w:r>
+    </w:p>
+  </w:footnote>
+  <w:footnote w:type="continuationSeparator" w:id="0">
+    <w:p>
+      <w:pPr>
+        <w:spacing w:after="0" w:line="240" w:lineRule="auto"/>
+      </w:pPr>
+      <w:r>
+        <w:continuationSeparator/>
+      </w:r>
+    </w:p>
+  </w:footnote>
+</w:footnotes>
+</file>
+
 <file path=word/header1.xml><?xml version="1.0" encoding="utf-8"?>
-<w:hdr xmlns:mc="http://schemas.openxmlformats.org/markup-compatibility/2006" xmlns:o="urn:schemas-microsoft-com:office:office" xmlns:r="http://schemas.openxmlformats.org/officeDocument/2006/relationships" xmlns:m="http://schemas.openxmlformats.org/officeDocument/2006/math" xmlns:v="urn:schemas-microsoft-com:vml" xmlns:wp="http://schemas.openxmlformats.org/drawingml/2006/wordprocessingDrawing" xmlns:w10="urn:schemas-microsoft-com:office:word" xmlns:w="http://schemas.openxmlformats.org/wordprocessingml/2006/main" xmlns:wne="http://schemas.microsoft.com/office/word/2006/wordml" xmlns:sl="http://schemas.openxmlformats.org/schemaLibrary/2006/main" xmlns:a="http://schemas.openxmlformats.org/drawingml/2006/main" xmlns:pic="http://schemas.openxmlformats.org/drawingml/2006/picture" xmlns:c="http://schemas.openxmlformats.org/drawingml/2006/chart" xmlns:lc="http://schemas.openxmlformats.org/drawingml/2006/lockedCanvas" xmlns:dgm="http://schemas.openxmlformats.org/drawingml/2006/diagram" xmlns:wps="http://schemas.microsoft.com/office/word/2010/wordprocessingShape" xmlns:wpg="http://schemas.microsoft.com/office/word/2010/wordprocessingGroup" xmlns:w14="http://schemas.microsoft.com/office/word/2010/wordml" xmlns:w15="http://schemas.microsoft.com/office/word/2012/wordml" xmlns:w16="http://schemas.microsoft.com/office/word/2018/wordml" xmlns:w16cex="http://schemas.microsoft.com/office/word/2018/wordml/cex" xmlns:w16cid="http://schemas.microsoft.com/office/word/2016/wordml/cid" xmlns="http://schemas.microsoft.com/office/tasks/2019/documenttasks" xmlns:cr="http://schemas.microsoft.com/office/comments/2020/reactions">
+<w:hdr xmlns:wpc="http://schemas.microsoft.com/office/word/2010/wordprocessingCanvas" xmlns:cx="http://schemas.microsoft.com/office/drawing/2014/chartex" xmlns:cx1="http://schemas.microsoft.com/office/drawing/2015/9/8/chartex" xmlns:cx2="http://schemas.microsoft.com/office/drawing/2015/10/21/chartex" xmlns:cx3="http://schemas.microsoft.com/office/drawing/2016/5/9/chartex" xmlns:cx4="http://schemas.microsoft.com/office/drawing/2016/5/10/chartex" xmlns:cx5="http://schemas.microsoft.com/office/drawing/2016/5/11/chartex" xmlns:cx6="http://schemas.microsoft.com/office/drawing/2016/5/12/chartex" xmlns:cx7="http://schemas.microsoft.com/office/drawing/2016/5/13/chartex" xmlns:cx8="http://schemas.microsoft.com/office/drawing/2016/5/14/chartex" xmlns:mc="http://schemas.openxmlformats.org/markup-compatibility/2006" xmlns:aink="http://schemas.microsoft.com/office/drawing/2016/ink" xmlns:am3d="http://schemas.microsoft.com/office/drawing/2017/model3d" xmlns:o="urn:schemas-microsoft-com:office:office" xmlns:oel="http://schemas.microsoft.com/office/2019/extlst" xmlns:r="http://schemas.openxmlformats.org/officeDocument/2006/relationships" xmlns:m="http://schemas.openxmlformats.org/officeDocument/2006/math" xmlns:v="urn:schemas-microsoft-com:vml" xmlns:wp14="http://schemas.microsoft.com/office/word/2010/wordprocessingDrawing" xmlns:wp="http://schemas.openxmlformats.org/drawingml/2006/wordprocessingDrawing" xmlns:w10="urn:schemas-microsoft-com:office:word" xmlns:w="http://schemas.openxmlformats.org/wordprocessingml/2006/main" xmlns:w14="http://schemas.microsoft.com/office/word/2010/wordml" xmlns:w15="http://schemas.microsoft.com/office/word/2012/wordml" xmlns:w16cex="http://schemas.microsoft.com/office/word/2018/wordml/cex" xmlns:w16cid="http://schemas.microsoft.com/office/word/2016/wordml/cid" xmlns:w16="http://schemas.microsoft.com/office/word/2018/wordml" xmlns:w16du="http://schemas.microsoft.com/office/word/2023/wordml/word16du" xmlns:w16sdtdh="http://schemas.microsoft.com/office/word/2020/wordml/sdtdatahash" xmlns:w16sdtfl="http://schemas.microsoft.com/office/word/2024/wordml/sdtformatlock" xmlns:w16se="http://schemas.microsoft.com/office/word/2015/wordml/symex" xmlns:wpg="http://schemas.microsoft.com/office/word/2010/wordprocessingGroup" xmlns:wpi="http://schemas.microsoft.com/office/word/2010/wordprocessingInk" xmlns:wne="http://schemas.microsoft.com/office/word/2006/wordml" xmlns:wps="http://schemas.microsoft.com/office/word/2010/wordprocessingShape" mc:Ignorable="w14 w15 w16se w16cid w16 w16cex w16sdtdh w16sdtfl w16du wp14">
   <w:p>
     <w:pPr>
-      <w:keepNext w:val="0"/>
-      <w:keepLines w:val="0"/>
-      <w:widowControl w:val="1"/>
       <w:pBdr>
-        <w:top w:space="0" w:sz="0" w:val="nil"/>
-        <w:left w:space="0" w:sz="0" w:val="nil"/>
-        <w:bottom w:space="0" w:sz="0" w:val="nil"/>
-        <w:right w:space="0" w:sz="0" w:val="nil"/>
-        <w:between w:space="0" w:sz="0" w:val="nil"/>
+        <w:top w:val="nil"/>
+        <w:left w:val="nil"/>
+        <w:bottom w:val="nil"/>
+        <w:right w:val="nil"/>
+        <w:between w:val="nil"/>
       </w:pBdr>
-      <w:shd w:fill="auto" w:val="clear"/>
       <w:tabs>
-        <w:tab w:val="center" w:leader="none" w:pos="4419"/>
-        <w:tab w:val="right" w:leader="none" w:pos="8838"/>
+        <w:tab w:val="center" w:pos="4419"/>
+        <w:tab w:val="right" w:pos="8838"/>
       </w:tabs>
-      <w:spacing w:after="0" w:before="0" w:line="276" w:lineRule="auto"/>
-      <w:ind w:left="0" w:right="0" w:firstLine="0"/>
-      <w:jc w:val="left"/>
-      <w:rPr>
-        <w:rFonts w:ascii="Calibri" w:cs="Calibri" w:eastAsia="Calibri" w:hAnsi="Calibri"/>
-        <w:b w:val="0"/>
-        <w:bCs w:val="0"/>
-        <w:i w:val="0"/>
-        <w:iCs w:val="0"/>
-        <w:smallCaps w:val="0"/>
-        <w:strike w:val="0"/>
-        <w:color w:val="0d0d0d"/>
+      <w:spacing w:after="0"/>
+      <w:rPr>
+        <w:color w:val="0D0D0D"/>
         <w:sz w:val="28"/>
         <w:szCs w:val="28"/>
-        <w:u w:val="none"/>
-        <w:shd w:fill="auto" w:val="clear"/>
-        <w:vertAlign w:val="baseline"/>
       </w:rPr>
     </w:pPr>
     <w:r>
       <w:rPr>
-        <w:rFonts w:ascii="Calibri" w:cs="Calibri" w:eastAsia="Calibri" w:hAnsi="Calibri"/>
-        <w:b w:val="1"/>
-        <w:bCs w:val="1"/>
-        <w:i w:val="0"/>
-        <w:iCs w:val="0"/>
-        <w:smallCaps w:val="0"/>
-        <w:strike w:val="0"/>
-        <w:color w:val="0d0d0d"/>
+        <w:b/>
+        <w:bCs/>
+        <w:color w:val="0D0D0D"/>
         <w:sz w:val="28"/>
         <w:szCs w:val="28"/>
-        <w:u w:val="none"/>
-        <w:shd w:fill="auto" w:val="clear"/>
-        <w:vertAlign w:val="baseline"/>
-        <w:rtl w:val="0"/>
-      </w:rPr>
-      <w:t xml:space="preserve">La Oficina de Proyectos de Informática</w:t>
-    </w:r>
-    <w:r>
-      <w:rPr>
-        <w:rtl w:val="0"/>
-      </w:rPr>
+      </w:rPr>
+      <w:t>La Oficina de Proyectos de Informática</w:t>
     </w:r>
   </w:p>
   <w:p>
     <w:pPr>
-      <w:keepNext w:val="0"/>
-      <w:keepLines w:val="0"/>
-      <w:widowControl w:val="1"/>
       <w:pBdr>
-        <w:top w:space="0" w:sz="0" w:val="nil"/>
-        <w:left w:space="0" w:sz="0" w:val="nil"/>
-        <w:bottom w:space="0" w:sz="0" w:val="nil"/>
-        <w:right w:space="0" w:sz="0" w:val="nil"/>
-        <w:between w:space="0" w:sz="0" w:val="nil"/>
+        <w:top w:val="nil"/>
+        <w:left w:val="nil"/>
+        <w:bottom w:val="nil"/>
+        <w:right w:val="nil"/>
+        <w:between w:val="nil"/>
       </w:pBdr>
-      <w:shd w:fill="auto" w:val="clear"/>
       <w:tabs>
-        <w:tab w:val="center" w:leader="none" w:pos="4419"/>
-        <w:tab w:val="right" w:leader="none" w:pos="8838"/>
+        <w:tab w:val="center" w:pos="4419"/>
+        <w:tab w:val="right" w:pos="8838"/>
       </w:tabs>
-      <w:spacing w:after="0" w:before="0" w:line="276" w:lineRule="auto"/>
-      <w:ind w:left="0" w:right="0" w:firstLine="0"/>
+      <w:spacing w:after="0"/>
       <w:jc w:val="right"/>
       <w:rPr>
-        <w:rFonts w:ascii="Calibri" w:cs="Calibri" w:eastAsia="Calibri" w:hAnsi="Calibri"/>
-        <w:b w:val="0"/>
-        <w:bCs w:val="0"/>
-        <w:i w:val="0"/>
-        <w:iCs w:val="0"/>
-        <w:smallCaps w:val="0"/>
-        <w:strike w:val="0"/>
-        <w:color w:val="365f91"/>
+        <w:color w:val="365F91"/>
         <w:sz w:val="24"/>
         <w:szCs w:val="24"/>
-        <w:u w:val="none"/>
-        <w:shd w:fill="auto" w:val="clear"/>
-        <w:vertAlign w:val="baseline"/>
       </w:rPr>
     </w:pPr>
     <w:r>
       <w:rPr>
-        <w:rFonts w:ascii="Calibri" w:cs="Calibri" w:eastAsia="Calibri" w:hAnsi="Calibri"/>
-        <w:b w:val="1"/>
-        <w:bCs w:val="1"/>
-        <w:i w:val="1"/>
-        <w:iCs w:val="1"/>
-        <w:smallCaps w:val="0"/>
-        <w:strike w:val="0"/>
-        <w:color w:val="365f91"/>
+        <w:b/>
+        <w:bCs/>
+        <w:i/>
+        <w:iCs/>
+        <w:color w:val="365F91"/>
         <w:sz w:val="24"/>
         <w:szCs w:val="24"/>
-        <w:u w:val="none"/>
-        <w:shd w:fill="auto" w:val="clear"/>
-        <w:vertAlign w:val="baseline"/>
-        <w:rtl w:val="0"/>
-      </w:rPr>
-      <w:t xml:space="preserve">www.pmoinformatica.com</w:t>
+      </w:rPr>
+      <w:t>www.pmoinformatica.com</w:t>
     </w:r>
     <w:r>
       <w:rPr>
-        <w:rtl w:val="0"/>
-      </w:rPr>
-    </w:r>
-    <w:r>
+        <w:noProof/>
+      </w:rPr>
       <mc:AlternateContent>
         <mc:Choice Requires="wpg">
           <w:drawing>
-            <wp:anchor allowOverlap="1" behindDoc="0" distB="0" distT="0" distL="114300" distR="114300" hidden="0" layoutInCell="1" locked="0" relativeHeight="0" simplePos="0">
+            <wp:anchor distT="0" distB="0" distL="114300" distR="114300" simplePos="0" relativeHeight="251658240" behindDoc="0" locked="0" layoutInCell="1" hidden="0" allowOverlap="1" wp14:anchorId="3E1E4E9E" wp14:editId="2BBADF69">
               <wp:simplePos x="0" y="0"/>
               <wp:positionH relativeFrom="column">
                 <wp:posOffset>-31748</wp:posOffset>
@@ -1771,14 +1323,14 @@
                 <wp:posOffset>146050</wp:posOffset>
               </wp:positionV>
               <wp:extent cx="5688965" cy="238760"/>
-              <wp:effectExtent b="0" l="0" r="0" t="0"/>
+              <wp:effectExtent l="0" t="0" r="0" b="0"/>
               <wp:wrapNone/>
-              <wp:docPr id="4" name=""/>
-              <a:graphic>
+              <wp:docPr id="4" name="Rectángulo 4"/>
+              <wp:cNvGraphicFramePr/>
+              <a:graphic xmlns:a="http://schemas.openxmlformats.org/drawingml/2006/main">
                 <a:graphicData uri="http://schemas.microsoft.com/office/word/2010/wordprocessingShape">
                   <wps:wsp>
                     <wps:cNvSpPr/>
-                    <wps:cNvPr id="3" name="Shape 3"/>
                     <wps:spPr>
                       <a:xfrm>
                         <a:off x="2539618" y="3698720"/>
@@ -1790,29 +1342,27 @@
                       <a:solidFill>
                         <a:srgbClr val="4F81BD"/>
                       </a:solidFill>
-                      <a:ln cap="flat" cmpd="sng" w="38100">
+                      <a:ln w="38100" cap="flat" cmpd="sng">
                         <a:solidFill>
                           <a:srgbClr val="F2F2F2"/>
                         </a:solidFill>
                         <a:prstDash val="solid"/>
                         <a:miter lim="800000"/>
-                        <a:headEnd len="sm" w="sm" type="none"/>
-                        <a:tailEnd len="sm" w="sm" type="none"/>
+                        <a:headEnd type="none" w="sm" len="sm"/>
+                        <a:tailEnd type="none" w="sm" len="sm"/>
                       </a:ln>
                     </wps:spPr>
                     <wps:txbx>
                       <w:txbxContent>
                         <w:p>
                           <w:pPr>
-                            <w:spacing w:after="0" w:before="0" w:line="240"/>
-                            <w:ind w:left="0" w:right="0" w:firstLine="0"/>
-                            <w:jc w:val="left"/>
+                            <w:spacing w:after="0" w:line="240" w:lineRule="auto"/>
                             <w:textDirection w:val="btLr"/>
                           </w:pPr>
                         </w:p>
                       </w:txbxContent>
                     </wps:txbx>
-                    <wps:bodyPr anchorCtr="0" anchor="ctr" bIns="91425" lIns="91425" spcFirstLastPara="1" rIns="91425" wrap="square" tIns="91425">
+                    <wps:bodyPr spcFirstLastPara="1" wrap="square" lIns="91425" tIns="91425" rIns="91425" bIns="91425" anchor="ctr" anchorCtr="0">
                       <a:noAutofit/>
                     </wps:bodyPr>
                   </wps:wsp>
@@ -1821,7 +1371,7 @@
             </wp:anchor>
           </w:drawing>
         </mc:Choice>
-        <mc:Fallback>
+        <mc:Fallback xmlns:sl="http://schemas.openxmlformats.org/schemaLibrary/2006/main" xmlns:a="http://schemas.openxmlformats.org/drawingml/2006/main" xmlns:pic="http://schemas.openxmlformats.org/drawingml/2006/picture" xmlns:c="http://schemas.openxmlformats.org/drawingml/2006/chart" xmlns:lc="http://schemas.openxmlformats.org/drawingml/2006/lockedCanvas" xmlns:dgm="http://schemas.openxmlformats.org/drawingml/2006/diagram" xmlns="http://schemas.microsoft.com/office/tasks/2019/documenttasks" xmlns:cr="http://schemas.microsoft.com/office/comments/2020/reactions">
           <w:drawing>
             <wp:anchor allowOverlap="1" behindDoc="0" distB="0" distT="0" distL="114300" distR="114300" hidden="0" layoutInCell="1" locked="0" relativeHeight="0" simplePos="0">
               <wp:simplePos x="0" y="0"/>
@@ -1868,177 +1418,103 @@
   </w:p>
   <w:p>
     <w:pPr>
-      <w:keepNext w:val="0"/>
-      <w:keepLines w:val="0"/>
-      <w:widowControl w:val="1"/>
       <w:pBdr>
-        <w:top w:space="0" w:sz="0" w:val="nil"/>
-        <w:left w:space="0" w:sz="0" w:val="nil"/>
-        <w:bottom w:space="0" w:sz="0" w:val="nil"/>
-        <w:right w:space="0" w:sz="0" w:val="nil"/>
-        <w:between w:space="0" w:sz="0" w:val="nil"/>
+        <w:top w:val="nil"/>
+        <w:left w:val="nil"/>
+        <w:bottom w:val="nil"/>
+        <w:right w:val="nil"/>
+        <w:between w:val="nil"/>
       </w:pBdr>
-      <w:shd w:fill="auto" w:val="clear"/>
       <w:tabs>
-        <w:tab w:val="center" w:leader="none" w:pos="4419"/>
-        <w:tab w:val="right" w:leader="none" w:pos="8838"/>
+        <w:tab w:val="center" w:pos="4419"/>
+        <w:tab w:val="right" w:pos="8838"/>
       </w:tabs>
-      <w:spacing w:after="0" w:before="0" w:line="276" w:lineRule="auto"/>
-      <w:ind w:left="0" w:right="0" w:firstLine="0"/>
+      <w:spacing w:after="0"/>
       <w:jc w:val="right"/>
       <w:rPr>
-        <w:rFonts w:ascii="Calibri" w:cs="Calibri" w:eastAsia="Calibri" w:hAnsi="Calibri"/>
-        <w:b w:val="0"/>
-        <w:bCs w:val="0"/>
-        <w:i w:val="0"/>
-        <w:iCs w:val="0"/>
-        <w:smallCaps w:val="0"/>
-        <w:strike w:val="0"/>
-        <w:color w:val="365f91"/>
+        <w:color w:val="365F91"/>
         <w:sz w:val="24"/>
         <w:szCs w:val="24"/>
-        <w:u w:val="none"/>
-        <w:shd w:fill="auto" w:val="clear"/>
-        <w:vertAlign w:val="baseline"/>
       </w:rPr>
     </w:pPr>
-    <w:r>
-      <w:rPr>
-        <w:rtl w:val="0"/>
-      </w:rPr>
-    </w:r>
   </w:p>
 </w:hdr>
 </file>
 
 <file path=word/header2.xml><?xml version="1.0" encoding="utf-8"?>
-<w:hdr xmlns:mc="http://schemas.openxmlformats.org/markup-compatibility/2006" xmlns:o="urn:schemas-microsoft-com:office:office" xmlns:r="http://schemas.openxmlformats.org/officeDocument/2006/relationships" xmlns:m="http://schemas.openxmlformats.org/officeDocument/2006/math" xmlns:v="urn:schemas-microsoft-com:vml" xmlns:wp="http://schemas.openxmlformats.org/drawingml/2006/wordprocessingDrawing" xmlns:w10="urn:schemas-microsoft-com:office:word" xmlns:w="http://schemas.openxmlformats.org/wordprocessingml/2006/main" xmlns:wne="http://schemas.microsoft.com/office/word/2006/wordml" xmlns:sl="http://schemas.openxmlformats.org/schemaLibrary/2006/main" xmlns:a="http://schemas.openxmlformats.org/drawingml/2006/main" xmlns:pic="http://schemas.openxmlformats.org/drawingml/2006/picture" xmlns:c="http://schemas.openxmlformats.org/drawingml/2006/chart" xmlns:lc="http://schemas.openxmlformats.org/drawingml/2006/lockedCanvas" xmlns:dgm="http://schemas.openxmlformats.org/drawingml/2006/diagram" xmlns:wps="http://schemas.microsoft.com/office/word/2010/wordprocessingShape" xmlns:wpg="http://schemas.microsoft.com/office/word/2010/wordprocessingGroup" xmlns:w14="http://schemas.microsoft.com/office/word/2010/wordml" xmlns:w15="http://schemas.microsoft.com/office/word/2012/wordml" xmlns:w16="http://schemas.microsoft.com/office/word/2018/wordml" xmlns:w16cex="http://schemas.microsoft.com/office/word/2018/wordml/cex" xmlns:w16cid="http://schemas.microsoft.com/office/word/2016/wordml/cid" xmlns="http://schemas.microsoft.com/office/tasks/2019/documenttasks" xmlns:cr="http://schemas.microsoft.com/office/comments/2020/reactions">
+<w:hdr xmlns:wpc="http://schemas.microsoft.com/office/word/2010/wordprocessingCanvas" xmlns:cx="http://schemas.microsoft.com/office/drawing/2014/chartex" xmlns:cx1="http://schemas.microsoft.com/office/drawing/2015/9/8/chartex" xmlns:cx2="http://schemas.microsoft.com/office/drawing/2015/10/21/chartex" xmlns:cx3="http://schemas.microsoft.com/office/drawing/2016/5/9/chartex" xmlns:cx4="http://schemas.microsoft.com/office/drawing/2016/5/10/chartex" xmlns:cx5="http://schemas.microsoft.com/office/drawing/2016/5/11/chartex" xmlns:cx6="http://schemas.microsoft.com/office/drawing/2016/5/12/chartex" xmlns:cx7="http://schemas.microsoft.com/office/drawing/2016/5/13/chartex" xmlns:cx8="http://schemas.microsoft.com/office/drawing/2016/5/14/chartex" xmlns:mc="http://schemas.openxmlformats.org/markup-compatibility/2006" xmlns:aink="http://schemas.microsoft.com/office/drawing/2016/ink" xmlns:am3d="http://schemas.microsoft.com/office/drawing/2017/model3d" xmlns:o="urn:schemas-microsoft-com:office:office" xmlns:oel="http://schemas.microsoft.com/office/2019/extlst" xmlns:r="http://schemas.openxmlformats.org/officeDocument/2006/relationships" xmlns:m="http://schemas.openxmlformats.org/officeDocument/2006/math" xmlns:v="urn:schemas-microsoft-com:vml" xmlns:wp14="http://schemas.microsoft.com/office/word/2010/wordprocessingDrawing" xmlns:wp="http://schemas.openxmlformats.org/drawingml/2006/wordprocessingDrawing" xmlns:w10="urn:schemas-microsoft-com:office:word" xmlns:w="http://schemas.openxmlformats.org/wordprocessingml/2006/main" xmlns:w14="http://schemas.microsoft.com/office/word/2010/wordml" xmlns:w15="http://schemas.microsoft.com/office/word/2012/wordml" xmlns:w16cex="http://schemas.microsoft.com/office/word/2018/wordml/cex" xmlns:w16cid="http://schemas.microsoft.com/office/word/2016/wordml/cid" xmlns:w16="http://schemas.microsoft.com/office/word/2018/wordml" xmlns:w16du="http://schemas.microsoft.com/office/word/2023/wordml/word16du" xmlns:w16sdtdh="http://schemas.microsoft.com/office/word/2020/wordml/sdtdatahash" xmlns:w16sdtfl="http://schemas.microsoft.com/office/word/2024/wordml/sdtformatlock" xmlns:w16se="http://schemas.microsoft.com/office/word/2015/wordml/symex" xmlns:wpg="http://schemas.microsoft.com/office/word/2010/wordprocessingGroup" xmlns:wpi="http://schemas.microsoft.com/office/word/2010/wordprocessingInk" xmlns:wne="http://schemas.microsoft.com/office/word/2006/wordml" xmlns:wps="http://schemas.microsoft.com/office/word/2010/wordprocessingShape" mc:Ignorable="w14 w15 w16se w16cid w16 w16cex w16sdtdh w16sdtfl w16du wp14">
   <w:p>
     <w:pPr>
-      <w:keepNext w:val="0"/>
-      <w:keepLines w:val="0"/>
-      <w:widowControl w:val="1"/>
       <w:pBdr>
-        <w:top w:space="0" w:sz="0" w:val="nil"/>
-        <w:left w:space="0" w:sz="0" w:val="nil"/>
-        <w:bottom w:space="0" w:sz="0" w:val="nil"/>
-        <w:right w:space="0" w:sz="0" w:val="nil"/>
-        <w:between w:space="0" w:sz="0" w:val="nil"/>
+        <w:top w:val="nil"/>
+        <w:left w:val="nil"/>
+        <w:bottom w:val="nil"/>
+        <w:right w:val="nil"/>
+        <w:between w:val="nil"/>
       </w:pBdr>
-      <w:shd w:fill="auto" w:val="clear"/>
       <w:tabs>
-        <w:tab w:val="center" w:leader="none" w:pos="4419"/>
-        <w:tab w:val="right" w:leader="none" w:pos="8838"/>
+        <w:tab w:val="center" w:pos="4419"/>
+        <w:tab w:val="right" w:pos="8838"/>
       </w:tabs>
-      <w:spacing w:after="0" w:before="0" w:line="276" w:lineRule="auto"/>
-      <w:ind w:left="0" w:right="0" w:firstLine="0"/>
-      <w:jc w:val="left"/>
-      <w:rPr>
-        <w:rFonts w:ascii="Calibri" w:cs="Calibri" w:eastAsia="Calibri" w:hAnsi="Calibri"/>
-        <w:b w:val="0"/>
-        <w:bCs w:val="0"/>
-        <w:i w:val="0"/>
-        <w:iCs w:val="0"/>
-        <w:smallCaps w:val="0"/>
-        <w:strike w:val="0"/>
-        <w:color w:val="0d0d0d"/>
+      <w:spacing w:after="0"/>
+      <w:rPr>
+        <w:color w:val="0D0D0D"/>
         <w:sz w:val="28"/>
         <w:szCs w:val="28"/>
-        <w:u w:val="none"/>
-        <w:shd w:fill="auto" w:val="clear"/>
-        <w:vertAlign w:val="baseline"/>
       </w:rPr>
     </w:pPr>
     <w:r>
       <w:rPr>
-        <w:rFonts w:ascii="Calibri" w:cs="Calibri" w:eastAsia="Calibri" w:hAnsi="Calibri"/>
-        <w:b w:val="1"/>
-        <w:bCs w:val="1"/>
-        <w:i w:val="0"/>
-        <w:iCs w:val="0"/>
-        <w:smallCaps w:val="0"/>
-        <w:strike w:val="0"/>
-        <w:color w:val="0d0d0d"/>
+        <w:b/>
+        <w:bCs/>
+        <w:color w:val="0D0D0D"/>
         <w:sz w:val="28"/>
         <w:szCs w:val="28"/>
-        <w:u w:val="none"/>
-        <w:shd w:fill="auto" w:val="clear"/>
-        <w:vertAlign w:val="baseline"/>
-        <w:rtl w:val="0"/>
-      </w:rPr>
-      <w:t xml:space="preserve">La Oficina de Proyectos de Informática</w:t>
-    </w:r>
-    <w:r>
-      <w:rPr>
-        <w:rtl w:val="0"/>
-      </w:rPr>
+      </w:rPr>
+      <w:t>La Oficina de Proyectos de Informática</w:t>
     </w:r>
   </w:p>
   <w:p>
     <w:pPr>
-      <w:keepNext w:val="0"/>
-      <w:keepLines w:val="0"/>
-      <w:widowControl w:val="1"/>
       <w:pBdr>
-        <w:top w:space="0" w:sz="0" w:val="nil"/>
-        <w:left w:space="0" w:sz="0" w:val="nil"/>
-        <w:bottom w:space="0" w:sz="0" w:val="nil"/>
-        <w:right w:space="0" w:sz="0" w:val="nil"/>
-        <w:between w:space="0" w:sz="0" w:val="nil"/>
+        <w:top w:val="nil"/>
+        <w:left w:val="nil"/>
+        <w:bottom w:val="nil"/>
+        <w:right w:val="nil"/>
+        <w:between w:val="nil"/>
       </w:pBdr>
-      <w:shd w:fill="auto" w:val="clear"/>
       <w:tabs>
-        <w:tab w:val="center" w:leader="none" w:pos="4419"/>
-        <w:tab w:val="right" w:leader="none" w:pos="8838"/>
+        <w:tab w:val="center" w:pos="4419"/>
+        <w:tab w:val="right" w:pos="8838"/>
       </w:tabs>
-      <w:spacing w:after="0" w:before="0" w:line="276" w:lineRule="auto"/>
-      <w:ind w:left="0" w:right="0" w:firstLine="0"/>
+      <w:spacing w:after="0"/>
       <w:jc w:val="right"/>
       <w:rPr>
-        <w:rFonts w:ascii="Calibri" w:cs="Calibri" w:eastAsia="Calibri" w:hAnsi="Calibri"/>
-        <w:b w:val="0"/>
-        <w:bCs w:val="0"/>
-        <w:i w:val="0"/>
-        <w:iCs w:val="0"/>
-        <w:smallCaps w:val="0"/>
-        <w:strike w:val="0"/>
-        <w:color w:val="365f91"/>
+        <w:color w:val="365F91"/>
         <w:sz w:val="24"/>
         <w:szCs w:val="24"/>
-        <w:u w:val="none"/>
-        <w:shd w:fill="auto" w:val="clear"/>
-        <w:vertAlign w:val="baseline"/>
       </w:rPr>
     </w:pPr>
     <w:r>
       <w:rPr>
-        <w:rFonts w:ascii="Calibri" w:cs="Calibri" w:eastAsia="Calibri" w:hAnsi="Calibri"/>
-        <w:b w:val="1"/>
-        <w:bCs w:val="1"/>
-        <w:i w:val="1"/>
-        <w:iCs w:val="1"/>
-        <w:smallCaps w:val="0"/>
-        <w:strike w:val="0"/>
-        <w:color w:val="365f91"/>
+        <w:b/>
+        <w:bCs/>
+        <w:i/>
+        <w:iCs/>
+        <w:color w:val="365F91"/>
         <w:sz w:val="24"/>
         <w:szCs w:val="24"/>
-        <w:u w:val="none"/>
-        <w:shd w:fill="auto" w:val="clear"/>
-        <w:vertAlign w:val="baseline"/>
-        <w:rtl w:val="0"/>
-      </w:rPr>
-      <w:t xml:space="preserve">www.pmoinformatica.com</w:t>
+      </w:rPr>
+      <w:t>www.pmoinformatica.com</w:t>
     </w:r>
     <w:r>
       <w:rPr>
-        <w:rtl w:val="0"/>
-      </w:rPr>
-    </w:r>
-    <w:r>
+        <w:noProof/>
+      </w:rPr>
       <mc:AlternateContent>
         <mc:Choice Requires="wpg">
           <w:drawing>
-            <wp:anchor allowOverlap="1" behindDoc="0" distB="0" distT="0" distL="114300" distR="114300" hidden="0" layoutInCell="1" locked="0" relativeHeight="0" simplePos="0">
+            <wp:anchor distT="0" distB="0" distL="114300" distR="114300" simplePos="0" relativeHeight="251659264" behindDoc="0" locked="0" layoutInCell="1" hidden="0" allowOverlap="1" wp14:anchorId="3B199B15" wp14:editId="605F4999">
               <wp:simplePos x="0" y="0"/>
               <wp:positionH relativeFrom="column">
                 <wp:posOffset>-31748</wp:posOffset>
@@ -2047,14 +1523,14 @@
                 <wp:posOffset>146050</wp:posOffset>
               </wp:positionV>
               <wp:extent cx="7954645" cy="238760"/>
-              <wp:effectExtent b="0" l="0" r="0" t="0"/>
+              <wp:effectExtent l="0" t="0" r="0" b="0"/>
               <wp:wrapNone/>
-              <wp:docPr id="3" name=""/>
-              <a:graphic>
+              <wp:docPr id="3" name="Rectángulo 3"/>
+              <wp:cNvGraphicFramePr/>
+              <a:graphic xmlns:a="http://schemas.openxmlformats.org/drawingml/2006/main">
                 <a:graphicData uri="http://schemas.microsoft.com/office/word/2010/wordprocessingShape">
                   <wps:wsp>
                     <wps:cNvSpPr/>
-                    <wps:cNvPr id="2" name="Shape 2"/>
                     <wps:spPr>
                       <a:xfrm>
                         <a:off x="1406778" y="3698720"/>
@@ -2066,29 +1542,27 @@
                       <a:solidFill>
                         <a:srgbClr val="4F81BD"/>
                       </a:solidFill>
-                      <a:ln cap="flat" cmpd="sng" w="38100">
+                      <a:ln w="38100" cap="flat" cmpd="sng">
                         <a:solidFill>
                           <a:srgbClr val="F2F2F2"/>
                         </a:solidFill>
                         <a:prstDash val="solid"/>
                         <a:miter lim="800000"/>
-                        <a:headEnd len="sm" w="sm" type="none"/>
-                        <a:tailEnd len="sm" w="sm" type="none"/>
+                        <a:headEnd type="none" w="sm" len="sm"/>
+                        <a:tailEnd type="none" w="sm" len="sm"/>
                       </a:ln>
                     </wps:spPr>
                     <wps:txbx>
                       <w:txbxContent>
                         <w:p>
                           <w:pPr>
-                            <w:spacing w:after="0" w:before="0" w:line="240"/>
-                            <w:ind w:left="0" w:right="0" w:firstLine="0"/>
-                            <w:jc w:val="left"/>
+                            <w:spacing w:after="0" w:line="240" w:lineRule="auto"/>
                             <w:textDirection w:val="btLr"/>
                           </w:pPr>
                         </w:p>
                       </w:txbxContent>
                     </wps:txbx>
-                    <wps:bodyPr anchorCtr="0" anchor="ctr" bIns="91425" lIns="91425" spcFirstLastPara="1" rIns="91425" wrap="square" tIns="91425">
+                    <wps:bodyPr spcFirstLastPara="1" wrap="square" lIns="91425" tIns="91425" rIns="91425" bIns="91425" anchor="ctr" anchorCtr="0">
                       <a:noAutofit/>
                     </wps:bodyPr>
                   </wps:wsp>
@@ -2097,7 +1571,7 @@
             </wp:anchor>
           </w:drawing>
         </mc:Choice>
-        <mc:Fallback>
+        <mc:Fallback xmlns:sl="http://schemas.openxmlformats.org/schemaLibrary/2006/main" xmlns:a="http://schemas.openxmlformats.org/drawingml/2006/main" xmlns:pic="http://schemas.openxmlformats.org/drawingml/2006/picture" xmlns:c="http://schemas.openxmlformats.org/drawingml/2006/chart" xmlns:lc="http://schemas.openxmlformats.org/drawingml/2006/lockedCanvas" xmlns:dgm="http://schemas.openxmlformats.org/drawingml/2006/diagram" xmlns="http://schemas.microsoft.com/office/tasks/2019/documenttasks" xmlns:cr="http://schemas.microsoft.com/office/comments/2020/reactions">
           <w:drawing>
             <wp:anchor allowOverlap="1" behindDoc="0" distB="0" distT="0" distL="114300" distR="114300" hidden="0" layoutInCell="1" locked="0" relativeHeight="0" simplePos="0">
               <wp:simplePos x="0" y="0"/>
@@ -2144,52 +1618,35 @@
   </w:p>
   <w:p>
     <w:pPr>
-      <w:keepNext w:val="0"/>
-      <w:keepLines w:val="0"/>
-      <w:widowControl w:val="1"/>
       <w:pBdr>
-        <w:top w:space="0" w:sz="0" w:val="nil"/>
-        <w:left w:space="0" w:sz="0" w:val="nil"/>
-        <w:bottom w:space="0" w:sz="0" w:val="nil"/>
-        <w:right w:space="0" w:sz="0" w:val="nil"/>
-        <w:between w:space="0" w:sz="0" w:val="nil"/>
+        <w:top w:val="nil"/>
+        <w:left w:val="nil"/>
+        <w:bottom w:val="nil"/>
+        <w:right w:val="nil"/>
+        <w:between w:val="nil"/>
       </w:pBdr>
-      <w:shd w:fill="auto" w:val="clear"/>
       <w:tabs>
-        <w:tab w:val="center" w:leader="none" w:pos="4419"/>
-        <w:tab w:val="right" w:leader="none" w:pos="8838"/>
+        <w:tab w:val="center" w:pos="4419"/>
+        <w:tab w:val="right" w:pos="8838"/>
       </w:tabs>
-      <w:spacing w:after="0" w:before="0" w:line="276" w:lineRule="auto"/>
-      <w:ind w:left="0" w:right="0" w:firstLine="0"/>
+      <w:spacing w:after="0"/>
       <w:jc w:val="right"/>
       <w:rPr>
-        <w:rFonts w:ascii="Calibri" w:cs="Calibri" w:eastAsia="Calibri" w:hAnsi="Calibri"/>
-        <w:b w:val="0"/>
-        <w:bCs w:val="0"/>
-        <w:i w:val="0"/>
-        <w:iCs w:val="0"/>
-        <w:smallCaps w:val="0"/>
-        <w:strike w:val="0"/>
-        <w:color w:val="365f91"/>
+        <w:color w:val="365F91"/>
         <w:sz w:val="24"/>
         <w:szCs w:val="24"/>
-        <w:u w:val="none"/>
-        <w:shd w:fill="auto" w:val="clear"/>
-        <w:vertAlign w:val="baseline"/>
       </w:rPr>
     </w:pPr>
-    <w:r>
-      <w:rPr>
-        <w:rtl w:val="0"/>
-      </w:rPr>
-    </w:r>
   </w:p>
 </w:hdr>
 </file>
 
 <file path=word/numbering.xml><?xml version="1.0" encoding="utf-8"?>
-<w:numbering xmlns:mc="http://schemas.openxmlformats.org/markup-compatibility/2006" xmlns:o="urn:schemas-microsoft-com:office:office" xmlns:r="http://schemas.openxmlformats.org/officeDocument/2006/relationships" xmlns:m="http://schemas.openxmlformats.org/officeDocument/2006/math" xmlns:v="urn:schemas-microsoft-com:vml" xmlns:wp="http://schemas.openxmlformats.org/drawingml/2006/wordprocessingDrawing" xmlns:w10="urn:schemas-microsoft-com:office:word" xmlns:w="http://schemas.openxmlformats.org/wordprocessingml/2006/main" xmlns:wne="http://schemas.microsoft.com/office/word/2006/wordml" xmlns:sl="http://schemas.openxmlformats.org/schemaLibrary/2006/main" xmlns:a="http://schemas.openxmlformats.org/drawingml/2006/main" xmlns:pic="http://schemas.openxmlformats.org/drawingml/2006/picture" xmlns:c="http://schemas.openxmlformats.org/drawingml/2006/chart" xmlns:lc="http://schemas.openxmlformats.org/drawingml/2006/lockedCanvas" xmlns:dgm="http://schemas.openxmlformats.org/drawingml/2006/diagram" xmlns:wps="http://schemas.microsoft.com/office/word/2010/wordprocessingShape" xmlns:wpg="http://schemas.microsoft.com/office/word/2010/wordprocessingGroup" xmlns:w14="http://schemas.microsoft.com/office/word/2010/wordml" xmlns:w15="http://schemas.microsoft.com/office/word/2012/wordml" xmlns:w16="http://schemas.microsoft.com/office/word/2018/wordml" xmlns:w16cex="http://schemas.microsoft.com/office/word/2018/wordml/cex" xmlns:w16cid="http://schemas.microsoft.com/office/word/2016/wordml/cid" xmlns="http://schemas.microsoft.com/office/tasks/2019/documenttasks" xmlns:cr="http://schemas.microsoft.com/office/comments/2020/reactions">
-  <w:abstractNum w:abstractNumId="1">
+<w:numbering xmlns:wpc="http://schemas.microsoft.com/office/word/2010/wordprocessingCanvas" xmlns:cx="http://schemas.microsoft.com/office/drawing/2014/chartex" xmlns:cx1="http://schemas.microsoft.com/office/drawing/2015/9/8/chartex" xmlns:cx2="http://schemas.microsoft.com/office/drawing/2015/10/21/chartex" xmlns:cx3="http://schemas.microsoft.com/office/drawing/2016/5/9/chartex" xmlns:cx4="http://schemas.microsoft.com/office/drawing/2016/5/10/chartex" xmlns:cx5="http://schemas.microsoft.com/office/drawing/2016/5/11/chartex" xmlns:cx6="http://schemas.microsoft.com/office/drawing/2016/5/12/chartex" xmlns:cx7="http://schemas.microsoft.com/office/drawing/2016/5/13/chartex" xmlns:cx8="http://schemas.microsoft.com/office/drawing/2016/5/14/chartex" xmlns:mc="http://schemas.openxmlformats.org/markup-compatibility/2006" xmlns:aink="http://schemas.microsoft.com/office/drawing/2016/ink" xmlns:am3d="http://schemas.microsoft.com/office/drawing/2017/model3d" xmlns:o="urn:schemas-microsoft-com:office:office" xmlns:oel="http://schemas.microsoft.com/office/2019/extlst" xmlns:r="http://schemas.openxmlformats.org/officeDocument/2006/relationships" xmlns:m="http://schemas.openxmlformats.org/officeDocument/2006/math" xmlns:v="urn:schemas-microsoft-com:vml" xmlns:wp14="http://schemas.microsoft.com/office/word/2010/wordprocessingDrawing" xmlns:wp="http://schemas.openxmlformats.org/drawingml/2006/wordprocessingDrawing" xmlns:w10="urn:schemas-microsoft-com:office:word" xmlns:w="http://schemas.openxmlformats.org/wordprocessingml/2006/main" xmlns:w14="http://schemas.microsoft.com/office/word/2010/wordml" xmlns:w15="http://schemas.microsoft.com/office/word/2012/wordml" xmlns:w16cex="http://schemas.microsoft.com/office/word/2018/wordml/cex" xmlns:w16cid="http://schemas.microsoft.com/office/word/2016/wordml/cid" xmlns:w16="http://schemas.microsoft.com/office/word/2018/wordml" xmlns:w16du="http://schemas.microsoft.com/office/word/2023/wordml/word16du" xmlns:w16sdtdh="http://schemas.microsoft.com/office/word/2020/wordml/sdtdatahash" xmlns:w16sdtfl="http://schemas.microsoft.com/office/word/2024/wordml/sdtformatlock" xmlns:w16se="http://schemas.microsoft.com/office/word/2015/wordml/symex" xmlns:wpg="http://schemas.microsoft.com/office/word/2010/wordprocessingGroup" xmlns:wpi="http://schemas.microsoft.com/office/word/2010/wordprocessingInk" xmlns:wne="http://schemas.microsoft.com/office/word/2006/wordml" xmlns:wps="http://schemas.microsoft.com/office/word/2010/wordprocessingShape" mc:Ignorable="w14 w15 w16se w16cid w16 w16cex w16sdtdh w16sdtfl w16du wp14">
+  <w:abstractNum w:abstractNumId="0" w15:restartNumberingAfterBreak="0">
+    <w:nsid w:val="0AE11CF1"/>
+    <w:multiLevelType w:val="multilevel"/>
+    <w:tmpl w:val="E4E6E050"/>
     <w:lvl w:ilvl="0">
       <w:start w:val="1"/>
       <w:numFmt w:val="bullet"/>
@@ -2299,7 +1756,10 @@
       </w:rPr>
     </w:lvl>
   </w:abstractNum>
-  <w:abstractNum w:abstractNumId="2">
+  <w:abstractNum w:abstractNumId="1" w15:restartNumberingAfterBreak="0">
+    <w:nsid w:val="55B122FC"/>
+    <w:multiLevelType w:val="multilevel"/>
+    <w:tmpl w:val="C0948C5E"/>
     <w:lvl w:ilvl="0">
       <w:start w:val="1"/>
       <w:numFmt w:val="bullet"/>
@@ -2309,7 +1769,7 @@
         <w:ind w:left="720" w:hanging="360"/>
       </w:pPr>
       <w:rPr>
-        <w:rFonts w:ascii="Noto Sans Symbols" w:cs="Noto Sans Symbols" w:eastAsia="Noto Sans Symbols" w:hAnsi="Noto Sans Symbols"/>
+        <w:rFonts w:ascii="Noto Sans Symbols" w:eastAsia="Noto Sans Symbols" w:hAnsi="Noto Sans Symbols" w:cs="Noto Sans Symbols"/>
         <w:vertAlign w:val="baseline"/>
       </w:rPr>
     </w:lvl>
@@ -2322,7 +1782,7 @@
         <w:ind w:left="1440" w:hanging="360"/>
       </w:pPr>
       <w:rPr>
-        <w:rFonts w:ascii="Courier New" w:cs="Courier New" w:eastAsia="Courier New" w:hAnsi="Courier New"/>
+        <w:rFonts w:ascii="Courier New" w:eastAsia="Courier New" w:hAnsi="Courier New" w:cs="Courier New"/>
         <w:vertAlign w:val="baseline"/>
       </w:rPr>
     </w:lvl>
@@ -2335,7 +1795,7 @@
         <w:ind w:left="2160" w:hanging="360"/>
       </w:pPr>
       <w:rPr>
-        <w:rFonts w:ascii="Noto Sans Symbols" w:cs="Noto Sans Symbols" w:eastAsia="Noto Sans Symbols" w:hAnsi="Noto Sans Symbols"/>
+        <w:rFonts w:ascii="Noto Sans Symbols" w:eastAsia="Noto Sans Symbols" w:hAnsi="Noto Sans Symbols" w:cs="Noto Sans Symbols"/>
         <w:vertAlign w:val="baseline"/>
       </w:rPr>
     </w:lvl>
@@ -2348,7 +1808,7 @@
         <w:ind w:left="2880" w:hanging="360"/>
       </w:pPr>
       <w:rPr>
-        <w:rFonts w:ascii="Noto Sans Symbols" w:cs="Noto Sans Symbols" w:eastAsia="Noto Sans Symbols" w:hAnsi="Noto Sans Symbols"/>
+        <w:rFonts w:ascii="Noto Sans Symbols" w:eastAsia="Noto Sans Symbols" w:hAnsi="Noto Sans Symbols" w:cs="Noto Sans Symbols"/>
         <w:vertAlign w:val="baseline"/>
       </w:rPr>
     </w:lvl>
@@ -2361,7 +1821,7 @@
         <w:ind w:left="3600" w:hanging="360"/>
       </w:pPr>
       <w:rPr>
-        <w:rFonts w:ascii="Courier New" w:cs="Courier New" w:eastAsia="Courier New" w:hAnsi="Courier New"/>
+        <w:rFonts w:ascii="Courier New" w:eastAsia="Courier New" w:hAnsi="Courier New" w:cs="Courier New"/>
         <w:vertAlign w:val="baseline"/>
       </w:rPr>
     </w:lvl>
@@ -2374,7 +1834,7 @@
         <w:ind w:left="4320" w:hanging="360"/>
       </w:pPr>
       <w:rPr>
-        <w:rFonts w:ascii="Noto Sans Symbols" w:cs="Noto Sans Symbols" w:eastAsia="Noto Sans Symbols" w:hAnsi="Noto Sans Symbols"/>
+        <w:rFonts w:ascii="Noto Sans Symbols" w:eastAsia="Noto Sans Symbols" w:hAnsi="Noto Sans Symbols" w:cs="Noto Sans Symbols"/>
         <w:vertAlign w:val="baseline"/>
       </w:rPr>
     </w:lvl>
@@ -2387,7 +1847,7 @@
         <w:ind w:left="5040" w:hanging="360"/>
       </w:pPr>
       <w:rPr>
-        <w:rFonts w:ascii="Noto Sans Symbols" w:cs="Noto Sans Symbols" w:eastAsia="Noto Sans Symbols" w:hAnsi="Noto Sans Symbols"/>
+        <w:rFonts w:ascii="Noto Sans Symbols" w:eastAsia="Noto Sans Symbols" w:hAnsi="Noto Sans Symbols" w:cs="Noto Sans Symbols"/>
         <w:vertAlign w:val="baseline"/>
       </w:rPr>
     </w:lvl>
@@ -2400,7 +1860,7 @@
         <w:ind w:left="5760" w:hanging="360"/>
       </w:pPr>
       <w:rPr>
-        <w:rFonts w:ascii="Courier New" w:cs="Courier New" w:eastAsia="Courier New" w:hAnsi="Courier New"/>
+        <w:rFonts w:ascii="Courier New" w:eastAsia="Courier New" w:hAnsi="Courier New" w:cs="Courier New"/>
         <w:vertAlign w:val="baseline"/>
       </w:rPr>
     </w:lvl>
@@ -2413,12 +1873,15 @@
         <w:ind w:left="6480" w:hanging="360"/>
       </w:pPr>
       <w:rPr>
-        <w:rFonts w:ascii="Noto Sans Symbols" w:cs="Noto Sans Symbols" w:eastAsia="Noto Sans Symbols" w:hAnsi="Noto Sans Symbols"/>
+        <w:rFonts w:ascii="Noto Sans Symbols" w:eastAsia="Noto Sans Symbols" w:hAnsi="Noto Sans Symbols" w:cs="Noto Sans Symbols"/>
         <w:vertAlign w:val="baseline"/>
       </w:rPr>
     </w:lvl>
   </w:abstractNum>
-  <w:abstractNum w:abstractNumId="3">
+  <w:abstractNum w:abstractNumId="2" w15:restartNumberingAfterBreak="0">
+    <w:nsid w:val="7DC9645F"/>
+    <w:multiLevelType w:val="multilevel"/>
+    <w:tmpl w:val="8096A034"/>
     <w:lvl w:ilvl="0">
       <w:start w:val="1"/>
       <w:numFmt w:val="bullet"/>
@@ -2528,27 +1991,27 @@
       </w:rPr>
     </w:lvl>
   </w:abstractNum>
-  <w:num w:numId="1">
+  <w:num w:numId="1" w16cid:durableId="397557627">
+    <w:abstractNumId w:val="2"/>
+  </w:num>
+  <w:num w:numId="2" w16cid:durableId="417290866">
     <w:abstractNumId w:val="1"/>
   </w:num>
-  <w:num w:numId="2">
-    <w:abstractNumId w:val="2"/>
-  </w:num>
-  <w:num w:numId="3">
-    <w:abstractNumId w:val="3"/>
+  <w:num w:numId="3" w16cid:durableId="1346595814">
+    <w:abstractNumId w:val="0"/>
   </w:num>
 </w:numbering>
 </file>
 
 <file path=word/styles.xml><?xml version="1.0" encoding="utf-8"?>
-<w:styles xmlns:mc="http://schemas.openxmlformats.org/markup-compatibility/2006" xmlns:o="urn:schemas-microsoft-com:office:office" xmlns:r="http://schemas.openxmlformats.org/officeDocument/2006/relationships" xmlns:m="http://schemas.openxmlformats.org/officeDocument/2006/math" xmlns:v="urn:schemas-microsoft-com:vml" xmlns:wp="http://schemas.openxmlformats.org/drawingml/2006/wordprocessingDrawing" xmlns:w10="urn:schemas-microsoft-com:office:word" xmlns:w="http://schemas.openxmlformats.org/wordprocessingml/2006/main" xmlns:wne="http://schemas.microsoft.com/office/word/2006/wordml" xmlns:sl="http://schemas.openxmlformats.org/schemaLibrary/2006/main" xmlns:a="http://schemas.openxmlformats.org/drawingml/2006/main" xmlns:pic="http://schemas.openxmlformats.org/drawingml/2006/picture" xmlns:c="http://schemas.openxmlformats.org/drawingml/2006/chart" xmlns:lc="http://schemas.openxmlformats.org/drawingml/2006/lockedCanvas" xmlns:dgm="http://schemas.openxmlformats.org/drawingml/2006/diagram" xmlns:wps="http://schemas.microsoft.com/office/word/2010/wordprocessingShape" xmlns:wpg="http://schemas.microsoft.com/office/word/2010/wordprocessingGroup" xmlns:w14="http://schemas.microsoft.com/office/word/2010/wordml" xmlns:w15="http://schemas.microsoft.com/office/word/2012/wordml" xmlns:w16="http://schemas.microsoft.com/office/word/2018/wordml" xmlns:w16cex="http://schemas.microsoft.com/office/word/2018/wordml/cex" xmlns:w16cid="http://schemas.microsoft.com/office/word/2016/wordml/cid" xmlns="http://schemas.microsoft.com/office/tasks/2019/documenttasks" xmlns:cr="http://schemas.microsoft.com/office/comments/2020/reactions">
+<w:styles xmlns:mc="http://schemas.openxmlformats.org/markup-compatibility/2006" xmlns:r="http://schemas.openxmlformats.org/officeDocument/2006/relationships" xmlns:w="http://schemas.openxmlformats.org/wordprocessingml/2006/main" xmlns:w14="http://schemas.microsoft.com/office/word/2010/wordml" xmlns:w15="http://schemas.microsoft.com/office/word/2012/wordml" xmlns:w16cex="http://schemas.microsoft.com/office/word/2018/wordml/cex" xmlns:w16cid="http://schemas.microsoft.com/office/word/2016/wordml/cid" xmlns:w16="http://schemas.microsoft.com/office/word/2018/wordml" xmlns:w16du="http://schemas.microsoft.com/office/word/2023/wordml/word16du" xmlns:w16sdtdh="http://schemas.microsoft.com/office/word/2020/wordml/sdtdatahash" xmlns:w16sdtfl="http://schemas.microsoft.com/office/word/2024/wordml/sdtformatlock" xmlns:w16se="http://schemas.microsoft.com/office/word/2015/wordml/symex" mc:Ignorable="w14 w15 w16se w16cid w16 w16cex w16sdtdh w16sdtfl w16du">
   <w:docDefaults>
     <w:rPrDefault>
       <w:rPr>
-        <w:rFonts w:ascii="Calibri" w:cs="Calibri" w:eastAsia="Calibri" w:hAnsi="Calibri"/>
+        <w:rFonts w:ascii="Calibri" w:eastAsia="Calibri" w:hAnsi="Calibri" w:cs="Calibri"/>
         <w:sz w:val="22"/>
         <w:szCs w:val="22"/>
-        <w:lang w:val="es-VE"/>
+        <w:lang w:val="es-VE" w:eastAsia="es-MX" w:bidi="ar-SA"/>
       </w:rPr>
     </w:rPrDefault>
     <w:pPrDefault>
@@ -2557,243 +2020,615 @@
       </w:pPr>
     </w:pPrDefault>
   </w:docDefaults>
-  <w:style w:type="table" w:styleId="TableNormal" w:default="1">
-    <w:name w:val="TableNormal"/>
-    <w:tblPr>
-      <w:tblCellMar>
-        <w:top w:w="100.0" w:type="dxa"/>
-        <w:left w:w="100.0" w:type="dxa"/>
-        <w:bottom w:w="100.0" w:type="dxa"/>
-        <w:right w:w="100.0" w:type="dxa"/>
-      </w:tblCellMar>
-    </w:tblPr>
-  </w:style>
-  <w:style w:type="paragraph" w:styleId="Normal" w:default="1">
-    <w:name w:val="normal"/>
-  </w:style>
-  <w:style w:type="paragraph" w:styleId="Heading1">
+  <w:latentStyles w:defLockedState="0" w:defUIPriority="99" w:defSemiHidden="0" w:defUnhideWhenUsed="0" w:defQFormat="0" w:count="376">
+    <w:lsdException w:name="Normal" w:uiPriority="0" w:qFormat="1"/>
+    <w:lsdException w:name="heading 1" w:uiPriority="9" w:qFormat="1"/>
+    <w:lsdException w:name="heading 2" w:semiHidden="1" w:uiPriority="9" w:unhideWhenUsed="1" w:qFormat="1"/>
+    <w:lsdException w:name="heading 3" w:semiHidden="1" w:uiPriority="9" w:unhideWhenUsed="1" w:qFormat="1"/>
+    <w:lsdException w:name="heading 4" w:semiHidden="1" w:uiPriority="9" w:unhideWhenUsed="1" w:qFormat="1"/>
+    <w:lsdException w:name="heading 5" w:semiHidden="1" w:uiPriority="9" w:unhideWhenUsed="1" w:qFormat="1"/>
+    <w:lsdException w:name="heading 6" w:semiHidden="1" w:uiPriority="9" w:unhideWhenUsed="1" w:qFormat="1"/>
+    <w:lsdException w:name="heading 7" w:semiHidden="1" w:uiPriority="9" w:unhideWhenUsed="1" w:qFormat="1"/>
+    <w:lsdException w:name="heading 8" w:semiHidden="1" w:uiPriority="9" w:unhideWhenUsed="1" w:qFormat="1"/>
+    <w:lsdException w:name="heading 9" w:semiHidden="1" w:uiPriority="9" w:unhideWhenUsed="1" w:qFormat="1"/>
+    <w:lsdException w:name="index 1" w:semiHidden="1" w:unhideWhenUsed="1"/>
+    <w:lsdException w:name="index 2" w:semiHidden="1" w:unhideWhenUsed="1"/>
+    <w:lsdException w:name="index 3" w:semiHidden="1" w:unhideWhenUsed="1"/>
+    <w:lsdException w:name="index 4" w:semiHidden="1" w:unhideWhenUsed="1"/>
+    <w:lsdException w:name="index 5" w:semiHidden="1" w:unhideWhenUsed="1"/>
+    <w:lsdException w:name="index 6" w:semiHidden="1" w:unhideWhenUsed="1"/>
+    <w:lsdException w:name="index 7" w:semiHidden="1" w:unhideWhenUsed="1"/>
+    <w:lsdException w:name="index 8" w:semiHidden="1" w:unhideWhenUsed="1"/>
+    <w:lsdException w:name="index 9" w:semiHidden="1" w:unhideWhenUsed="1"/>
+    <w:lsdException w:name="toc 1" w:semiHidden="1" w:uiPriority="39" w:unhideWhenUsed="1"/>
+    <w:lsdException w:name="toc 2" w:semiHidden="1" w:uiPriority="39" w:unhideWhenUsed="1"/>
+    <w:lsdException w:name="toc 3" w:semiHidden="1" w:uiPriority="39" w:unhideWhenUsed="1"/>
+    <w:lsdException w:name="toc 4" w:semiHidden="1" w:uiPriority="39" w:unhideWhenUsed="1"/>
+    <w:lsdException w:name="toc 5" w:semiHidden="1" w:uiPriority="39" w:unhideWhenUsed="1"/>
+    <w:lsdException w:name="toc 6" w:semiHidden="1" w:uiPriority="39" w:unhideWhenUsed="1"/>
+    <w:lsdException w:name="toc 7" w:semiHidden="1" w:uiPriority="39" w:unhideWhenUsed="1"/>
+    <w:lsdException w:name="toc 8" w:semiHidden="1" w:uiPriority="39" w:unhideWhenUsed="1"/>
+    <w:lsdException w:name="toc 9" w:semiHidden="1" w:uiPriority="39" w:unhideWhenUsed="1"/>
+    <w:lsdException w:name="Normal Indent" w:semiHidden="1" w:unhideWhenUsed="1"/>
+    <w:lsdException w:name="footnote text" w:semiHidden="1" w:unhideWhenUsed="1"/>
+    <w:lsdException w:name="annotation text" w:semiHidden="1" w:unhideWhenUsed="1"/>
+    <w:lsdException w:name="header" w:semiHidden="1" w:unhideWhenUsed="1"/>
+    <w:lsdException w:name="footer" w:semiHidden="1" w:unhideWhenUsed="1"/>
+    <w:lsdException w:name="index heading" w:semiHidden="1" w:unhideWhenUsed="1"/>
+    <w:lsdException w:name="caption" w:semiHidden="1" w:uiPriority="35" w:unhideWhenUsed="1" w:qFormat="1"/>
+    <w:lsdException w:name="table of figures" w:semiHidden="1" w:unhideWhenUsed="1"/>
+    <w:lsdException w:name="envelope address" w:semiHidden="1" w:unhideWhenUsed="1"/>
+    <w:lsdException w:name="envelope return" w:semiHidden="1" w:unhideWhenUsed="1"/>
+    <w:lsdException w:name="footnote reference" w:semiHidden="1" w:unhideWhenUsed="1"/>
+    <w:lsdException w:name="annotation reference" w:semiHidden="1" w:unhideWhenUsed="1"/>
+    <w:lsdException w:name="line number" w:semiHidden="1" w:unhideWhenUsed="1"/>
+    <w:lsdException w:name="page number" w:semiHidden="1" w:unhideWhenUsed="1"/>
+    <w:lsdException w:name="endnote reference" w:semiHidden="1" w:unhideWhenUsed="1"/>
+    <w:lsdException w:name="endnote text" w:semiHidden="1" w:unhideWhenUsed="1"/>
+    <w:lsdException w:name="table of authorities" w:semiHidden="1" w:unhideWhenUsed="1"/>
+    <w:lsdException w:name="macro" w:semiHidden="1" w:unhideWhenUsed="1"/>
+    <w:lsdException w:name="toa heading" w:semiHidden="1" w:unhideWhenUsed="1"/>
+    <w:lsdException w:name="List" w:semiHidden="1" w:unhideWhenUsed="1"/>
+    <w:lsdException w:name="List Bullet" w:semiHidden="1" w:unhideWhenUsed="1"/>
+    <w:lsdException w:name="List Number" w:semiHidden="1" w:unhideWhenUsed="1"/>
+    <w:lsdException w:name="List 2" w:semiHidden="1" w:unhideWhenUsed="1"/>
+    <w:lsdException w:name="List 3" w:semiHidden="1" w:unhideWhenUsed="1"/>
+    <w:lsdException w:name="List 4" w:semiHidden="1" w:unhideWhenUsed="1"/>
+    <w:lsdException w:name="List 5" w:semiHidden="1" w:unhideWhenUsed="1"/>
+    <w:lsdException w:name="List Bullet 2" w:semiHidden="1" w:unhideWhenUsed="1"/>
+    <w:lsdException w:name="List Bullet 3" w:semiHidden="1" w:unhideWhenUsed="1"/>
+    <w:lsdException w:name="List Bullet 4" w:semiHidden="1" w:unhideWhenUsed="1"/>
+    <w:lsdException w:name="List Bullet 5" w:semiHidden="1" w:unhideWhenUsed="1"/>
+    <w:lsdException w:name="List Number 2" w:semiHidden="1" w:unhideWhenUsed="1"/>
+    <w:lsdException w:name="List Number 3" w:semiHidden="1" w:unhideWhenUsed="1"/>
+    <w:lsdException w:name="List Number 4" w:semiHidden="1" w:unhideWhenUsed="1"/>
+    <w:lsdException w:name="List Number 5" w:semiHidden="1" w:unhideWhenUsed="1"/>
+    <w:lsdException w:name="Title" w:uiPriority="10" w:qFormat="1"/>
+    <w:lsdException w:name="Closing" w:semiHidden="1" w:unhideWhenUsed="1"/>
+    <w:lsdException w:name="Signature" w:semiHidden="1" w:unhideWhenUsed="1"/>
+    <w:lsdException w:name="Default Paragraph Font" w:semiHidden="1" w:uiPriority="1" w:unhideWhenUsed="1"/>
+    <w:lsdException w:name="Body Text" w:semiHidden="1" w:unhideWhenUsed="1"/>
+    <w:lsdException w:name="Body Text Indent" w:semiHidden="1" w:unhideWhenUsed="1"/>
+    <w:lsdException w:name="List Continue" w:semiHidden="1" w:unhideWhenUsed="1"/>
+    <w:lsdException w:name="List Continue 2" w:semiHidden="1" w:unhideWhenUsed="1"/>
+    <w:lsdException w:name="List Continue 3" w:semiHidden="1" w:unhideWhenUsed="1"/>
+    <w:lsdException w:name="List Continue 4" w:semiHidden="1" w:unhideWhenUsed="1"/>
+    <w:lsdException w:name="List Continue 5" w:semiHidden="1" w:unhideWhenUsed="1"/>
+    <w:lsdException w:name="Message Header" w:semiHidden="1" w:unhideWhenUsed="1"/>
+    <w:lsdException w:name="Subtitle" w:uiPriority="11" w:qFormat="1"/>
+    <w:lsdException w:name="Salutation" w:semiHidden="1" w:unhideWhenUsed="1"/>
+    <w:lsdException w:name="Date" w:semiHidden="1" w:unhideWhenUsed="1"/>
+    <w:lsdException w:name="Body Text First Indent" w:semiHidden="1" w:unhideWhenUsed="1"/>
+    <w:lsdException w:name="Body Text First Indent 2" w:semiHidden="1" w:unhideWhenUsed="1"/>
+    <w:lsdException w:name="Note Heading" w:semiHidden="1" w:unhideWhenUsed="1"/>
+    <w:lsdException w:name="Body Text 2" w:semiHidden="1" w:unhideWhenUsed="1"/>
+    <w:lsdException w:name="Body Text 3" w:semiHidden="1" w:unhideWhenUsed="1"/>
+    <w:lsdException w:name="Body Text Indent 2" w:semiHidden="1" w:unhideWhenUsed="1"/>
+    <w:lsdException w:name="Body Text Indent 3" w:semiHidden="1" w:unhideWhenUsed="1"/>
+    <w:lsdException w:name="Block Text" w:semiHidden="1" w:unhideWhenUsed="1"/>
+    <w:lsdException w:name="Hyperlink" w:semiHidden="1" w:unhideWhenUsed="1"/>
+    <w:lsdException w:name="FollowedHyperlink" w:semiHidden="1" w:unhideWhenUsed="1"/>
+    <w:lsdException w:name="Strong" w:uiPriority="22" w:qFormat="1"/>
+    <w:lsdException w:name="Emphasis" w:uiPriority="20" w:qFormat="1"/>
+    <w:lsdException w:name="Document Map" w:semiHidden="1" w:unhideWhenUsed="1"/>
+    <w:lsdException w:name="Plain Text" w:semiHidden="1" w:unhideWhenUsed="1"/>
+    <w:lsdException w:name="E-mail Signature" w:semiHidden="1" w:unhideWhenUsed="1"/>
+    <w:lsdException w:name="HTML Top of Form" w:semiHidden="1" w:unhideWhenUsed="1"/>
+    <w:lsdException w:name="HTML Bottom of Form" w:semiHidden="1" w:unhideWhenUsed="1"/>
+    <w:lsdException w:name="Normal (Web)" w:semiHidden="1" w:unhideWhenUsed="1"/>
+    <w:lsdException w:name="HTML Acronym" w:semiHidden="1" w:unhideWhenUsed="1"/>
+    <w:lsdException w:name="HTML Address" w:semiHidden="1" w:unhideWhenUsed="1"/>
+    <w:lsdException w:name="HTML Cite" w:semiHidden="1" w:unhideWhenUsed="1"/>
+    <w:lsdException w:name="HTML Code" w:semiHidden="1" w:unhideWhenUsed="1"/>
+    <w:lsdException w:name="HTML Definition" w:semiHidden="1" w:unhideWhenUsed="1"/>
+    <w:lsdException w:name="HTML Keyboard" w:semiHidden="1" w:unhideWhenUsed="1"/>
+    <w:lsdException w:name="HTML Preformatted" w:semiHidden="1" w:unhideWhenUsed="1"/>
+    <w:lsdException w:name="HTML Sample" w:semiHidden="1" w:unhideWhenUsed="1"/>
+    <w:lsdException w:name="HTML Typewriter" w:semiHidden="1" w:unhideWhenUsed="1"/>
+    <w:lsdException w:name="HTML Variable" w:semiHidden="1" w:unhideWhenUsed="1"/>
+    <w:lsdException w:name="Normal Table" w:semiHidden="1" w:unhideWhenUsed="1"/>
+    <w:lsdException w:name="annotation subject" w:semiHidden="1" w:unhideWhenUsed="1"/>
+    <w:lsdException w:name="No List" w:semiHidden="1" w:unhideWhenUsed="1"/>
+    <w:lsdException w:name="Outline List 1" w:semiHidden="1" w:unhideWhenUsed="1"/>
+    <w:lsdException w:name="Outline List 2" w:semiHidden="1" w:unhideWhenUsed="1"/>
+    <w:lsdException w:name="Outline List 3" w:semiHidden="1" w:unhideWhenUsed="1"/>
+    <w:lsdException w:name="Table Simple 1" w:semiHidden="1" w:unhideWhenUsed="1"/>
+    <w:lsdException w:name="Table Simple 2" w:semiHidden="1" w:unhideWhenUsed="1"/>
+    <w:lsdException w:name="Table Simple 3" w:semiHidden="1" w:unhideWhenUsed="1"/>
+    <w:lsdException w:name="Table Classic 1" w:semiHidden="1" w:unhideWhenUsed="1"/>
+    <w:lsdException w:name="Table Classic 2" w:semiHidden="1" w:unhideWhenUsed="1"/>
+    <w:lsdException w:name="Table Classic 3" w:semiHidden="1" w:unhideWhenUsed="1"/>
+    <w:lsdException w:name="Table Classic 4" w:semiHidden="1" w:unhideWhenUsed="1"/>
+    <w:lsdException w:name="Table Colorful 1" w:semiHidden="1" w:unhideWhenUsed="1"/>
+    <w:lsdException w:name="Table Colorful 2" w:semiHidden="1" w:unhideWhenUsed="1"/>
+    <w:lsdException w:name="Table Colorful 3" w:semiHidden="1" w:unhideWhenUsed="1"/>
+    <w:lsdException w:name="Table Columns 1" w:semiHidden="1" w:unhideWhenUsed="1"/>
+    <w:lsdException w:name="Table Columns 2" w:semiHidden="1" w:unhideWhenUsed="1"/>
+    <w:lsdException w:name="Table Columns 3" w:semiHidden="1" w:unhideWhenUsed="1"/>
+    <w:lsdException w:name="Table Columns 4" w:semiHidden="1" w:unhideWhenUsed="1"/>
+    <w:lsdException w:name="Table Columns 5" w:semiHidden="1" w:unhideWhenUsed="1"/>
+    <w:lsdException w:name="Table Grid 1" w:semiHidden="1" w:unhideWhenUsed="1"/>
+    <w:lsdException w:name="Table Grid 2" w:semiHidden="1" w:unhideWhenUsed="1"/>
+    <w:lsdException w:name="Table Grid 3" w:semiHidden="1" w:unhideWhenUsed="1"/>
+    <w:lsdException w:name="Table Grid 4" w:semiHidden="1" w:unhideWhenUsed="1"/>
+    <w:lsdException w:name="Table Grid 5" w:semiHidden="1" w:unhideWhenUsed="1"/>
+    <w:lsdException w:name="Table Grid 6" w:semiHidden="1" w:unhideWhenUsed="1"/>
+    <w:lsdException w:name="Table Grid 7" w:semiHidden="1" w:unhideWhenUsed="1"/>
+    <w:lsdException w:name="Table Grid 8" w:semiHidden="1" w:unhideWhenUsed="1"/>
+    <w:lsdException w:name="Table List 1" w:semiHidden="1" w:unhideWhenUsed="1"/>
+    <w:lsdException w:name="Table List 2" w:semiHidden="1" w:unhideWhenUsed="1"/>
+    <w:lsdException w:name="Table List 3" w:semiHidden="1" w:unhideWhenUsed="1"/>
+    <w:lsdException w:name="Table List 4" w:semiHidden="1" w:unhideWhenUsed="1"/>
+    <w:lsdException w:name="Table List 5" w:semiHidden="1" w:unhideWhenUsed="1"/>
+    <w:lsdException w:name="Table List 6" w:semiHidden="1" w:unhideWhenUsed="1"/>
+    <w:lsdException w:name="Table List 7" w:semiHidden="1" w:unhideWhenUsed="1"/>
+    <w:lsdException w:name="Table List 8" w:semiHidden="1" w:unhideWhenUsed="1"/>
+    <w:lsdException w:name="Table 3D effects 1" w:semiHidden="1" w:unhideWhenUsed="1"/>
+    <w:lsdException w:name="Table 3D effects 2" w:semiHidden="1" w:unhideWhenUsed="1"/>
+    <w:lsdException w:name="Table 3D effects 3" w:semiHidden="1" w:unhideWhenUsed="1"/>
+    <w:lsdException w:name="Table Contemporary" w:semiHidden="1" w:unhideWhenUsed="1"/>
+    <w:lsdException w:name="Table Elegant" w:semiHidden="1" w:unhideWhenUsed="1"/>
+    <w:lsdException w:name="Table Professional" w:semiHidden="1" w:unhideWhenUsed="1"/>
+    <w:lsdException w:name="Table Subtle 1" w:semiHidden="1" w:unhideWhenUsed="1"/>
+    <w:lsdException w:name="Table Subtle 2" w:semiHidden="1" w:unhideWhenUsed="1"/>
+    <w:lsdException w:name="Table Web 1" w:semiHidden="1" w:unhideWhenUsed="1"/>
+    <w:lsdException w:name="Table Web 2" w:semiHidden="1" w:unhideWhenUsed="1"/>
+    <w:lsdException w:name="Table Web 3" w:semiHidden="1" w:unhideWhenUsed="1"/>
+    <w:lsdException w:name="Balloon Text" w:semiHidden="1" w:unhideWhenUsed="1"/>
+    <w:lsdException w:name="Table Grid" w:uiPriority="39"/>
+    <w:lsdException w:name="Table Theme" w:semiHidden="1" w:unhideWhenUsed="1"/>
+    <w:lsdException w:name="Placeholder Text" w:semiHidden="1"/>
+    <w:lsdException w:name="No Spacing" w:uiPriority="1" w:qFormat="1"/>
+    <w:lsdException w:name="Light Shading" w:uiPriority="60"/>
+    <w:lsdException w:name="Light List" w:uiPriority="61"/>
+    <w:lsdException w:name="Light Grid" w:uiPriority="62"/>
+    <w:lsdException w:name="Medium Shading 1" w:uiPriority="63"/>
+    <w:lsdException w:name="Medium Shading 2" w:uiPriority="64"/>
+    <w:lsdException w:name="Medium List 1" w:uiPriority="65"/>
+    <w:lsdException w:name="Medium List 2" w:uiPriority="66"/>
+    <w:lsdException w:name="Medium Grid 1" w:uiPriority="67"/>
+    <w:lsdException w:name="Medium Grid 2" w:uiPriority="68"/>
+    <w:lsdException w:name="Medium Grid 3" w:uiPriority="69"/>
+    <w:lsdException w:name="Dark List" w:uiPriority="70"/>
+    <w:lsdException w:name="Colorful Shading" w:uiPriority="71"/>
+    <w:lsdException w:name="Colorful List" w:uiPriority="72"/>
+    <w:lsdException w:name="Colorful Grid" w:uiPriority="73"/>
+    <w:lsdException w:name="Light Shading Accent 1" w:uiPriority="60"/>
+    <w:lsdException w:name="Light List Accent 1" w:uiPriority="61"/>
+    <w:lsdException w:name="Light Grid Accent 1" w:uiPriority="62"/>
+    <w:lsdException w:name="Medium Shading 1 Accent 1" w:uiPriority="63"/>
+    <w:lsdException w:name="Medium Shading 2 Accent 1" w:uiPriority="64"/>
+    <w:lsdException w:name="Medium List 1 Accent 1" w:uiPriority="65"/>
+    <w:lsdException w:name="Revision" w:semiHidden="1"/>
+    <w:lsdException w:name="List Paragraph" w:uiPriority="34" w:qFormat="1"/>
+    <w:lsdException w:name="Quote" w:uiPriority="29" w:qFormat="1"/>
+    <w:lsdException w:name="Intense Quote" w:uiPriority="30" w:qFormat="1"/>
+    <w:lsdException w:name="Medium List 2 Accent 1" w:uiPriority="66"/>
+    <w:lsdException w:name="Medium Grid 1 Accent 1" w:uiPriority="67"/>
+    <w:lsdException w:name="Medium Grid 2 Accent 1" w:uiPriority="68"/>
+    <w:lsdException w:name="Medium Grid 3 Accent 1" w:uiPriority="69"/>
+    <w:lsdException w:name="Dark List Accent 1" w:uiPriority="70"/>
+    <w:lsdException w:name="Colorful Shading Accent 1" w:uiPriority="71"/>
+    <w:lsdException w:name="Colorful List Accent 1" w:uiPriority="72"/>
+    <w:lsdException w:name="Colorful Grid Accent 1" w:uiPriority="73"/>
+    <w:lsdException w:name="Light Shading Accent 2" w:uiPriority="60"/>
+    <w:lsdException w:name="Light List Accent 2" w:uiPriority="61"/>
+    <w:lsdException w:name="Light Grid Accent 2" w:uiPriority="62"/>
+    <w:lsdException w:name="Medium Shading 1 Accent 2" w:uiPriority="63"/>
+    <w:lsdException w:name="Medium Shading 2 Accent 2" w:uiPriority="64"/>
+    <w:lsdException w:name="Medium List 1 Accent 2" w:uiPriority="65"/>
+    <w:lsdException w:name="Medium List 2 Accent 2" w:uiPriority="66"/>
+    <w:lsdException w:name="Medium Grid 1 Accent 2" w:uiPriority="67"/>
+    <w:lsdException w:name="Medium Grid 2 Accent 2" w:uiPriority="68"/>
+    <w:lsdException w:name="Medium Grid 3 Accent 2" w:uiPriority="69"/>
+    <w:lsdException w:name="Dark List Accent 2" w:uiPriority="70"/>
+    <w:lsdException w:name="Colorful Shading Accent 2" w:uiPriority="71"/>
+    <w:lsdException w:name="Colorful List Accent 2" w:uiPriority="72"/>
+    <w:lsdException w:name="Colorful Grid Accent 2" w:uiPriority="73"/>
+    <w:lsdException w:name="Light Shading Accent 3" w:uiPriority="60"/>
+    <w:lsdException w:name="Light List Accent 3" w:uiPriority="61"/>
+    <w:lsdException w:name="Light Grid Accent 3" w:uiPriority="62"/>
+    <w:lsdException w:name="Medium Shading 1 Accent 3" w:uiPriority="63"/>
+    <w:lsdException w:name="Medium Shading 2 Accent 3" w:uiPriority="64"/>
+    <w:lsdException w:name="Medium List 1 Accent 3" w:uiPriority="65"/>
+    <w:lsdException w:name="Medium List 2 Accent 3" w:uiPriority="66"/>
+    <w:lsdException w:name="Medium Grid 1 Accent 3" w:uiPriority="67"/>
+    <w:lsdException w:name="Medium Grid 2 Accent 3" w:uiPriority="68"/>
+    <w:lsdException w:name="Medium Grid 3 Accent 3" w:uiPriority="69"/>
+    <w:lsdException w:name="Dark List Accent 3" w:uiPriority="70"/>
+    <w:lsdException w:name="Colorful Shading Accent 3" w:uiPriority="71"/>
+    <w:lsdException w:name="Colorful List Accent 3" w:uiPriority="72"/>
+    <w:lsdException w:name="Colorful Grid Accent 3" w:uiPriority="73"/>
+    <w:lsdException w:name="Light Shading Accent 4" w:uiPriority="60"/>
+    <w:lsdException w:name="Light List Accent 4" w:uiPriority="61"/>
+    <w:lsdException w:name="Light Grid Accent 4" w:uiPriority="62"/>
+    <w:lsdException w:name="Medium Shading 1 Accent 4" w:uiPriority="63"/>
+    <w:lsdException w:name="Medium Shading 2 Accent 4" w:uiPriority="64"/>
+    <w:lsdException w:name="Medium List 1 Accent 4" w:uiPriority="65"/>
+    <w:lsdException w:name="Medium List 2 Accent 4" w:uiPriority="66"/>
+    <w:lsdException w:name="Medium Grid 1 Accent 4" w:uiPriority="67"/>
+    <w:lsdException w:name="Medium Grid 2 Accent 4" w:uiPriority="68"/>
+    <w:lsdException w:name="Medium Grid 3 Accent 4" w:uiPriority="69"/>
+    <w:lsdException w:name="Dark List Accent 4" w:uiPriority="70"/>
+    <w:lsdException w:name="Colorful Shading Accent 4" w:uiPriority="71"/>
+    <w:lsdException w:name="Colorful List Accent 4" w:uiPriority="72"/>
+    <w:lsdException w:name="Colorful Grid Accent 4" w:uiPriority="73"/>
+    <w:lsdException w:name="Light Shading Accent 5" w:uiPriority="60"/>
+    <w:lsdException w:name="Light List Accent 5" w:uiPriority="61"/>
+    <w:lsdException w:name="Light Grid Accent 5" w:uiPriority="62"/>
+    <w:lsdException w:name="Medium Shading 1 Accent 5" w:uiPriority="63"/>
+    <w:lsdException w:name="Medium Shading 2 Accent 5" w:uiPriority="64"/>
+    <w:lsdException w:name="Medium List 1 Accent 5" w:uiPriority="65"/>
+    <w:lsdException w:name="Medium List 2 Accent 5" w:uiPriority="66"/>
+    <w:lsdException w:name="Medium Grid 1 Accent 5" w:uiPriority="67"/>
+    <w:lsdException w:name="Medium Grid 2 Accent 5" w:uiPriority="68"/>
+    <w:lsdException w:name="Medium Grid 3 Accent 5" w:uiPriority="69"/>
+    <w:lsdException w:name="Dark List Accent 5" w:uiPriority="70"/>
+    <w:lsdException w:name="Colorful Shading Accent 5" w:uiPriority="71"/>
+    <w:lsdException w:name="Colorful List Accent 5" w:uiPriority="72"/>
+    <w:lsdException w:name="Colorful Grid Accent 5" w:uiPriority="73"/>
+    <w:lsdException w:name="Light Shading Accent 6" w:uiPriority="60"/>
+    <w:lsdException w:name="Light List Accent 6" w:uiPriority="61"/>
+    <w:lsdException w:name="Light Grid Accent 6" w:uiPriority="62"/>
+    <w:lsdException w:name="Medium Shading 1 Accent 6" w:uiPriority="63"/>
+    <w:lsdException w:name="Medium Shading 2 Accent 6" w:uiPriority="64"/>
+    <w:lsdException w:name="Medium List 1 Accent 6" w:uiPriority="65"/>
+    <w:lsdException w:name="Medium List 2 Accent 6" w:uiPriority="66"/>
+    <w:lsdException w:name="Medium Grid 1 Accent 6" w:uiPriority="67"/>
+    <w:lsdException w:name="Medium Grid 2 Accent 6" w:uiPriority="68"/>
+    <w:lsdException w:name="Medium Grid 3 Accent 6" w:uiPriority="69"/>
+    <w:lsdException w:name="Dark List Accent 6" w:uiPriority="70"/>
+    <w:lsdException w:name="Colorful Shading Accent 6" w:uiPriority="71"/>
+    <w:lsdException w:name="Colorful List Accent 6" w:uiPriority="72"/>
+    <w:lsdException w:name="Colorful Grid Accent 6" w:uiPriority="73"/>
+    <w:lsdException w:name="Subtle Emphasis" w:uiPriority="19" w:qFormat="1"/>
+    <w:lsdException w:name="Intense Emphasis" w:uiPriority="21" w:qFormat="1"/>
+    <w:lsdException w:name="Subtle Reference" w:uiPriority="31" w:qFormat="1"/>
+    <w:lsdException w:name="Intense Reference" w:uiPriority="32" w:qFormat="1"/>
+    <w:lsdException w:name="Book Title" w:uiPriority="33" w:qFormat="1"/>
+    <w:lsdException w:name="Bibliography" w:semiHidden="1" w:uiPriority="37" w:unhideWhenUsed="1"/>
+    <w:lsdException w:name="TOC Heading" w:semiHidden="1" w:uiPriority="39" w:unhideWhenUsed="1" w:qFormat="1"/>
+    <w:lsdException w:name="Plain Table 1" w:uiPriority="41"/>
+    <w:lsdException w:name="Plain Table 2" w:uiPriority="42"/>
+    <w:lsdException w:name="Plain Table 3" w:uiPriority="43"/>
+    <w:lsdException w:name="Plain Table 4" w:uiPriority="44"/>
+    <w:lsdException w:name="Plain Table 5" w:uiPriority="45"/>
+    <w:lsdException w:name="Grid Table Light" w:uiPriority="40"/>
+    <w:lsdException w:name="Grid Table 1 Light" w:uiPriority="46"/>
+    <w:lsdException w:name="Grid Table 2" w:uiPriority="47"/>
+    <w:lsdException w:name="Grid Table 3" w:uiPriority="48"/>
+    <w:lsdException w:name="Grid Table 4" w:uiPriority="49"/>
+    <w:lsdException w:name="Grid Table 5 Dark" w:uiPriority="50"/>
+    <w:lsdException w:name="Grid Table 6 Colorful" w:uiPriority="51"/>
+    <w:lsdException w:name="Grid Table 7 Colorful" w:uiPriority="52"/>
+    <w:lsdException w:name="Grid Table 1 Light Accent 1" w:uiPriority="46"/>
+    <w:lsdException w:name="Grid Table 2 Accent 1" w:uiPriority="47"/>
+    <w:lsdException w:name="Grid Table 3 Accent 1" w:uiPriority="48"/>
+    <w:lsdException w:name="Grid Table 4 Accent 1" w:uiPriority="49"/>
+    <w:lsdException w:name="Grid Table 5 Dark Accent 1" w:uiPriority="50"/>
+    <w:lsdException w:name="Grid Table 6 Colorful Accent 1" w:uiPriority="51"/>
+    <w:lsdException w:name="Grid Table 7 Colorful Accent 1" w:uiPriority="52"/>
+    <w:lsdException w:name="Grid Table 1 Light Accent 2" w:uiPriority="46"/>
+    <w:lsdException w:name="Grid Table 2 Accent 2" w:uiPriority="47"/>
+    <w:lsdException w:name="Grid Table 3 Accent 2" w:uiPriority="48"/>
+    <w:lsdException w:name="Grid Table 4 Accent 2" w:uiPriority="49"/>
+    <w:lsdException w:name="Grid Table 5 Dark Accent 2" w:uiPriority="50"/>
+    <w:lsdException w:name="Grid Table 6 Colorful Accent 2" w:uiPriority="51"/>
+    <w:lsdException w:name="Grid Table 7 Colorful Accent 2" w:uiPriority="52"/>
+    <w:lsdException w:name="Grid Table 1 Light Accent 3" w:uiPriority="46"/>
+    <w:lsdException w:name="Grid Table 2 Accent 3" w:uiPriority="47"/>
+    <w:lsdException w:name="Grid Table 3 Accent 3" w:uiPriority="48"/>
+    <w:lsdException w:name="Grid Table 4 Accent 3" w:uiPriority="49"/>
+    <w:lsdException w:name="Grid Table 5 Dark Accent 3" w:uiPriority="50"/>
+    <w:lsdException w:name="Grid Table 6 Colorful Accent 3" w:uiPriority="51"/>
+    <w:lsdException w:name="Grid Table 7 Colorful Accent 3" w:uiPriority="52"/>
+    <w:lsdException w:name="Grid Table 1 Light Accent 4" w:uiPriority="46"/>
+    <w:lsdException w:name="Grid Table 2 Accent 4" w:uiPriority="47"/>
+    <w:lsdException w:name="Grid Table 3 Accent 4" w:uiPriority="48"/>
+    <w:lsdException w:name="Grid Table 4 Accent 4" w:uiPriority="49"/>
+    <w:lsdException w:name="Grid Table 5 Dark Accent 4" w:uiPriority="50"/>
+    <w:lsdException w:name="Grid Table 6 Colorful Accent 4" w:uiPriority="51"/>
+    <w:lsdException w:name="Grid Table 7 Colorful Accent 4" w:uiPriority="52"/>
+    <w:lsdException w:name="Grid Table 1 Light Accent 5" w:uiPriority="46"/>
+    <w:lsdException w:name="Grid Table 2 Accent 5" w:uiPriority="47"/>
+    <w:lsdException w:name="Grid Table 3 Accent 5" w:uiPriority="48"/>
+    <w:lsdException w:name="Grid Table 4 Accent 5" w:uiPriority="49"/>
+    <w:lsdException w:name="Grid Table 5 Dark Accent 5" w:uiPriority="50"/>
+    <w:lsdException w:name="Grid Table 6 Colorful Accent 5" w:uiPriority="51"/>
+    <w:lsdException w:name="Grid Table 7 Colorful Accent 5" w:uiPriority="52"/>
+    <w:lsdException w:name="Grid Table 1 Light Accent 6" w:uiPriority="46"/>
+    <w:lsdException w:name="Grid Table 2 Accent 6" w:uiPriority="47"/>
+    <w:lsdException w:name="Grid Table 3 Accent 6" w:uiPriority="48"/>
+    <w:lsdException w:name="Grid Table 4 Accent 6" w:uiPriority="49"/>
+    <w:lsdException w:name="Grid Table 5 Dark Accent 6" w:uiPriority="50"/>
+    <w:lsdException w:name="Grid Table 6 Colorful Accent 6" w:uiPriority="51"/>
+    <w:lsdException w:name="Grid Table 7 Colorful Accent 6" w:uiPriority="52"/>
+    <w:lsdException w:name="List Table 1 Light" w:uiPriority="46"/>
+    <w:lsdException w:name="List Table 2" w:uiPriority="47"/>
+    <w:lsdException w:name="List Table 3" w:uiPriority="48"/>
+    <w:lsdException w:name="List Table 4" w:uiPriority="49"/>
+    <w:lsdException w:name="List Table 5 Dark" w:uiPriority="50"/>
+    <w:lsdException w:name="List Table 6 Colorful" w:uiPriority="51"/>
+    <w:lsdException w:name="List Table 7 Colorful" w:uiPriority="52"/>
+    <w:lsdException w:name="List Table 1 Light Accent 1" w:uiPriority="46"/>
+    <w:lsdException w:name="List Table 2 Accent 1" w:uiPriority="47"/>
+    <w:lsdException w:name="List Table 3 Accent 1" w:uiPriority="48"/>
+    <w:lsdException w:name="List Table 4 Accent 1" w:uiPriority="49"/>
+    <w:lsdException w:name="List Table 5 Dark Accent 1" w:uiPriority="50"/>
+    <w:lsdException w:name="List Table 6 Colorful Accent 1" w:uiPriority="51"/>
+    <w:lsdException w:name="List Table 7 Colorful Accent 1" w:uiPriority="52"/>
+    <w:lsdException w:name="List Table 1 Light Accent 2" w:uiPriority="46"/>
+    <w:lsdException w:name="List Table 2 Accent 2" w:uiPriority="47"/>
+    <w:lsdException w:name="List Table 3 Accent 2" w:uiPriority="48"/>
+    <w:lsdException w:name="List Table 4 Accent 2" w:uiPriority="49"/>
+    <w:lsdException w:name="List Table 5 Dark Accent 2" w:uiPriority="50"/>
+    <w:lsdException w:name="List Table 6 Colorful Accent 2" w:uiPriority="51"/>
+    <w:lsdException w:name="List Table 7 Colorful Accent 2" w:uiPriority="52"/>
+    <w:lsdException w:name="List Table 1 Light Accent 3" w:uiPriority="46"/>
+    <w:lsdException w:name="List Table 2 Accent 3" w:uiPriority="47"/>
+    <w:lsdException w:name="List Table 3 Accent 3" w:uiPriority="48"/>
+    <w:lsdException w:name="List Table 4 Accent 3" w:uiPriority="49"/>
+    <w:lsdException w:name="List Table 5 Dark Accent 3" w:uiPriority="50"/>
+    <w:lsdException w:name="List Table 6 Colorful Accent 3" w:uiPriority="51"/>
+    <w:lsdException w:name="List Table 7 Colorful Accent 3" w:uiPriority="52"/>
+    <w:lsdException w:name="List Table 1 Light Accent 4" w:uiPriority="46"/>
+    <w:lsdException w:name="List Table 2 Accent 4" w:uiPriority="47"/>
+    <w:lsdException w:name="List Table 3 Accent 4" w:uiPriority="48"/>
+    <w:lsdException w:name="List Table 4 Accent 4" w:uiPriority="49"/>
+    <w:lsdException w:name="List Table 5 Dark Accent 4" w:uiPriority="50"/>
+    <w:lsdException w:name="List Table 6 Colorful Accent 4" w:uiPriority="51"/>
+    <w:lsdException w:name="List Table 7 Colorful Accent 4" w:uiPriority="52"/>
+    <w:lsdException w:name="List Table 1 Light Accent 5" w:uiPriority="46"/>
+    <w:lsdException w:name="List Table 2 Accent 5" w:uiPriority="47"/>
+    <w:lsdException w:name="List Table 3 Accent 5" w:uiPriority="48"/>
+    <w:lsdException w:name="List Table 4 Accent 5" w:uiPriority="49"/>
+    <w:lsdException w:name="List Table 5 Dark Accent 5" w:uiPriority="50"/>
+    <w:lsdException w:name="List Table 6 Colorful Accent 5" w:uiPriority="51"/>
+    <w:lsdException w:name="List Table 7 Colorful Accent 5" w:uiPriority="52"/>
+    <w:lsdException w:name="List Table 1 Light Accent 6" w:uiPriority="46"/>
+    <w:lsdException w:name="List Table 2 Accent 6" w:uiPriority="47"/>
+    <w:lsdException w:name="List Table 3 Accent 6" w:uiPriority="48"/>
+    <w:lsdException w:name="List Table 4 Accent 6" w:uiPriority="49"/>
+    <w:lsdException w:name="List Table 5 Dark Accent 6" w:uiPriority="50"/>
+    <w:lsdException w:name="List Table 6 Colorful Accent 6" w:uiPriority="51"/>
+    <w:lsdException w:name="List Table 7 Colorful Accent 6" w:uiPriority="52"/>
+    <w:lsdException w:name="Mention" w:semiHidden="1" w:unhideWhenUsed="1"/>
+    <w:lsdException w:name="Smart Hyperlink" w:semiHidden="1" w:unhideWhenUsed="1"/>
+    <w:lsdException w:name="Hashtag" w:semiHidden="1" w:unhideWhenUsed="1"/>
+    <w:lsdException w:name="Unresolved Mention" w:semiHidden="1" w:unhideWhenUsed="1"/>
+    <w:lsdException w:name="Smart Link" w:semiHidden="1" w:unhideWhenUsed="1"/>
+  </w:latentStyles>
+  <w:style w:type="paragraph" w:default="1" w:styleId="Normal">
+    <w:name w:val="Normal"/>
+    <w:qFormat/>
+  </w:style>
+  <w:style w:type="paragraph" w:styleId="Ttulo1">
     <w:name w:val="heading 1"/>
     <w:basedOn w:val="Normal"/>
-    <w:next w:val="Normal"/>
+    <w:uiPriority w:val="9"/>
+    <w:qFormat/>
     <w:pPr>
-      <w:keepNext w:val="1"/>
-      <w:keepLines w:val="1"/>
-      <w:pageBreakBefore w:val="0"/>
-      <w:spacing w:after="120" w:before="480" w:lineRule="auto"/>
-    </w:pPr>
-    <w:rPr>
-      <w:b w:val="1"/>
-      <w:bCs w:val="1"/>
-      <w:sz w:val="48"/>
-      <w:szCs w:val="48"/>
-    </w:rPr>
-  </w:style>
-  <w:style w:type="paragraph" w:styleId="Heading2">
-    <w:name w:val="heading 2"/>
-    <w:basedOn w:val="Normal"/>
-    <w:next w:val="Normal"/>
-    <w:pPr>
-      <w:keepNext w:val="1"/>
-      <w:keepLines w:val="1"/>
-      <w:pageBreakBefore w:val="0"/>
-      <w:spacing w:after="80" w:before="360" w:lineRule="auto"/>
-    </w:pPr>
-    <w:rPr>
-      <w:b w:val="1"/>
-      <w:bCs w:val="1"/>
-      <w:sz w:val="36"/>
-      <w:szCs w:val="36"/>
-    </w:rPr>
-  </w:style>
-  <w:style w:type="paragraph" w:styleId="Heading3">
-    <w:name w:val="heading 3"/>
-    <w:basedOn w:val="Normal"/>
-    <w:next w:val="Normal"/>
-    <w:pPr>
-      <w:keepNext w:val="1"/>
-      <w:keepLines w:val="1"/>
-      <w:pageBreakBefore w:val="0"/>
-      <w:spacing w:after="80" w:before="280" w:lineRule="auto"/>
-    </w:pPr>
-    <w:rPr>
-      <w:b w:val="1"/>
-      <w:bCs w:val="1"/>
-      <w:sz w:val="28"/>
-      <w:szCs w:val="28"/>
-    </w:rPr>
-  </w:style>
-  <w:style w:type="paragraph" w:styleId="Heading4">
-    <w:name w:val="heading 4"/>
-    <w:basedOn w:val="Normal"/>
-    <w:next w:val="Normal"/>
-    <w:pPr>
-      <w:keepNext w:val="1"/>
-      <w:keepLines w:val="1"/>
-      <w:pageBreakBefore w:val="0"/>
-      <w:spacing w:after="40" w:before="240" w:lineRule="auto"/>
-    </w:pPr>
-    <w:rPr>
-      <w:b w:val="1"/>
-      <w:bCs w:val="1"/>
-      <w:sz w:val="24"/>
-      <w:szCs w:val="24"/>
-    </w:rPr>
-  </w:style>
-  <w:style w:type="paragraph" w:styleId="Heading5">
-    <w:name w:val="heading 5"/>
-    <w:basedOn w:val="Normal"/>
-    <w:next w:val="Normal"/>
-    <w:pPr>
-      <w:keepNext w:val="1"/>
-      <w:keepLines w:val="1"/>
-      <w:pageBreakBefore w:val="0"/>
-      <w:spacing w:after="40" w:before="220" w:lineRule="auto"/>
-    </w:pPr>
-    <w:rPr>
-      <w:b w:val="1"/>
-      <w:bCs w:val="1"/>
-      <w:sz w:val="22"/>
-      <w:szCs w:val="22"/>
-    </w:rPr>
-  </w:style>
-  <w:style w:type="paragraph" w:styleId="Heading6">
-    <w:name w:val="heading 6"/>
-    <w:basedOn w:val="Normal"/>
-    <w:next w:val="Normal"/>
-    <w:pPr>
-      <w:keepNext w:val="1"/>
-      <w:keepLines w:val="1"/>
-      <w:pageBreakBefore w:val="0"/>
-      <w:spacing w:after="40" w:before="200" w:lineRule="auto"/>
-    </w:pPr>
-    <w:rPr>
-      <w:b w:val="1"/>
-      <w:bCs w:val="1"/>
-      <w:sz w:val="20"/>
-      <w:szCs w:val="20"/>
-    </w:rPr>
-  </w:style>
-  <w:style w:type="paragraph" w:styleId="Title">
-    <w:name w:val="Title"/>
-    <w:basedOn w:val="Normal"/>
-    <w:next w:val="Normal"/>
-    <w:pPr>
-      <w:keepNext w:val="1"/>
-      <w:keepLines w:val="1"/>
-      <w:pageBreakBefore w:val="0"/>
-      <w:spacing w:after="120" w:before="480" w:lineRule="auto"/>
-    </w:pPr>
-    <w:rPr>
-      <w:b w:val="1"/>
-      <w:bCs w:val="1"/>
-      <w:sz w:val="72"/>
-      <w:szCs w:val="72"/>
-    </w:rPr>
-  </w:style>
-  <w:style w:type="paragraph" w:styleId="Normal" w:default="1">
-    <w:name w:val="normal"/>
-  </w:style>
-  <w:style w:type="table" w:styleId="TableNormal" w:default="1">
-    <w:name w:val="Table Normal"/>
-  </w:style>
-  <w:style w:type="paragraph" w:styleId="Título1">
-    <w:name w:val="Título 1"/>
-    <w:basedOn w:val="Normal"/>
-    <w:next w:val="Título1"/>
-    <w:autoRedefine w:val="0"/>
-    <w:hidden w:val="0"/>
-    <w:qFormat w:val="0"/>
-    <w:pPr>
-      <w:suppressAutoHyphens w:val="1"/>
-      <w:spacing w:after="100" w:afterAutospacing="1" w:before="100" w:beforeAutospacing="1" w:line="240" w:lineRule="auto"/>
-      <w:ind w:leftChars="-1" w:rightChars="0" w:firstLineChars="-1"/>
+      <w:suppressAutoHyphens/>
+      <w:spacing w:before="100" w:beforeAutospacing="1" w:after="100" w:afterAutospacing="1" w:line="240" w:lineRule="auto"/>
+      <w:ind w:leftChars="-1" w:left="-1" w:hangingChars="1" w:hanging="1"/>
       <w:textDirection w:val="btLr"/>
       <w:textAlignment w:val="top"/>
       <w:outlineLvl w:val="0"/>
     </w:pPr>
     <w:rPr>
-      <w:rFonts w:ascii="Times New Roman" w:cs="Times New Roman" w:eastAsia="Times New Roman" w:hAnsi="Times New Roman"/>
-      <w:b w:val="1"/>
-      <w:bCs w:val="1"/>
-      <w:w w:val="100"/>
+      <w:rFonts w:ascii="Times New Roman" w:eastAsia="Times New Roman" w:hAnsi="Times New Roman" w:cs="Times New Roman"/>
+      <w:b/>
+      <w:bCs/>
       <w:kern w:val="36"/>
       <w:position w:val="-1"/>
       <w:sz w:val="48"/>
       <w:szCs w:val="48"/>
-      <w:effect w:val="none"/>
-      <w:vertAlign w:val="baseline"/>
-      <w:cs w:val="0"/>
-      <w:em w:val="none"/>
-      <w:lang w:bidi="ar-SA" w:eastAsia="es-VE" w:val="es-VE"/>
+      <w:lang w:eastAsia="es-VE"/>
     </w:rPr>
   </w:style>
-  <w:style w:type="paragraph" w:styleId="Título2">
-    <w:name w:val="Título 2"/>
+  <w:style w:type="paragraph" w:styleId="Ttulo2">
+    <w:name w:val="heading 2"/>
     <w:basedOn w:val="Normal"/>
-    <w:next w:val="Título2"/>
-    <w:autoRedefine w:val="0"/>
-    <w:hidden w:val="0"/>
-    <w:qFormat w:val="0"/>
+    <w:uiPriority w:val="9"/>
+    <w:semiHidden/>
+    <w:unhideWhenUsed/>
+    <w:qFormat/>
     <w:pPr>
-      <w:suppressAutoHyphens w:val="1"/>
-      <w:spacing w:after="100" w:afterAutospacing="1" w:before="100" w:beforeAutospacing="1" w:line="240" w:lineRule="auto"/>
-      <w:ind w:leftChars="-1" w:rightChars="0" w:firstLineChars="-1"/>
+      <w:suppressAutoHyphens/>
+      <w:spacing w:before="100" w:beforeAutospacing="1" w:after="100" w:afterAutospacing="1" w:line="240" w:lineRule="auto"/>
+      <w:ind w:leftChars="-1" w:left="-1" w:hangingChars="1" w:hanging="1"/>
       <w:textDirection w:val="btLr"/>
       <w:textAlignment w:val="top"/>
       <w:outlineLvl w:val="1"/>
     </w:pPr>
     <w:rPr>
-      <w:rFonts w:ascii="Times New Roman" w:cs="Times New Roman" w:eastAsia="Times New Roman" w:hAnsi="Times New Roman"/>
-      <w:b w:val="1"/>
-      <w:bCs w:val="1"/>
-      <w:w w:val="100"/>
+      <w:rFonts w:ascii="Times New Roman" w:eastAsia="Times New Roman" w:hAnsi="Times New Roman" w:cs="Times New Roman"/>
+      <w:b/>
+      <w:bCs/>
       <w:position w:val="-1"/>
       <w:sz w:val="36"/>
       <w:szCs w:val="36"/>
-      <w:effect w:val="none"/>
-      <w:vertAlign w:val="baseline"/>
-      <w:cs w:val="0"/>
-      <w:em w:val="none"/>
-      <w:lang w:bidi="ar-SA" w:eastAsia="es-VE" w:val="es-VE"/>
+      <w:lang w:eastAsia="es-VE"/>
     </w:rPr>
   </w:style>
-  <w:style w:type="paragraph" w:styleId="Título3">
-    <w:name w:val="Título 3"/>
+  <w:style w:type="paragraph" w:styleId="Ttulo3">
+    <w:name w:val="heading 3"/>
     <w:basedOn w:val="Normal"/>
     <w:next w:val="Normal"/>
-    <w:autoRedefine w:val="0"/>
-    <w:hidden w:val="0"/>
-    <w:qFormat w:val="1"/>
+    <w:uiPriority w:val="9"/>
+    <w:semiHidden/>
+    <w:unhideWhenUsed/>
+    <w:qFormat/>
     <w:pPr>
-      <w:keepNext w:val="1"/>
-      <w:suppressAutoHyphens w:val="1"/>
-      <w:spacing w:after="60" w:before="240" w:line="276" w:lineRule="auto"/>
-      <w:ind w:leftChars="-1" w:rightChars="0" w:firstLineChars="-1"/>
+      <w:keepNext/>
+      <w:suppressAutoHyphens/>
+      <w:spacing w:before="240" w:after="60"/>
+      <w:ind w:leftChars="-1" w:left="-1" w:hangingChars="1" w:hanging="1"/>
       <w:textDirection w:val="btLr"/>
       <w:textAlignment w:val="top"/>
       <w:outlineLvl w:val="2"/>
     </w:pPr>
     <w:rPr>
-      <w:rFonts w:ascii="Cambria" w:cs="Times New Roman" w:eastAsia="Times New Roman" w:hAnsi="Cambria"/>
-      <w:b w:val="1"/>
-      <w:bCs w:val="1"/>
-      <w:w w:val="100"/>
+      <w:rFonts w:ascii="Cambria" w:eastAsia="Times New Roman" w:hAnsi="Cambria" w:cs="Times New Roman"/>
+      <w:b/>
+      <w:bCs/>
       <w:position w:val="-1"/>
       <w:sz w:val="26"/>
       <w:szCs w:val="26"/>
-      <w:effect w:val="none"/>
-      <w:vertAlign w:val="baseline"/>
-      <w:cs w:val="0"/>
-      <w:em w:val="none"/>
-      <w:lang w:bidi="ar-SA" w:eastAsia="en-US" w:val="es-VE"/>
+      <w:lang w:eastAsia="en-US"/>
     </w:rPr>
   </w:style>
-  <w:style w:type="character" w:styleId="Fuentedepárrafopredeter.">
-    <w:name w:val="Fuente de párrafo predeter."/>
-    <w:next w:val="Fuentedepárrafopredeter."/>
-    <w:autoRedefine w:val="0"/>
-    <w:hidden w:val="0"/>
-    <w:qFormat w:val="1"/>
+  <w:style w:type="paragraph" w:styleId="Ttulo4">
+    <w:name w:val="heading 4"/>
+    <w:basedOn w:val="Normal"/>
+    <w:next w:val="Normal"/>
+    <w:uiPriority w:val="9"/>
+    <w:semiHidden/>
+    <w:unhideWhenUsed/>
+    <w:qFormat/>
+    <w:pPr>
+      <w:keepNext/>
+      <w:keepLines/>
+      <w:spacing w:before="240" w:after="40"/>
+      <w:outlineLvl w:val="3"/>
+    </w:pPr>
+    <w:rPr>
+      <w:b/>
+      <w:bCs/>
+      <w:sz w:val="24"/>
+      <w:szCs w:val="24"/>
+    </w:rPr>
+  </w:style>
+  <w:style w:type="paragraph" w:styleId="Ttulo5">
+    <w:name w:val="heading 5"/>
+    <w:basedOn w:val="Normal"/>
+    <w:next w:val="Normal"/>
+    <w:uiPriority w:val="9"/>
+    <w:semiHidden/>
+    <w:unhideWhenUsed/>
+    <w:qFormat/>
+    <w:pPr>
+      <w:keepNext/>
+      <w:keepLines/>
+      <w:spacing w:before="220" w:after="40"/>
+      <w:outlineLvl w:val="4"/>
+    </w:pPr>
+    <w:rPr>
+      <w:b/>
+      <w:bCs/>
+    </w:rPr>
+  </w:style>
+  <w:style w:type="paragraph" w:styleId="Ttulo6">
+    <w:name w:val="heading 6"/>
+    <w:basedOn w:val="Normal"/>
+    <w:next w:val="Normal"/>
+    <w:uiPriority w:val="9"/>
+    <w:semiHidden/>
+    <w:unhideWhenUsed/>
+    <w:qFormat/>
+    <w:pPr>
+      <w:keepNext/>
+      <w:keepLines/>
+      <w:spacing w:before="200" w:after="40"/>
+      <w:outlineLvl w:val="5"/>
+    </w:pPr>
+    <w:rPr>
+      <w:b/>
+      <w:bCs/>
+      <w:sz w:val="20"/>
+      <w:szCs w:val="20"/>
+    </w:rPr>
+  </w:style>
+  <w:style w:type="character" w:default="1" w:styleId="Fuentedeprrafopredeter">
+    <w:name w:val="Default Paragraph Font"/>
+    <w:uiPriority w:val="1"/>
+    <w:semiHidden/>
+    <w:unhideWhenUsed/>
+  </w:style>
+  <w:style w:type="table" w:default="1" w:styleId="Tablanormal">
+    <w:name w:val="Normal Table"/>
+    <w:uiPriority w:val="99"/>
+    <w:semiHidden/>
+    <w:unhideWhenUsed/>
+    <w:tblPr>
+      <w:tblInd w:w="0" w:type="dxa"/>
+      <w:tblCellMar>
+        <w:top w:w="0" w:type="dxa"/>
+        <w:left w:w="108" w:type="dxa"/>
+        <w:bottom w:w="0" w:type="dxa"/>
+        <w:right w:w="108" w:type="dxa"/>
+      </w:tblCellMar>
+    </w:tblPr>
+  </w:style>
+  <w:style w:type="numbering" w:default="1" w:styleId="Sinlista">
+    <w:name w:val="No List"/>
+    <w:uiPriority w:val="99"/>
+    <w:semiHidden/>
+    <w:unhideWhenUsed/>
+  </w:style>
+  <w:style w:type="table" w:customStyle="1" w:styleId="TableNormal">
+    <w:name w:val="TableNormal"/>
+    <w:tblPr>
+      <w:tblCellMar>
+        <w:top w:w="100" w:type="dxa"/>
+        <w:left w:w="100" w:type="dxa"/>
+        <w:bottom w:w="100" w:type="dxa"/>
+        <w:right w:w="100" w:type="dxa"/>
+      </w:tblCellMar>
+    </w:tblPr>
+  </w:style>
+  <w:style w:type="paragraph" w:styleId="Ttulo">
+    <w:name w:val="Title"/>
+    <w:basedOn w:val="Normal"/>
+    <w:next w:val="Normal"/>
+    <w:uiPriority w:val="10"/>
+    <w:qFormat/>
+    <w:pPr>
+      <w:keepNext/>
+      <w:keepLines/>
+      <w:spacing w:before="480" w:after="120"/>
+    </w:pPr>
+    <w:rPr>
+      <w:b/>
+      <w:bCs/>
+      <w:sz w:val="72"/>
+      <w:szCs w:val="72"/>
+    </w:rPr>
+  </w:style>
+  <w:style w:type="table" w:customStyle="1" w:styleId="TableNormal0">
+    <w:name w:val="Table Normal"/>
+    <w:tblPr>
+      <w:tblCellMar>
+        <w:top w:w="0" w:type="dxa"/>
+        <w:left w:w="0" w:type="dxa"/>
+        <w:bottom w:w="0" w:type="dxa"/>
+        <w:right w:w="0" w:type="dxa"/>
+      </w:tblCellMar>
+    </w:tblPr>
+  </w:style>
+  <w:style w:type="paragraph" w:styleId="NormalWeb">
+    <w:name w:val="Normal (Web)"/>
+    <w:basedOn w:val="Normal"/>
+    <w:qFormat/>
+    <w:pPr>
+      <w:suppressAutoHyphens/>
+      <w:spacing w:before="100" w:beforeAutospacing="1" w:after="100" w:afterAutospacing="1" w:line="240" w:lineRule="auto"/>
+      <w:ind w:leftChars="-1" w:left="-1" w:hangingChars="1" w:hanging="1"/>
+      <w:textDirection w:val="btLr"/>
+      <w:textAlignment w:val="top"/>
+      <w:outlineLvl w:val="0"/>
+    </w:pPr>
+    <w:rPr>
+      <w:rFonts w:ascii="Times New Roman" w:eastAsia="Times New Roman" w:hAnsi="Times New Roman" w:cs="Times New Roman"/>
+      <w:position w:val="-1"/>
+      <w:sz w:val="24"/>
+      <w:szCs w:val="24"/>
+      <w:lang w:eastAsia="es-VE"/>
+    </w:rPr>
+  </w:style>
+  <w:style w:type="character" w:customStyle="1" w:styleId="apple-converted-space">
+    <w:name w:val="apple-converted-space"/>
+    <w:basedOn w:val="Fuentedeprrafopredeter"/>
     <w:rPr>
       <w:w w:val="100"/>
       <w:position w:val="-1"/>
@@ -2801,157 +2636,42 @@
       <w:vertAlign w:val="baseline"/>
       <w:cs w:val="0"/>
       <w:em w:val="none"/>
-      <w:lang/>
     </w:rPr>
   </w:style>
-  <w:style w:type="table" w:styleId="Tablanormal">
-    <w:name w:val="Tabla normal"/>
-    <w:next w:val="Tablanormal"/>
-    <w:autoRedefine w:val="0"/>
-    <w:hidden w:val="0"/>
-    <w:qFormat w:val="1"/>
-    <w:pPr>
-      <w:suppressAutoHyphens w:val="1"/>
-      <w:spacing w:line="1" w:lineRule="atLeast"/>
-      <w:ind w:leftChars="-1" w:rightChars="0" w:firstLineChars="-1"/>
-      <w:textDirection w:val="btLr"/>
-      <w:textAlignment w:val="top"/>
-      <w:outlineLvl w:val="0"/>
-    </w:pPr>
+  <w:style w:type="character" w:styleId="Textoennegrita">
+    <w:name w:val="Strong"/>
     <w:rPr>
+      <w:b/>
+      <w:bCs/>
       <w:w w:val="100"/>
       <w:position w:val="-1"/>
       <w:effect w:val="none"/>
       <w:vertAlign w:val="baseline"/>
       <w:cs w:val="0"/>
       <w:em w:val="none"/>
-      <w:lang/>
     </w:rPr>
-    <w:tblPr>
-      <w:jc w:val="left"/>
-      <w:tblInd w:w="0.0" w:type="dxa"/>
-      <w:tblCellMar>
-        <w:top w:w="0.0" w:type="dxa"/>
-        <w:left w:w="108.0" w:type="dxa"/>
-        <w:bottom w:w="0.0" w:type="dxa"/>
-        <w:right w:w="108.0" w:type="dxa"/>
-      </w:tblCellMar>
-    </w:tblPr>
-  </w:style>
-  <w:style w:type="numbering" w:styleId="Sinlista">
-    <w:name w:val="Sin lista"/>
-    <w:next w:val="Sinlista"/>
-    <w:autoRedefine w:val="0"/>
-    <w:hidden w:val="0"/>
-    <w:qFormat w:val="1"/>
+  </w:style>
+  <w:style w:type="paragraph" w:styleId="Prrafodelista">
+    <w:name w:val="List Paragraph"/>
+    <w:basedOn w:val="Normal"/>
     <w:pPr>
-      <w:suppressAutoHyphens w:val="1"/>
-      <w:spacing w:line="1" w:lineRule="atLeast"/>
-      <w:ind w:leftChars="-1" w:rightChars="0" w:firstLineChars="-1"/>
-      <w:textDirection w:val="btLr"/>
-      <w:textAlignment w:val="top"/>
-      <w:outlineLvl w:val="0"/>
-    </w:pPr>
-  </w:style>
-  <w:style w:type="paragraph" w:styleId="Normal(Web)">
-    <w:name w:val="Normal (Web)"/>
-    <w:basedOn w:val="Normal"/>
-    <w:next w:val="Normal(Web)"/>
-    <w:autoRedefine w:val="0"/>
-    <w:hidden w:val="0"/>
-    <w:qFormat w:val="1"/>
-    <w:pPr>
-      <w:suppressAutoHyphens w:val="1"/>
-      <w:spacing w:after="100" w:afterAutospacing="1" w:before="100" w:beforeAutospacing="1" w:line="240" w:lineRule="auto"/>
-      <w:ind w:leftChars="-1" w:rightChars="0" w:firstLineChars="-1"/>
+      <w:suppressAutoHyphens/>
+      <w:ind w:leftChars="-1" w:left="720" w:hangingChars="1" w:hanging="1"/>
+      <w:contextualSpacing/>
       <w:textDirection w:val="btLr"/>
       <w:textAlignment w:val="top"/>
       <w:outlineLvl w:val="0"/>
     </w:pPr>
     <w:rPr>
-      <w:rFonts w:ascii="Times New Roman" w:cs="Times New Roman" w:eastAsia="Times New Roman" w:hAnsi="Times New Roman"/>
-      <w:w w:val="100"/>
       <w:position w:val="-1"/>
-      <w:sz w:val="24"/>
-      <w:szCs w:val="24"/>
-      <w:effect w:val="none"/>
-      <w:vertAlign w:val="baseline"/>
-      <w:cs w:val="0"/>
-      <w:em w:val="none"/>
-      <w:lang w:bidi="ar-SA" w:eastAsia="es-VE" w:val="es-VE"/>
+      <w:lang w:eastAsia="en-US"/>
     </w:rPr>
   </w:style>
-  <w:style w:type="character" w:styleId="apple-converted-space">
-    <w:name w:val="apple-converted-space"/>
-    <w:basedOn w:val="Fuentedepárrafopredeter."/>
-    <w:next w:val="apple-converted-space"/>
-    <w:autoRedefine w:val="0"/>
-    <w:hidden w:val="0"/>
-    <w:qFormat w:val="0"/>
+  <w:style w:type="character" w:styleId="Hipervnculo">
+    <w:name w:val="Hyperlink"/>
+    <w:qFormat/>
     <w:rPr>
-      <w:w w:val="100"/>
-      <w:position w:val="-1"/>
-      <w:effect w:val="none"/>
-      <w:vertAlign w:val="baseline"/>
-      <w:cs w:val="0"/>
-      <w:em w:val="none"/>
-      <w:lang/>
-    </w:rPr>
-  </w:style>
-  <w:style w:type="character" w:styleId="Textoennegrita">
-    <w:name w:val="Texto en negrita"/>
-    <w:next w:val="Textoennegrita"/>
-    <w:autoRedefine w:val="0"/>
-    <w:hidden w:val="0"/>
-    <w:qFormat w:val="0"/>
-    <w:rPr>
-      <w:b w:val="1"/>
-      <w:bCs w:val="1"/>
-      <w:w w:val="100"/>
-      <w:position w:val="-1"/>
-      <w:effect w:val="none"/>
-      <w:vertAlign w:val="baseline"/>
-      <w:cs w:val="0"/>
-      <w:em w:val="none"/>
-      <w:lang/>
-    </w:rPr>
-  </w:style>
-  <w:style w:type="paragraph" w:styleId="Párrafodelista">
-    <w:name w:val="Párrafo de lista"/>
-    <w:basedOn w:val="Normal"/>
-    <w:next w:val="Párrafodelista"/>
-    <w:autoRedefine w:val="0"/>
-    <w:hidden w:val="0"/>
-    <w:qFormat w:val="0"/>
-    <w:pPr>
-      <w:suppressAutoHyphens w:val="1"/>
-      <w:spacing w:after="200" w:line="276" w:lineRule="auto"/>
-      <w:ind w:left="720" w:leftChars="-1" w:rightChars="0" w:firstLineChars="-1"/>
-      <w:contextualSpacing w:val="1"/>
-      <w:textDirection w:val="btLr"/>
-      <w:textAlignment w:val="top"/>
-      <w:outlineLvl w:val="0"/>
-    </w:pPr>
-    <w:rPr>
-      <w:w w:val="100"/>
-      <w:position w:val="-1"/>
-      <w:sz w:val="22"/>
-      <w:szCs w:val="22"/>
-      <w:effect w:val="none"/>
-      <w:vertAlign w:val="baseline"/>
-      <w:cs w:val="0"/>
-      <w:em w:val="none"/>
-      <w:lang w:bidi="ar-SA" w:eastAsia="en-US" w:val="es-VE"/>
-    </w:rPr>
-  </w:style>
-  <w:style w:type="character" w:styleId="Hipervínculo">
-    <w:name w:val="Hipervínculo"/>
-    <w:next w:val="Hipervínculo"/>
-    <w:autoRedefine w:val="0"/>
-    <w:hidden w:val="0"/>
-    <w:qFormat w:val="1"/>
-    <w:rPr>
-      <w:color w:val="0000ff"/>
+      <w:color w:val="0000FF"/>
       <w:w w:val="100"/>
       <w:position w:val="-1"/>
       <w:u w:val="single"/>
@@ -2959,82 +2679,56 @@
       <w:vertAlign w:val="baseline"/>
       <w:cs w:val="0"/>
       <w:em w:val="none"/>
-      <w:lang/>
     </w:rPr>
   </w:style>
-  <w:style w:type="table" w:styleId="Tablaconcuadrícula">
-    <w:name w:val="Tabla con cuadrícula"/>
+  <w:style w:type="table" w:styleId="Tablaconcuadrcula">
+    <w:name w:val="Table Grid"/>
     <w:basedOn w:val="Tablanormal"/>
-    <w:next w:val="Tablaconcuadrícula"/>
-    <w:autoRedefine w:val="0"/>
-    <w:hidden w:val="0"/>
-    <w:qFormat w:val="0"/>
     <w:pPr>
-      <w:suppressAutoHyphens w:val="1"/>
+      <w:suppressAutoHyphens/>
       <w:spacing w:after="0" w:line="240" w:lineRule="auto"/>
-      <w:ind w:leftChars="-1" w:rightChars="0" w:firstLineChars="-1"/>
+      <w:ind w:leftChars="-1" w:left="-1" w:hangingChars="1" w:hanging="1"/>
       <w:textDirection w:val="btLr"/>
       <w:textAlignment w:val="top"/>
       <w:outlineLvl w:val="0"/>
     </w:pPr>
     <w:rPr>
-      <w:w w:val="100"/>
       <w:position w:val="-1"/>
-      <w:effect w:val="none"/>
-      <w:vertAlign w:val="baseline"/>
-      <w:cs w:val="0"/>
-      <w:em w:val="none"/>
-      <w:lang/>
     </w:rPr>
     <w:tblPr>
-      <w:tblStyle w:val="Tablaconcuadrícula"/>
-      <w:jc w:val="left"/>
       <w:tblBorders>
-        <w:top w:color="000000" w:space="0" w:sz="4" w:val="single"/>
-        <w:left w:color="000000" w:space="0" w:sz="4" w:val="single"/>
-        <w:bottom w:color="000000" w:space="0" w:sz="4" w:val="single"/>
-        <w:right w:color="000000" w:space="0" w:sz="4" w:val="single"/>
-        <w:insideH w:color="000000" w:space="0" w:sz="4" w:val="single"/>
-        <w:insideV w:color="000000" w:space="0" w:sz="4" w:val="single"/>
+        <w:top w:val="single" w:sz="4" w:space="0" w:color="000000"/>
+        <w:left w:val="single" w:sz="4" w:space="0" w:color="000000"/>
+        <w:bottom w:val="single" w:sz="4" w:space="0" w:color="000000"/>
+        <w:right w:val="single" w:sz="4" w:space="0" w:color="000000"/>
+        <w:insideH w:val="single" w:sz="4" w:space="0" w:color="000000"/>
+        <w:insideV w:val="single" w:sz="4" w:space="0" w:color="000000"/>
       </w:tblBorders>
     </w:tblPr>
   </w:style>
   <w:style w:type="paragraph" w:styleId="Textocomentario">
-    <w:name w:val="Texto comentario"/>
+    <w:name w:val="annotation text"/>
     <w:basedOn w:val="Normal"/>
-    <w:next w:val="Textocomentario"/>
-    <w:autoRedefine w:val="0"/>
-    <w:hidden w:val="0"/>
-    <w:qFormat w:val="0"/>
     <w:pPr>
-      <w:suppressAutoHyphens w:val="1"/>
+      <w:suppressAutoHyphens/>
       <w:spacing w:after="0" w:line="240" w:lineRule="auto"/>
-      <w:ind w:leftChars="-1" w:rightChars="0" w:firstLineChars="-1"/>
+      <w:ind w:leftChars="-1" w:left="-1" w:hangingChars="1" w:hanging="1"/>
       <w:textDirection w:val="btLr"/>
       <w:textAlignment w:val="top"/>
       <w:outlineLvl w:val="0"/>
     </w:pPr>
     <w:rPr>
-      <w:rFonts w:ascii="Times New Roman" w:cs="Times New Roman" w:eastAsia="Times New Roman" w:hAnsi="Times New Roman"/>
-      <w:w w:val="100"/>
+      <w:rFonts w:ascii="Times New Roman" w:eastAsia="Times New Roman" w:hAnsi="Times New Roman" w:cs="Times New Roman"/>
       <w:position w:val="-1"/>
       <w:sz w:val="20"/>
       <w:szCs w:val="20"/>
-      <w:effect w:val="none"/>
-      <w:vertAlign w:val="baseline"/>
-      <w:cs w:val="0"/>
-      <w:em w:val="none"/>
-      <w:lang w:bidi="ar-SA" w:eastAsia="en-US" w:val="en-US"/>
+      <w:lang w:val="en-US" w:eastAsia="en-US"/>
     </w:rPr>
   </w:style>
-  <w:style w:type="character" w:styleId="TextocomentarioCar">
+  <w:style w:type="character" w:customStyle="1" w:styleId="TextocomentarioCar">
     <w:name w:val="Texto comentario Car"/>
-    <w:next w:val="TextocomentarioCar"/>
-    <w:autoRedefine w:val="0"/>
-    <w:hidden w:val="0"/>
-    <w:qFormat w:val="0"/>
     <w:rPr>
-      <w:rFonts w:ascii="Times New Roman" w:cs="Times New Roman" w:eastAsia="Times New Roman" w:hAnsi="Times New Roman"/>
+      <w:rFonts w:ascii="Times New Roman" w:eastAsia="Times New Roman" w:hAnsi="Times New Roman" w:cs="Times New Roman"/>
       <w:w w:val="100"/>
       <w:position w:val="-1"/>
       <w:sz w:val="20"/>
@@ -3046,16 +2740,12 @@
       <w:lang w:val="en-US"/>
     </w:rPr>
   </w:style>
-  <w:style w:type="character" w:styleId="Título1Car">
+  <w:style w:type="character" w:customStyle="1" w:styleId="Ttulo1Car">
     <w:name w:val="Título 1 Car"/>
-    <w:next w:val="Título1Car"/>
-    <w:autoRedefine w:val="0"/>
-    <w:hidden w:val="0"/>
-    <w:qFormat w:val="0"/>
     <w:rPr>
-      <w:rFonts w:ascii="Times New Roman" w:cs="Times New Roman" w:eastAsia="Times New Roman" w:hAnsi="Times New Roman"/>
-      <w:b w:val="1"/>
-      <w:bCs w:val="1"/>
+      <w:rFonts w:ascii="Times New Roman" w:eastAsia="Times New Roman" w:hAnsi="Times New Roman" w:cs="Times New Roman"/>
+      <w:b/>
+      <w:bCs/>
       <w:w w:val="100"/>
       <w:kern w:val="36"/>
       <w:position w:val="-1"/>
@@ -3068,16 +2758,12 @@
       <w:lang w:eastAsia="es-VE"/>
     </w:rPr>
   </w:style>
-  <w:style w:type="character" w:styleId="Título2Car">
+  <w:style w:type="character" w:customStyle="1" w:styleId="Ttulo2Car">
     <w:name w:val="Título 2 Car"/>
-    <w:next w:val="Título2Car"/>
-    <w:autoRedefine w:val="0"/>
-    <w:hidden w:val="0"/>
-    <w:qFormat w:val="0"/>
     <w:rPr>
-      <w:rFonts w:ascii="Times New Roman" w:cs="Times New Roman" w:eastAsia="Times New Roman" w:hAnsi="Times New Roman"/>
-      <w:b w:val="1"/>
-      <w:bCs w:val="1"/>
+      <w:rFonts w:ascii="Times New Roman" w:eastAsia="Times New Roman" w:hAnsi="Times New Roman" w:cs="Times New Roman"/>
+      <w:b/>
+      <w:bCs/>
       <w:w w:val="100"/>
       <w:position w:val="-1"/>
       <w:sz w:val="36"/>
@@ -3089,13 +2775,9 @@
       <w:lang w:eastAsia="es-VE"/>
     </w:rPr>
   </w:style>
-  <w:style w:type="character" w:styleId="vote-count-post">
+  <w:style w:type="character" w:customStyle="1" w:styleId="vote-count-post">
     <w:name w:val="vote-count-post"/>
-    <w:basedOn w:val="Fuentedepárrafopredeter."/>
-    <w:next w:val="vote-count-post"/>
-    <w:autoRedefine w:val="0"/>
-    <w:hidden w:val="0"/>
-    <w:qFormat w:val="0"/>
+    <w:basedOn w:val="Fuentedeprrafopredeter"/>
     <w:rPr>
       <w:w w:val="100"/>
       <w:position w:val="-1"/>
@@ -3103,16 +2785,11 @@
       <w:vertAlign w:val="baseline"/>
       <w:cs w:val="0"/>
       <w:em w:val="none"/>
-      <w:lang/>
     </w:rPr>
   </w:style>
-  <w:style w:type="character" w:styleId="relativetime">
+  <w:style w:type="character" w:customStyle="1" w:styleId="relativetime">
     <w:name w:val="relativetime"/>
-    <w:basedOn w:val="Fuentedepárrafopredeter."/>
-    <w:next w:val="relativetime"/>
-    <w:autoRedefine w:val="0"/>
-    <w:hidden w:val="0"/>
-    <w:qFormat w:val="0"/>
+    <w:basedOn w:val="Fuentedeprrafopredeter"/>
     <w:rPr>
       <w:w w:val="100"/>
       <w:position w:val="-1"/>
@@ -3120,16 +2797,11 @@
       <w:vertAlign w:val="baseline"/>
       <w:cs w:val="0"/>
       <w:em w:val="none"/>
-      <w:lang/>
     </w:rPr>
   </w:style>
-  <w:style w:type="character" w:styleId="reputation-score">
+  <w:style w:type="character" w:customStyle="1" w:styleId="reputation-score">
     <w:name w:val="reputation-score"/>
-    <w:basedOn w:val="Fuentedepárrafopredeter."/>
-    <w:next w:val="reputation-score"/>
-    <w:autoRedefine w:val="0"/>
-    <w:hidden w:val="0"/>
-    <w:qFormat w:val="0"/>
+    <w:basedOn w:val="Fuentedeprrafopredeter"/>
     <w:rPr>
       <w:w w:val="100"/>
       <w:position w:val="-1"/>
@@ -3137,16 +2809,11 @@
       <w:vertAlign w:val="baseline"/>
       <w:cs w:val="0"/>
       <w:em w:val="none"/>
-      <w:lang/>
     </w:rPr>
   </w:style>
-  <w:style w:type="character" w:styleId="badgecount">
+  <w:style w:type="character" w:customStyle="1" w:styleId="badgecount">
     <w:name w:val="badgecount"/>
-    <w:basedOn w:val="Fuentedepárrafopredeter."/>
-    <w:next w:val="badgecount"/>
-    <w:autoRedefine w:val="0"/>
-    <w:hidden w:val="0"/>
-    <w:qFormat w:val="0"/>
+    <w:basedOn w:val="Fuentedeprrafopredeter"/>
     <w:rPr>
       <w:w w:val="100"/>
       <w:position w:val="-1"/>
@@ -3154,16 +2821,11 @@
       <w:vertAlign w:val="baseline"/>
       <w:cs w:val="0"/>
       <w:em w:val="none"/>
-      <w:lang/>
     </w:rPr>
   </w:style>
-  <w:style w:type="character" w:styleId="cool">
+  <w:style w:type="character" w:customStyle="1" w:styleId="cool">
     <w:name w:val="cool"/>
-    <w:basedOn w:val="Fuentedepárrafopredeter."/>
-    <w:next w:val="cool"/>
-    <w:autoRedefine w:val="0"/>
-    <w:hidden w:val="0"/>
-    <w:qFormat w:val="0"/>
+    <w:basedOn w:val="Fuentedeprrafopredeter"/>
     <w:rPr>
       <w:w w:val="100"/>
       <w:position w:val="-1"/>
@@ -3171,16 +2833,11 @@
       <w:vertAlign w:val="baseline"/>
       <w:cs w:val="0"/>
       <w:em w:val="none"/>
-      <w:lang/>
     </w:rPr>
   </w:style>
-  <w:style w:type="character" w:styleId="comment-copy">
+  <w:style w:type="character" w:customStyle="1" w:styleId="comment-copy">
     <w:name w:val="comment-copy"/>
-    <w:basedOn w:val="Fuentedepárrafopredeter."/>
-    <w:next w:val="comment-copy"/>
-    <w:autoRedefine w:val="0"/>
-    <w:hidden w:val="0"/>
-    <w:qFormat w:val="0"/>
+    <w:basedOn w:val="Fuentedeprrafopredeter"/>
     <w:rPr>
       <w:w w:val="100"/>
       <w:position w:val="-1"/>
@@ -3188,16 +2845,11 @@
       <w:vertAlign w:val="baseline"/>
       <w:cs w:val="0"/>
       <w:em w:val="none"/>
-      <w:lang/>
     </w:rPr>
   </w:style>
-  <w:style w:type="character" w:styleId="comment-date">
+  <w:style w:type="character" w:customStyle="1" w:styleId="comment-date">
     <w:name w:val="comment-date"/>
-    <w:basedOn w:val="Fuentedepárrafopredeter."/>
-    <w:next w:val="comment-date"/>
-    <w:autoRedefine w:val="0"/>
-    <w:hidden w:val="0"/>
-    <w:qFormat w:val="0"/>
+    <w:basedOn w:val="Fuentedeprrafopredeter"/>
     <w:rPr>
       <w:w w:val="100"/>
       <w:position w:val="-1"/>
@@ -3205,44 +2857,45 @@
       <w:vertAlign w:val="baseline"/>
       <w:cs w:val="0"/>
       <w:em w:val="none"/>
-      <w:lang/>
     </w:rPr>
   </w:style>
-  <w:style w:type="character" w:styleId="Énfasis">
-    <w:name w:val="Énfasis"/>
-    <w:next w:val="Énfasis"/>
-    <w:autoRedefine w:val="0"/>
-    <w:hidden w:val="0"/>
-    <w:qFormat w:val="0"/>
+  <w:style w:type="character" w:styleId="nfasis">
+    <w:name w:val="Emphasis"/>
     <w:rPr>
-      <w:i w:val="1"/>
-      <w:iCs w:val="1"/>
+      <w:i/>
+      <w:iCs/>
       <w:w w:val="100"/>
       <w:position w:val="-1"/>
       <w:effect w:val="none"/>
       <w:vertAlign w:val="baseline"/>
       <w:cs w:val="0"/>
       <w:em w:val="none"/>
-      <w:lang/>
     </w:rPr>
   </w:style>
   <w:style w:type="paragraph" w:styleId="Textodeglobo">
-    <w:name w:val="Texto de globo"/>
+    <w:name w:val="Balloon Text"/>
     <w:basedOn w:val="Normal"/>
-    <w:next w:val="Textodeglobo"/>
-    <w:autoRedefine w:val="0"/>
-    <w:hidden w:val="0"/>
-    <w:qFormat w:val="1"/>
+    <w:qFormat/>
     <w:pPr>
-      <w:suppressAutoHyphens w:val="1"/>
+      <w:suppressAutoHyphens/>
       <w:spacing w:after="0" w:line="240" w:lineRule="auto"/>
-      <w:ind w:leftChars="-1" w:rightChars="0" w:firstLineChars="-1"/>
+      <w:ind w:leftChars="-1" w:left="-1" w:hangingChars="1" w:hanging="1"/>
       <w:textDirection w:val="btLr"/>
       <w:textAlignment w:val="top"/>
       <w:outlineLvl w:val="0"/>
     </w:pPr>
     <w:rPr>
-      <w:rFonts w:ascii="Tahoma" w:cs="Tahoma" w:hAnsi="Tahoma"/>
+      <w:rFonts w:ascii="Tahoma" w:hAnsi="Tahoma" w:cs="Tahoma"/>
+      <w:position w:val="-1"/>
+      <w:sz w:val="16"/>
+      <w:szCs w:val="16"/>
+      <w:lang w:eastAsia="en-US"/>
+    </w:rPr>
+  </w:style>
+  <w:style w:type="character" w:customStyle="1" w:styleId="TextodegloboCar">
+    <w:name w:val="Texto de globo Car"/>
+    <w:rPr>
+      <w:rFonts w:ascii="Tahoma" w:hAnsi="Tahoma" w:cs="Tahoma"/>
       <w:w w:val="100"/>
       <w:position w:val="-1"/>
       <w:sz w:val="16"/>
@@ -3251,38 +2904,14 @@
       <w:vertAlign w:val="baseline"/>
       <w:cs w:val="0"/>
       <w:em w:val="none"/>
-      <w:lang w:bidi="ar-SA" w:eastAsia="en-US" w:val="es-VE"/>
     </w:rPr>
   </w:style>
-  <w:style w:type="character" w:styleId="TextodegloboCar">
-    <w:name w:val="Texto de globo Car"/>
-    <w:next w:val="TextodegloboCar"/>
-    <w:autoRedefine w:val="0"/>
-    <w:hidden w:val="0"/>
-    <w:qFormat w:val="0"/>
+  <w:style w:type="character" w:customStyle="1" w:styleId="Ttulo3Car">
+    <w:name w:val="Título 3 Car"/>
     <w:rPr>
-      <w:rFonts w:ascii="Tahoma" w:cs="Tahoma" w:hAnsi="Tahoma"/>
-      <w:w w:val="100"/>
-      <w:position w:val="-1"/>
-      <w:sz w:val="16"/>
-      <w:szCs w:val="16"/>
-      <w:effect w:val="none"/>
-      <w:vertAlign w:val="baseline"/>
-      <w:cs w:val="0"/>
-      <w:em w:val="none"/>
-      <w:lang/>
-    </w:rPr>
-  </w:style>
-  <w:style w:type="character" w:styleId="Título3Car">
-    <w:name w:val="Título 3 Car"/>
-    <w:next w:val="Título3Car"/>
-    <w:autoRedefine w:val="0"/>
-    <w:hidden w:val="0"/>
-    <w:qFormat w:val="0"/>
-    <w:rPr>
-      <w:rFonts w:ascii="Cambria" w:cs="Times New Roman" w:eastAsia="Times New Roman" w:hAnsi="Cambria"/>
-      <w:b w:val="1"/>
-      <w:bCs w:val="1"/>
+      <w:rFonts w:ascii="Cambria" w:eastAsia="Times New Roman" w:hAnsi="Cambria" w:cs="Times New Roman"/>
+      <w:b/>
+      <w:bCs/>
       <w:w w:val="100"/>
       <w:position w:val="-1"/>
       <w:sz w:val="26"/>
@@ -3294,13 +2923,9 @@
       <w:lang w:eastAsia="en-US"/>
     </w:rPr>
   </w:style>
-  <w:style w:type="character" w:styleId="il_ad">
+  <w:style w:type="character" w:customStyle="1" w:styleId="ilad">
     <w:name w:val="il_ad"/>
-    <w:basedOn w:val="Fuentedepárrafopredeter."/>
-    <w:next w:val="il_ad"/>
-    <w:autoRedefine w:val="0"/>
-    <w:hidden w:val="0"/>
-    <w:qFormat w:val="0"/>
+    <w:basedOn w:val="Fuentedeprrafopredeter"/>
     <w:rPr>
       <w:w w:val="100"/>
       <w:position w:val="-1"/>
@@ -3308,46 +2933,30 @@
       <w:vertAlign w:val="baseline"/>
       <w:cs w:val="0"/>
       <w:em w:val="none"/>
-      <w:lang/>
     </w:rPr>
   </w:style>
   <w:style w:type="paragraph" w:styleId="Encabezado">
-    <w:name w:val="Encabezado"/>
+    <w:name w:val="header"/>
     <w:basedOn w:val="Normal"/>
-    <w:next w:val="Encabezado"/>
-    <w:autoRedefine w:val="0"/>
-    <w:hidden w:val="0"/>
-    <w:qFormat w:val="1"/>
+    <w:qFormat/>
     <w:pPr>
       <w:tabs>
-        <w:tab w:val="center" w:leader="none" w:pos="4419"/>
-        <w:tab w:val="right" w:leader="none" w:pos="8838"/>
+        <w:tab w:val="center" w:pos="4419"/>
+        <w:tab w:val="right" w:pos="8838"/>
       </w:tabs>
-      <w:suppressAutoHyphens w:val="1"/>
-      <w:spacing w:after="200" w:line="276" w:lineRule="auto"/>
-      <w:ind w:leftChars="-1" w:rightChars="0" w:firstLineChars="-1"/>
+      <w:suppressAutoHyphens/>
+      <w:ind w:leftChars="-1" w:left="-1" w:hangingChars="1" w:hanging="1"/>
       <w:textDirection w:val="btLr"/>
       <w:textAlignment w:val="top"/>
       <w:outlineLvl w:val="0"/>
     </w:pPr>
     <w:rPr>
-      <w:w w:val="100"/>
       <w:position w:val="-1"/>
-      <w:sz w:val="22"/>
-      <w:szCs w:val="22"/>
-      <w:effect w:val="none"/>
-      <w:vertAlign w:val="baseline"/>
-      <w:cs w:val="0"/>
-      <w:em w:val="none"/>
-      <w:lang w:bidi="ar-SA" w:eastAsia="en-US" w:val="es-VE"/>
+      <w:lang w:eastAsia="en-US"/>
     </w:rPr>
   </w:style>
-  <w:style w:type="character" w:styleId="EncabezadoCar">
+  <w:style w:type="character" w:customStyle="1" w:styleId="EncabezadoCar">
     <w:name w:val="Encabezado Car"/>
-    <w:next w:val="EncabezadoCar"/>
-    <w:autoRedefine w:val="0"/>
-    <w:hidden w:val="0"/>
-    <w:qFormat w:val="0"/>
     <w:rPr>
       <w:w w:val="100"/>
       <w:position w:val="-1"/>
@@ -3360,43 +2969,28 @@
       <w:lang w:eastAsia="en-US"/>
     </w:rPr>
   </w:style>
-  <w:style w:type="paragraph" w:styleId="Piedepágina">
-    <w:name w:val="Pie de página"/>
+  <w:style w:type="paragraph" w:styleId="Piedepgina">
+    <w:name w:val="footer"/>
     <w:basedOn w:val="Normal"/>
-    <w:next w:val="Piedepágina"/>
-    <w:autoRedefine w:val="0"/>
-    <w:hidden w:val="0"/>
-    <w:qFormat w:val="1"/>
+    <w:qFormat/>
     <w:pPr>
       <w:tabs>
-        <w:tab w:val="center" w:leader="none" w:pos="4419"/>
-        <w:tab w:val="right" w:leader="none" w:pos="8838"/>
+        <w:tab w:val="center" w:pos="4419"/>
+        <w:tab w:val="right" w:pos="8838"/>
       </w:tabs>
-      <w:suppressAutoHyphens w:val="1"/>
-      <w:spacing w:after="200" w:line="276" w:lineRule="auto"/>
-      <w:ind w:leftChars="-1" w:rightChars="0" w:firstLineChars="-1"/>
+      <w:suppressAutoHyphens/>
+      <w:ind w:leftChars="-1" w:left="-1" w:hangingChars="1" w:hanging="1"/>
       <w:textDirection w:val="btLr"/>
       <w:textAlignment w:val="top"/>
       <w:outlineLvl w:val="0"/>
     </w:pPr>
     <w:rPr>
-      <w:w w:val="100"/>
       <w:position w:val="-1"/>
-      <w:sz w:val="22"/>
-      <w:szCs w:val="22"/>
-      <w:effect w:val="none"/>
-      <w:vertAlign w:val="baseline"/>
-      <w:cs w:val="0"/>
-      <w:em w:val="none"/>
-      <w:lang w:bidi="ar-SA" w:eastAsia="en-US" w:val="es-VE"/>
+      <w:lang w:eastAsia="en-US"/>
     </w:rPr>
   </w:style>
-  <w:style w:type="character" w:styleId="PiedepáginaCar">
+  <w:style w:type="character" w:customStyle="1" w:styleId="PiedepginaCar">
     <w:name w:val="Pie de página Car"/>
-    <w:next w:val="PiedepáginaCar"/>
-    <w:autoRedefine w:val="0"/>
-    <w:hidden w:val="0"/>
-    <w:qFormat w:val="0"/>
     <w:rPr>
       <w:w w:val="100"/>
       <w:position w:val="-1"/>
@@ -3409,100 +3003,89 @@
       <w:lang w:eastAsia="en-US"/>
     </w:rPr>
   </w:style>
-  <w:style w:type="table" w:styleId="Table1">
-    <w:basedOn w:val="TableNormal"/>
+  <w:style w:type="table" w:customStyle="1" w:styleId="a">
+    <w:basedOn w:val="TableNormal0"/>
     <w:tblPr>
       <w:tblStyleRowBandSize w:val="1"/>
       <w:tblStyleColBandSize w:val="1"/>
       <w:tblCellMar>
-        <w:top w:w="0.0" w:type="dxa"/>
-        <w:left w:w="108.0" w:type="dxa"/>
-        <w:bottom w:w="0.0" w:type="dxa"/>
-        <w:right w:w="108.0" w:type="dxa"/>
+        <w:left w:w="108" w:type="dxa"/>
+        <w:right w:w="108" w:type="dxa"/>
       </w:tblCellMar>
     </w:tblPr>
   </w:style>
-  <w:style w:type="table" w:styleId="Table2">
-    <w:basedOn w:val="TableNormal"/>
+  <w:style w:type="table" w:customStyle="1" w:styleId="a0">
+    <w:basedOn w:val="TableNormal0"/>
     <w:tblPr>
       <w:tblStyleRowBandSize w:val="1"/>
       <w:tblStyleColBandSize w:val="1"/>
       <w:tblCellMar>
-        <w:top w:w="0.0" w:type="dxa"/>
-        <w:left w:w="108.0" w:type="dxa"/>
-        <w:bottom w:w="0.0" w:type="dxa"/>
-        <w:right w:w="108.0" w:type="dxa"/>
+        <w:left w:w="108" w:type="dxa"/>
+        <w:right w:w="108" w:type="dxa"/>
       </w:tblCellMar>
     </w:tblPr>
   </w:style>
-  <w:style w:type="table" w:styleId="Table3">
-    <w:basedOn w:val="TableNormal"/>
+  <w:style w:type="table" w:customStyle="1" w:styleId="a1">
+    <w:basedOn w:val="TableNormal0"/>
     <w:tblPr>
       <w:tblStyleRowBandSize w:val="1"/>
       <w:tblStyleColBandSize w:val="1"/>
       <w:tblCellMar>
-        <w:top w:w="0.0" w:type="dxa"/>
-        <w:left w:w="108.0" w:type="dxa"/>
-        <w:bottom w:w="0.0" w:type="dxa"/>
-        <w:right w:w="108.0" w:type="dxa"/>
+        <w:left w:w="108" w:type="dxa"/>
+        <w:right w:w="108" w:type="dxa"/>
       </w:tblCellMar>
     </w:tblPr>
   </w:style>
-  <w:style w:type="paragraph" w:styleId="Subtitle">
+  <w:style w:type="paragraph" w:styleId="Subttulo">
     <w:name w:val="Subtitle"/>
     <w:basedOn w:val="Normal"/>
     <w:next w:val="Normal"/>
+    <w:uiPriority w:val="11"/>
+    <w:qFormat/>
     <w:pPr>
-      <w:keepNext w:val="1"/>
-      <w:keepLines w:val="1"/>
-      <w:pageBreakBefore w:val="0"/>
-      <w:spacing w:after="80" w:before="360" w:lineRule="auto"/>
+      <w:keepNext/>
+      <w:keepLines/>
+      <w:spacing w:before="360" w:after="80"/>
     </w:pPr>
     <w:rPr>
-      <w:rFonts w:ascii="Georgia" w:cs="Georgia" w:eastAsia="Georgia" w:hAnsi="Georgia"/>
-      <w:i w:val="1"/>
-      <w:iCs w:val="1"/>
+      <w:rFonts w:ascii="Georgia" w:eastAsia="Georgia" w:hAnsi="Georgia" w:cs="Georgia"/>
+      <w:i/>
+      <w:iCs/>
       <w:color w:val="666666"/>
       <w:sz w:val="48"/>
       <w:szCs w:val="48"/>
     </w:rPr>
   </w:style>
-  <w:style w:type="table" w:styleId="Table1">
-    <w:basedOn w:val="TableNormal"/>
+  <w:style w:type="table" w:customStyle="1" w:styleId="a2">
+    <w:basedOn w:val="TableNormal0"/>
     <w:tblPr>
       <w:tblStyleRowBandSize w:val="1"/>
       <w:tblStyleColBandSize w:val="1"/>
       <w:tblCellMar>
-        <w:top w:w="0.0" w:type="dxa"/>
-        <w:left w:w="108.0" w:type="dxa"/>
-        <w:bottom w:w="0.0" w:type="dxa"/>
-        <w:right w:w="108.0" w:type="dxa"/>
+        <w:left w:w="108" w:type="dxa"/>
+        <w:right w:w="108" w:type="dxa"/>
       </w:tblCellMar>
     </w:tblPr>
   </w:style>
-  <w:style w:type="table" w:styleId="Table2">
-    <w:basedOn w:val="TableNormal"/>
+  <w:style w:type="table" w:customStyle="1" w:styleId="a3">
+    <w:basedOn w:val="TableNormal0"/>
     <w:tblPr>
       <w:tblStyleRowBandSize w:val="1"/>
       <w:tblStyleColBandSize w:val="1"/>
       <w:tblCellMar>
-        <w:top w:w="0.0" w:type="dxa"/>
-        <w:left w:w="108.0" w:type="dxa"/>
-        <w:bottom w:w="0.0" w:type="dxa"/>
-        <w:right w:w="108.0" w:type="dxa"/>
+        <w:left w:w="108" w:type="dxa"/>
+        <w:right w:w="108" w:type="dxa"/>
       </w:tblCellMar>
     </w:tblPr>
   </w:style>
-  <w:style w:type="table" w:styleId="Table3">
-    <w:basedOn w:val="TableNormal"/>
+  <w:style w:type="table" w:customStyle="1" w:styleId="a4">
+    <w:basedOn w:val="TableNormal0"/>
     <w:tblPr>
       <w:tblStyleRowBandSize w:val="1"/>
       <w:tblStyleColBandSize w:val="1"/>
       <w:tblCellMar>
-        <w:top w:w="0.0" w:type="dxa"/>
-        <w:left w:w="108.0" w:type="dxa"/>
-        <w:bottom w:w="0.0" w:type="dxa"/>
-        <w:right w:w="108.0" w:type="dxa"/>
+        <w:left w:w="108" w:type="dxa"/>
+        <w:right w:w="108" w:type="dxa"/>
       </w:tblCellMar>
     </w:tblPr>
   </w:style>
@@ -3829,17 +3412,17 @@
 </a:theme>
 </file>
 
-<file path=customXML/item1.xml><?xml version="1.0" encoding="utf-8"?>
+<file path=customXml/item1.xml><?xml version="1.0" encoding="utf-8"?>
 <go:gDocsCustomXmlDataStorage xmlns:go="http://customooxmlschemas.google.com/" xmlns:r="http://schemas.openxmlformats.org/officeDocument/2006/relationships" uri="GoogleDocsCustomDataVersion2">
   <go:docsCustomData xmlns:go="http://customooxmlschemas.google.com/" roundtripDataSignature="AMtx7mjZFAGYmu5FVi8dxlRgpBkvvHvWqA==">CgMxLjA4AHIhMTZlU0Fva3Z5SDlaZlJzN2Z6ckFnY0lHakNyWTA1aTkw</go:docsCustomData>
 </go:gDocsCustomXmlDataStorage>
 </file>
 
-<file path=customXML/itemProps1.xml><?xml version="1.0" encoding="utf-8"?>
+<file path=customXml/itemProps1.xml><?xml version="1.0" encoding="utf-8"?>
 <ds:datastoreItem xmlns:ds="http://schemas.openxmlformats.org/officeDocument/2006/customXml" ds:itemID="{11111111-1234-1234-1234-123412341234}">
   <ds:schemaRefs>
+    <ds:schemaRef ds:uri="http://customooxmlschemas.google.com/"/>
     <ds:schemaRef ds:uri="http://schemas.openxmlformats.org/officeDocument/2006/relationships"/>
-    <ds:schemaRef ds:uri="http://customooxmlschemas.google.com/"/>
   </ds:schemaRefs>
 </ds:datastoreItem>
 </file>